--- a/Report/Design_Report.docx
+++ b/Report/Design_Report.docx
@@ -27,10 +27,7 @@
         <w:pStyle w:val="Subtitle"/>
       </w:pPr>
       <w:r>
-        <w:t>By</w:t>
-      </w:r>
-      <w:r>
-        <w:t xml:space="preserve"> :</w:t>
+        <w:t>By:</w:t>
       </w:r>
     </w:p>
     <w:p>
@@ -108,20 +105,91 @@
         <w:t>Lecturer name: Keith Nolan</w:t>
       </w:r>
     </w:p>
-    <w:p/>
-    <w:p/>
-    <w:p/>
-    <w:p/>
-    <w:p/>
-    <w:p/>
-    <w:p/>
-    <w:p/>
     <w:p>
       <w:pPr>
         <w:ind w:firstLine="0"/>
       </w:pPr>
       <w:r>
+        <w:rPr>
+          <w:noProof/>
+        </w:rPr>
+        <w:drawing>
+          <wp:anchor distT="0" distB="0" distL="114300" distR="114300" simplePos="0" relativeHeight="251658240" behindDoc="0" locked="0" layoutInCell="1" allowOverlap="1" wp14:anchorId="4C81BD6F" wp14:editId="4A91306B">
+            <wp:simplePos x="0" y="0"/>
+            <wp:positionH relativeFrom="margin">
+              <wp:align>center</wp:align>
+            </wp:positionH>
+            <wp:positionV relativeFrom="paragraph">
+              <wp:posOffset>471624</wp:posOffset>
+            </wp:positionV>
+            <wp:extent cx="3677920" cy="2094865"/>
+            <wp:effectExtent l="0" t="0" r="0" b="635"/>
+            <wp:wrapTopAndBottom/>
+            <wp:docPr id="730431410" name="Picture 1" descr="OLLSCOIL TEICNEOLAￃﾍOCHTA BHAILE ATHA CLIATH DUBLIN TECHNOLOGICAL UNIVERSITY DUBLIN&#10;&#10;AI-generated content may be incorrect."/>
+            <wp:cNvGraphicFramePr>
+              <a:graphicFrameLocks xmlns:a="http://schemas.openxmlformats.org/drawingml/2006/main" noChangeAspect="1"/>
+            </wp:cNvGraphicFramePr>
+            <a:graphic xmlns:a="http://schemas.openxmlformats.org/drawingml/2006/main">
+              <a:graphicData uri="http://schemas.openxmlformats.org/drawingml/2006/picture">
+                <pic:pic xmlns:pic="http://schemas.openxmlformats.org/drawingml/2006/picture">
+                  <pic:nvPicPr>
+                    <pic:cNvPr id="730431410" name="Picture 1" descr="OLLSCOIL TEICNEOLAￃﾍOCHTA BHAILE ATHA CLIATH DUBLIN TECHNOLOGICAL UNIVERSITY DUBLIN&#10;&#10;AI-generated content may be incorrect."/>
+                    <pic:cNvPicPr>
+                      <a:picLocks noChangeAspect="1" noChangeArrowheads="1"/>
+                    </pic:cNvPicPr>
+                  </pic:nvPicPr>
+                  <pic:blipFill>
+                    <a:blip r:embed="rId9">
+                      <a:extLst>
+                        <a:ext uri="{28A0092B-C50C-407E-A947-70E740481C1C}">
+                          <a14:useLocalDpi xmlns:a14="http://schemas.microsoft.com/office/drawing/2010/main" val="0"/>
+                        </a:ext>
+                      </a:extLst>
+                    </a:blip>
+                    <a:srcRect/>
+                    <a:stretch>
+                      <a:fillRect/>
+                    </a:stretch>
+                  </pic:blipFill>
+                  <pic:spPr bwMode="auto">
+                    <a:xfrm>
+                      <a:off x="0" y="0"/>
+                      <a:ext cx="3677920" cy="2094865"/>
+                    </a:xfrm>
+                    <a:prstGeom prst="rect">
+                      <a:avLst/>
+                    </a:prstGeom>
+                    <a:noFill/>
+                    <a:ln>
+                      <a:noFill/>
+                    </a:ln>
+                  </pic:spPr>
+                </pic:pic>
+              </a:graphicData>
+            </a:graphic>
+          </wp:anchor>
+        </w:drawing>
+      </w:r>
+    </w:p>
+    <w:p>
+      <w:pPr>
+        <w:ind w:firstLine="0"/>
+      </w:pPr>
+    </w:p>
+    <w:p>
+      <w:pPr>
+        <w:pStyle w:val="Heading1"/>
+      </w:pPr>
+      <w:r>
         <w:lastRenderedPageBreak/>
+        <w:t>Project overview</w:t>
+      </w:r>
+    </w:p>
+    <w:p>
+      <w:pPr>
+        <w:ind w:firstLine="0"/>
+      </w:pPr>
+      <w:r>
         <w:t xml:space="preserve">Universities provide </w:t>
       </w:r>
       <w:r>
@@ -131,7 +199,13 @@
         <w:t xml:space="preserve">; </w:t>
       </w:r>
       <w:r>
-        <w:t>academic supports, timetables, societies,</w:t>
+        <w:t xml:space="preserve">academic </w:t>
+      </w:r>
+      <w:r>
+        <w:t>support</w:t>
+      </w:r>
+      <w:r>
+        <w:t>, timetables, societies,</w:t>
       </w:r>
       <w:r>
         <w:t xml:space="preserve"> </w:t>
@@ -159,6 +233,81 @@
       </w:r>
       <w:r>
         <w:t>information, or struggle to know where to go for help</w:t>
+      </w:r>
+      <w:r>
+        <w:t>.</w:t>
+      </w:r>
+      <w:r>
+        <w:t xml:space="preserve"> </w:t>
+      </w:r>
+      <w:r>
+        <w:t>The Campus Life Companion aims to act as a single, student-</w:t>
+      </w:r>
+      <w:r>
+        <w:t>centered</w:t>
+      </w:r>
+      <w:r>
+        <w:t xml:space="preserve"> point</w:t>
+      </w:r>
+      <w:r>
+        <w:t xml:space="preserve"> </w:t>
+      </w:r>
+      <w:r>
+        <w:t>of support that brings</w:t>
+      </w:r>
+      <w:r>
+        <w:t xml:space="preserve"> </w:t>
+      </w:r>
+      <w:r>
+        <w:t>together relevant campus information and services in a clear and accessible way. Rather than</w:t>
+      </w:r>
+      <w:r>
+        <w:t xml:space="preserve"> </w:t>
+      </w:r>
+      <w:r>
+        <w:t>replacing existing university systems, it is intended to help students discover, understand, and engage</w:t>
+      </w:r>
+      <w:r>
+        <w:t xml:space="preserve"> </w:t>
+      </w:r>
+      <w:r>
+        <w:t>with what is already available to them at the right time.</w:t>
+      </w:r>
+      <w:r>
+        <w:t xml:space="preserve"> </w:t>
+      </w:r>
+      <w:r>
+        <w:t>The system focuses on improving</w:t>
+      </w:r>
+      <w:r>
+        <w:t xml:space="preserve"> </w:t>
+      </w:r>
+      <w:r>
+        <w:t>the student experience by reducing confusion, improving access to</w:t>
+      </w:r>
+      <w:r>
+        <w:t xml:space="preserve"> </w:t>
+      </w:r>
+      <w:r>
+        <w:t>information, and supporting</w:t>
+      </w:r>
+      <w:r>
+        <w:t xml:space="preserve"> </w:t>
+      </w:r>
+      <w:r>
+        <w:t>students in making informed decisions about their academic and</w:t>
+      </w:r>
+      <w:r>
+        <w:t xml:space="preserve"> </w:t>
+      </w:r>
+      <w:r>
+        <w:t>campus life. It is particularly valuable for first-year students, who may be unfamiliar with university</w:t>
+      </w:r>
+      <w:r>
+        <w:t xml:space="preserve"> </w:t>
+      </w:r>
+      <w:r>
+        <w:t>structures and expectations, but it can also support returning students and staff</w:t>
       </w:r>
       <w:r>
         <w:t>.</w:t>
@@ -170,10 +319,10 @@
       </w:pPr>
     </w:p>
     <w:sectPr>
-      <w:headerReference w:type="default" r:id="rId9"/>
-      <w:footerReference w:type="default" r:id="rId10"/>
-      <w:headerReference w:type="first" r:id="rId11"/>
-      <w:footerReference w:type="first" r:id="rId12"/>
+      <w:headerReference w:type="default" r:id="rId10"/>
+      <w:footerReference w:type="default" r:id="rId11"/>
+      <w:headerReference w:type="first" r:id="rId12"/>
+      <w:footerReference w:type="first" r:id="rId13"/>
       <w:pgSz w:w="12240" w:h="15840"/>
       <w:pgMar w:top="1440" w:right="1440" w:bottom="1440" w:left="1440" w:header="720" w:footer="720" w:gutter="0"/>
       <w:cols w:space="720"/>
@@ -1012,7 +1161,6 @@
   <w:style w:type="character" w:default="1" w:styleId="DefaultParagraphFont">
     <w:name w:val="Default Paragraph Font"/>
     <w:uiPriority w:val="1"/>
-    <w:semiHidden/>
     <w:unhideWhenUsed/>
   </w:style>
   <w:style w:type="table" w:default="1" w:styleId="TableNormal">

--- a/Report/Design_Report.docx
+++ b/Report/Design_Report.docx
@@ -186,137 +186,161 @@
       </w:r>
     </w:p>
     <w:p>
+      <w:r>
+        <w:t xml:space="preserve">Universities provide </w:t>
+      </w:r>
+      <w:r>
+        <w:t>many services</w:t>
+      </w:r>
+      <w:r>
+        <w:t xml:space="preserve">; </w:t>
+      </w:r>
+      <w:r>
+        <w:t xml:space="preserve">academic </w:t>
+      </w:r>
+      <w:r>
+        <w:t>support</w:t>
+      </w:r>
+      <w:r>
+        <w:t>, timetables, societies,</w:t>
+      </w:r>
+      <w:r>
+        <w:t xml:space="preserve"> </w:t>
+      </w:r>
+      <w:r>
+        <w:t>well-being</w:t>
+      </w:r>
+      <w:r>
+        <w:t xml:space="preserve"> resources, events, and administrative processes; but these are often spread across</w:t>
+      </w:r>
+      <w:r>
+        <w:t xml:space="preserve"> </w:t>
+      </w:r>
+      <w:r>
+        <w:t>multiple systems, websites, and emails. As a result, students</w:t>
+      </w:r>
+      <w:r>
+        <w:t xml:space="preserve"> and staff</w:t>
+      </w:r>
+      <w:r>
+        <w:t xml:space="preserve"> can feel overwhelmed, miss important</w:t>
+      </w:r>
+      <w:r>
+        <w:t xml:space="preserve"> </w:t>
+      </w:r>
+      <w:r>
+        <w:t>information, or struggle to know where to go for help</w:t>
+      </w:r>
+      <w:r>
+        <w:t>.</w:t>
+      </w:r>
+      <w:r>
+        <w:t xml:space="preserve"> </w:t>
+      </w:r>
+      <w:r>
+        <w:t>The Campus Life Companion aims to act as a single, student-centered point</w:t>
+      </w:r>
+      <w:r>
+        <w:t xml:space="preserve"> </w:t>
+      </w:r>
+      <w:r>
+        <w:t>of support that brings</w:t>
+      </w:r>
+      <w:r>
+        <w:t xml:space="preserve"> </w:t>
+      </w:r>
+      <w:r>
+        <w:t>together relevant campus information and services in a clear and accessible way. Rather than</w:t>
+      </w:r>
+      <w:r>
+        <w:t xml:space="preserve"> </w:t>
+      </w:r>
+      <w:r>
+        <w:t>replacing existing university systems, it is intended to help students discover, understand, and engage</w:t>
+      </w:r>
+      <w:r>
+        <w:t xml:space="preserve"> </w:t>
+      </w:r>
+      <w:r>
+        <w:t>with what is already available to them at the right time.</w:t>
+      </w:r>
+      <w:r>
+        <w:t xml:space="preserve"> </w:t>
+      </w:r>
+      <w:r>
+        <w:t>The system focuses on improving</w:t>
+      </w:r>
+      <w:r>
+        <w:t xml:space="preserve"> </w:t>
+      </w:r>
+      <w:r>
+        <w:t>the student experience by reducing confusion, improving access to</w:t>
+      </w:r>
+      <w:r>
+        <w:t xml:space="preserve"> </w:t>
+      </w:r>
+      <w:r>
+        <w:t>information, and supporting</w:t>
+      </w:r>
+      <w:r>
+        <w:t xml:space="preserve"> </w:t>
+      </w:r>
+      <w:r>
+        <w:t>students in making informed decisions about their academic and</w:t>
+      </w:r>
+      <w:r>
+        <w:t xml:space="preserve"> </w:t>
+      </w:r>
+      <w:r>
+        <w:t>campus life. It is particularly valuable for first-year students, who may be unfamiliar with university</w:t>
+      </w:r>
+      <w:r>
+        <w:t xml:space="preserve"> </w:t>
+      </w:r>
+      <w:r>
+        <w:t>structures and expectations, but it can also support returning students and staff</w:t>
+      </w:r>
+      <w:r>
+        <w:t>.</w:t>
+      </w:r>
+    </w:p>
+    <w:p>
       <w:pPr>
         <w:ind w:firstLine="0"/>
       </w:pPr>
-      <w:r>
-        <w:t xml:space="preserve">Universities provide </w:t>
-      </w:r>
-      <w:r>
-        <w:t>many services</w:t>
-      </w:r>
-      <w:r>
-        <w:t xml:space="preserve">; </w:t>
-      </w:r>
-      <w:r>
-        <w:t xml:space="preserve">academic </w:t>
-      </w:r>
-      <w:r>
-        <w:t>support</w:t>
-      </w:r>
-      <w:r>
-        <w:t>, timetables, societies,</w:t>
-      </w:r>
-      <w:r>
-        <w:t xml:space="preserve"> </w:t>
-      </w:r>
-      <w:r>
-        <w:t>well-being</w:t>
-      </w:r>
-      <w:r>
-        <w:t xml:space="preserve"> resources, events, and administrative processes; but these are often spread across</w:t>
-      </w:r>
-      <w:r>
-        <w:t xml:space="preserve"> </w:t>
-      </w:r>
-      <w:r>
-        <w:t>multiple systems, websites, and emails. As a result, students</w:t>
-      </w:r>
-      <w:r>
-        <w:t xml:space="preserve"> and staff</w:t>
-      </w:r>
-      <w:r>
-        <w:t xml:space="preserve"> can feel overwhelmed, miss important</w:t>
-      </w:r>
-      <w:r>
-        <w:t xml:space="preserve"> </w:t>
-      </w:r>
-      <w:r>
-        <w:t>information, or struggle to know where to go for help</w:t>
-      </w:r>
-      <w:r>
-        <w:t>.</w:t>
-      </w:r>
-      <w:r>
-        <w:t xml:space="preserve"> </w:t>
-      </w:r>
-      <w:r>
-        <w:t>The Campus Life Companion aims to act as a single, student-</w:t>
-      </w:r>
-      <w:r>
-        <w:t>centered</w:t>
-      </w:r>
-      <w:r>
-        <w:t xml:space="preserve"> point</w:t>
-      </w:r>
-      <w:r>
-        <w:t xml:space="preserve"> </w:t>
-      </w:r>
-      <w:r>
-        <w:t>of support that brings</w:t>
-      </w:r>
-      <w:r>
-        <w:t xml:space="preserve"> </w:t>
-      </w:r>
-      <w:r>
-        <w:t>together relevant campus information and services in a clear and accessible way. Rather than</w:t>
-      </w:r>
-      <w:r>
-        <w:t xml:space="preserve"> </w:t>
-      </w:r>
-      <w:r>
-        <w:t>replacing existing university systems, it is intended to help students discover, understand, and engage</w:t>
-      </w:r>
-      <w:r>
-        <w:t xml:space="preserve"> </w:t>
-      </w:r>
-      <w:r>
-        <w:t>with what is already available to them at the right time.</w:t>
-      </w:r>
-      <w:r>
-        <w:t xml:space="preserve"> </w:t>
-      </w:r>
-      <w:r>
-        <w:t>The system focuses on improving</w:t>
-      </w:r>
-      <w:r>
-        <w:t xml:space="preserve"> </w:t>
-      </w:r>
-      <w:r>
-        <w:t>the student experience by reducing confusion, improving access to</w:t>
-      </w:r>
-      <w:r>
-        <w:t xml:space="preserve"> </w:t>
-      </w:r>
-      <w:r>
-        <w:t>information, and supporting</w:t>
-      </w:r>
-      <w:r>
-        <w:t xml:space="preserve"> </w:t>
-      </w:r>
-      <w:r>
-        <w:t>students in making informed decisions about their academic and</w:t>
-      </w:r>
-      <w:r>
-        <w:t xml:space="preserve"> </w:t>
-      </w:r>
-      <w:r>
-        <w:t>campus life. It is particularly valuable for first-year students, who may be unfamiliar with university</w:t>
-      </w:r>
-      <w:r>
-        <w:t xml:space="preserve"> </w:t>
-      </w:r>
-      <w:r>
-        <w:t>structures and expectations, but it can also support returning students and staff</w:t>
-      </w:r>
-      <w:r>
-        <w:t>.</w:t>
-      </w:r>
     </w:p>
     <w:p>
       <w:pPr>
-        <w:ind w:firstLine="0"/>
+        <w:pStyle w:val="Heading1"/>
       </w:pPr>
+      <w:r>
+        <w:t>Target users</w:t>
+      </w:r>
+    </w:p>
+    <w:p>
+      <w:r>
+        <w:t xml:space="preserve">The Campus Life Companion is a </w:t>
+      </w:r>
+      <w:r>
+        <w:t xml:space="preserve">particularly designed for first-year students who are mostly unfamiliar with the university structure to make informed decisions and adjust to their academic and campus life. It is also designed to help returning students in navigating their campus life. </w:t>
+      </w:r>
+      <w:r>
+        <w:t xml:space="preserve">It allows students to access their timetables for classes and exams, register to attend events of their interest, book library study rooms and </w:t>
+      </w:r>
+    </w:p>
+    <w:p>
+      <w:r>
+        <w:t>In addition to that, the system is powerful tool for staff such lectures, community</w:t>
+      </w:r>
+      <w:r>
+        <w:t xml:space="preserve"> members</w:t>
+      </w:r>
+      <w:r>
+        <w:t xml:space="preserve"> and event organizers to be directly connected with the students</w:t>
+      </w:r>
+      <w:r>
+        <w:t xml:space="preserve"> on one integrated system rather than separate systems</w:t>
+      </w:r>
     </w:p>
     <w:sectPr>
       <w:headerReference w:type="default" r:id="rId10"/>
@@ -1880,35 +1904,6 @@
 </file>
 
 <file path=customXml/item1.xml><?xml version="1.0" encoding="utf-8"?>
-<p:properties xmlns:p="http://schemas.microsoft.com/office/2006/metadata/properties" xmlns:xsi="http://www.w3.org/2001/XMLSchema-instance" xmlns:pc="http://schemas.microsoft.com/office/infopath/2007/PartnerControls">
-  <documentManagement>
-    <_ip_UnifiedCompliancePolicyUIAction xmlns="http://schemas.microsoft.com/sharepoint/v3" xsi:nil="true"/>
-    <Image xmlns="71af3243-3dd4-4a8d-8c0d-dd76da1f02a5">
-      <Url xsi:nil="true"/>
-      <Description xsi:nil="true"/>
-    </Image>
-    <Status xmlns="71af3243-3dd4-4a8d-8c0d-dd76da1f02a5">Not started</Status>
-    <Background xmlns="71af3243-3dd4-4a8d-8c0d-dd76da1f02a5">false</Background>
-    <_ip_UnifiedCompliancePolicyProperties xmlns="http://schemas.microsoft.com/sharepoint/v3" xsi:nil="true"/>
-    <ImageTagsTaxHTField xmlns="71af3243-3dd4-4a8d-8c0d-dd76da1f02a5">
-      <Terms xmlns="http://schemas.microsoft.com/office/infopath/2007/PartnerControls"/>
-    </ImageTagsTaxHTField>
-    <TaxCatchAll xmlns="230e9df3-be65-4c73-a93b-d1236ebd677e" xsi:nil="true"/>
-    <MediaServiceKeyPoints xmlns="71af3243-3dd4-4a8d-8c0d-dd76da1f02a5" xsi:nil="true"/>
-  </documentManagement>
-</p:properties>
-</file>
-
-<file path=customXml/item2.xml><?xml version="1.0" encoding="utf-8"?>
-<?mso-contentType ?>
-<FormTemplates xmlns="http://schemas.microsoft.com/sharepoint/v3/contenttype/forms">
-  <Display>DocumentLibraryForm</Display>
-  <Edit>DocumentLibraryForm</Edit>
-  <New>DocumentLibraryForm</New>
-</FormTemplates>
-</file>
-
-<file path=customXml/item3.xml><?xml version="1.0" encoding="utf-8"?>
 <ct:contentTypeSchema xmlns:ct="http://schemas.microsoft.com/office/2006/metadata/contentType" xmlns:ma="http://schemas.microsoft.com/office/2006/metadata/properties/metaAttributes" ct:_="" ma:_="" ma:contentTypeName="Document" ma:contentTypeID="0x01010079F111ED35F8CC479449609E8A0923A6" ma:contentTypeVersion="26" ma:contentTypeDescription="Create a new document." ma:contentTypeScope="" ma:versionID="ac37c1753acd5e330d2062ccec26ea66">
   <xsd:schema xmlns:xsd="http://www.w3.org/2001/XMLSchema" xmlns:xs="http://www.w3.org/2001/XMLSchema" xmlns:p="http://schemas.microsoft.com/office/2006/metadata/properties" xmlns:ns1="http://schemas.microsoft.com/sharepoint/v3" xmlns:ns2="71af3243-3dd4-4a8d-8c0d-dd76da1f02a5" xmlns:ns3="16c05727-aa75-4e4a-9b5f-8a80a1165891" xmlns:ns4="230e9df3-be65-4c73-a93b-d1236ebd677e" targetNamespace="http://schemas.microsoft.com/office/2006/metadata/properties" ma:root="true" ma:fieldsID="3b340c7101c92c5120abd06486f94548" ns1:_="" ns2:_="" ns3:_="" ns4:_="">
     <xsd:import namespace="http://schemas.microsoft.com/sharepoint/v3"/>
@@ -2208,27 +2203,36 @@
 </ct:contentTypeSchema>
 </file>
 
-<file path=customXml/itemProps1.xml><?xml version="1.0" encoding="utf-8"?>
-<ds:datastoreItem xmlns:ds="http://schemas.openxmlformats.org/officeDocument/2006/customXml" ds:itemID="{C7DCE20C-610A-4626-841D-1F10857B445E}">
-  <ds:schemaRefs>
-    <ds:schemaRef ds:uri="http://schemas.microsoft.com/office/2006/metadata/properties"/>
-    <ds:schemaRef ds:uri="http://schemas.microsoft.com/office/infopath/2007/PartnerControls"/>
-    <ds:schemaRef ds:uri="http://schemas.microsoft.com/sharepoint/v3"/>
-    <ds:schemaRef ds:uri="71af3243-3dd4-4a8d-8c0d-dd76da1f02a5"/>
-    <ds:schemaRef ds:uri="230e9df3-be65-4c73-a93b-d1236ebd677e"/>
-  </ds:schemaRefs>
-</ds:datastoreItem>
+<file path=customXml/item2.xml><?xml version="1.0" encoding="utf-8"?>
+<?mso-contentType ?>
+<FormTemplates xmlns="http://schemas.microsoft.com/sharepoint/v3/contenttype/forms">
+  <Display>DocumentLibraryForm</Display>
+  <Edit>DocumentLibraryForm</Edit>
+  <New>DocumentLibraryForm</New>
+</FormTemplates>
 </file>
 
-<file path=customXml/itemProps2.xml><?xml version="1.0" encoding="utf-8"?>
-<ds:datastoreItem xmlns:ds="http://schemas.openxmlformats.org/officeDocument/2006/customXml" ds:itemID="{2D686CB8-6245-413C-A355-156513A377FC}">
-  <ds:schemaRefs>
-    <ds:schemaRef ds:uri="http://schemas.microsoft.com/sharepoint/v3/contenttype/forms"/>
-  </ds:schemaRefs>
-</ds:datastoreItem>
+<file path=customXml/item3.xml><?xml version="1.0" encoding="utf-8"?>
+<p:properties xmlns:p="http://schemas.microsoft.com/office/2006/metadata/properties" xmlns:xsi="http://www.w3.org/2001/XMLSchema-instance" xmlns:pc="http://schemas.microsoft.com/office/infopath/2007/PartnerControls">
+  <documentManagement>
+    <_ip_UnifiedCompliancePolicyUIAction xmlns="http://schemas.microsoft.com/sharepoint/v3" xsi:nil="true"/>
+    <Image xmlns="71af3243-3dd4-4a8d-8c0d-dd76da1f02a5">
+      <Url xsi:nil="true"/>
+      <Description xsi:nil="true"/>
+    </Image>
+    <Status xmlns="71af3243-3dd4-4a8d-8c0d-dd76da1f02a5">Not started</Status>
+    <Background xmlns="71af3243-3dd4-4a8d-8c0d-dd76da1f02a5">false</Background>
+    <_ip_UnifiedCompliancePolicyProperties xmlns="http://schemas.microsoft.com/sharepoint/v3" xsi:nil="true"/>
+    <ImageTagsTaxHTField xmlns="71af3243-3dd4-4a8d-8c0d-dd76da1f02a5">
+      <Terms xmlns="http://schemas.microsoft.com/office/infopath/2007/PartnerControls"/>
+    </ImageTagsTaxHTField>
+    <TaxCatchAll xmlns="230e9df3-be65-4c73-a93b-d1236ebd677e" xsi:nil="true"/>
+    <MediaServiceKeyPoints xmlns="71af3243-3dd4-4a8d-8c0d-dd76da1f02a5" xsi:nil="true"/>
+  </documentManagement>
+</p:properties>
 </file>
 
-<file path=customXml/itemProps3.xml><?xml version="1.0" encoding="utf-8"?>
+<file path=customXml/itemProps1.xml><?xml version="1.0" encoding="utf-8"?>
 <ds:datastoreItem xmlns:ds="http://schemas.openxmlformats.org/officeDocument/2006/customXml" ds:itemID="{3B411A11-DDA3-4BC4-B0BC-14026E6D5DF4}">
   <ds:schemaRefs>
     <ds:schemaRef ds:uri="http://schemas.microsoft.com/office/2006/metadata/contentType"/>
@@ -2247,4 +2251,24 @@
     <ds:schemaRef ds:uri="http://schemas.microsoft.com/internal/obd"/>
   </ds:schemaRefs>
 </ds:datastoreItem>
+</file>
+
+<file path=customXml/itemProps2.xml><?xml version="1.0" encoding="utf-8"?>
+<ds:datastoreItem xmlns:ds="http://schemas.openxmlformats.org/officeDocument/2006/customXml" ds:itemID="{2D686CB8-6245-413C-A355-156513A377FC}">
+  <ds:schemaRefs>
+    <ds:schemaRef ds:uri="http://schemas.microsoft.com/sharepoint/v3/contenttype/forms"/>
+  </ds:schemaRefs>
+</ds:datastoreItem>
+</file>
+
+<file path=customXml/itemProps3.xml><?xml version="1.0" encoding="utf-8"?>
+<ds:datastoreItem xmlns:ds="http://schemas.openxmlformats.org/officeDocument/2006/customXml" ds:itemID="{C7DCE20C-610A-4626-841D-1F10857B445E}">
+  <ds:schemaRefs>
+    <ds:schemaRef ds:uri="http://schemas.microsoft.com/office/2006/metadata/properties"/>
+    <ds:schemaRef ds:uri="http://schemas.microsoft.com/office/infopath/2007/PartnerControls"/>
+    <ds:schemaRef ds:uri="http://schemas.microsoft.com/sharepoint/v3"/>
+    <ds:schemaRef ds:uri="71af3243-3dd4-4a8d-8c0d-dd76da1f02a5"/>
+    <ds:schemaRef ds:uri="230e9df3-be65-4c73-a93b-d1236ebd677e"/>
+  </ds:schemaRefs>
+</ds:datastoreItem>
 </file>
--- a/Report/Design_Report.docx
+++ b/Report/Design_Report.docx
@@ -330,7 +330,13 @@
     </w:p>
     <w:p>
       <w:r>
-        <w:t>In addition to that, the system is powerful tool for staff such lectures, community</w:t>
+        <w:t>In addition to that, the system is</w:t>
+      </w:r>
+      <w:r>
+        <w:t xml:space="preserve"> a</w:t>
+      </w:r>
+      <w:r>
+        <w:t xml:space="preserve"> powerful tool for staff such lectures, community</w:t>
       </w:r>
       <w:r>
         <w:t xml:space="preserve"> members</w:t>
@@ -341,7 +347,423 @@
       <w:r>
         <w:t xml:space="preserve"> on one integrated system rather than separate systems</w:t>
       </w:r>
+      <w:r>
+        <w:t>.</w:t>
+      </w:r>
     </w:p>
+    <w:p/>
+    <w:p/>
+    <w:p>
+      <w:pPr>
+        <w:pStyle w:val="Heading1"/>
+      </w:pPr>
+      <w:r>
+        <w:lastRenderedPageBreak/>
+        <w:t>System design</w:t>
+      </w:r>
+    </w:p>
+    <w:p>
+      <w:r>
+        <w:t>Input, processes, output</w:t>
+      </w:r>
+    </w:p>
+    <w:p>
+      <w:r>
+        <w:t xml:space="preserve">The system will collect data from the users to be able to </w:t>
+      </w:r>
+      <w:r>
+        <w:t>complete</w:t>
+      </w:r>
+      <w:r>
+        <w:t xml:space="preserve"> its functions</w:t>
+      </w:r>
+      <w:r>
+        <w:t xml:space="preserve"> and give the right outputs and results. The table below shows the inputs the app receives, the processes and the results coming out of it.</w:t>
+      </w:r>
+    </w:p>
+    <w:tbl>
+      <w:tblPr>
+        <w:tblStyle w:val="ListTable3-Accent1"/>
+        <w:tblW w:w="0" w:type="auto"/>
+        <w:tblLook w:val="01A0" w:firstRow="1" w:lastRow="0" w:firstColumn="1" w:lastColumn="1" w:noHBand="0" w:noVBand="0"/>
+      </w:tblPr>
+      <w:tblGrid>
+        <w:gridCol w:w="3116"/>
+        <w:gridCol w:w="3117"/>
+        <w:gridCol w:w="3117"/>
+      </w:tblGrid>
+      <w:tr>
+        <w:trPr>
+          <w:cnfStyle w:val="100000000000" w:firstRow="1" w:lastRow="0" w:firstColumn="0" w:lastColumn="0" w:oddVBand="0" w:evenVBand="0" w:oddHBand="0" w:evenHBand="0" w:firstRowFirstColumn="0" w:firstRowLastColumn="0" w:lastRowFirstColumn="0" w:lastRowLastColumn="0"/>
+        </w:trPr>
+        <w:tc>
+          <w:tcPr>
+            <w:cnfStyle w:val="001000000100" w:firstRow="0" w:lastRow="0" w:firstColumn="1" w:lastColumn="0" w:oddVBand="0" w:evenVBand="0" w:oddHBand="0" w:evenHBand="0" w:firstRowFirstColumn="1" w:firstRowLastColumn="0" w:lastRowFirstColumn="0" w:lastRowLastColumn="0"/>
+            <w:tcW w:w="3116" w:type="dxa"/>
+            <w:shd w:val="clear" w:color="auto" w:fill="B4C6E7" w:themeFill="accent1" w:themeFillTint="66"/>
+          </w:tcPr>
+          <w:p>
+            <w:pPr>
+              <w:spacing w:line="240" w:lineRule="auto"/>
+              <w:ind w:firstLine="0"/>
+              <w:jc w:val="center"/>
+              <w:rPr>
+                <w:b w:val="0"/>
+                <w:bCs w:val="0"/>
+              </w:rPr>
+            </w:pPr>
+            <w:r>
+              <w:rPr>
+                <w:b w:val="0"/>
+                <w:bCs w:val="0"/>
+              </w:rPr>
+              <w:t xml:space="preserve">Input </w:t>
+            </w:r>
+          </w:p>
+        </w:tc>
+        <w:tc>
+          <w:tcPr>
+            <w:cnfStyle w:val="000010000000" w:firstRow="0" w:lastRow="0" w:firstColumn="0" w:lastColumn="0" w:oddVBand="1" w:evenVBand="0" w:oddHBand="0" w:evenHBand="0" w:firstRowFirstColumn="0" w:firstRowLastColumn="0" w:lastRowFirstColumn="0" w:lastRowLastColumn="0"/>
+            <w:tcW w:w="3117" w:type="dxa"/>
+            <w:shd w:val="clear" w:color="auto" w:fill="B4C6E7" w:themeFill="accent1" w:themeFillTint="66"/>
+          </w:tcPr>
+          <w:p>
+            <w:pPr>
+              <w:spacing w:line="240" w:lineRule="auto"/>
+              <w:ind w:firstLine="0"/>
+              <w:jc w:val="center"/>
+              <w:rPr>
+                <w:b w:val="0"/>
+                <w:bCs w:val="0"/>
+              </w:rPr>
+            </w:pPr>
+            <w:r>
+              <w:rPr>
+                <w:b w:val="0"/>
+                <w:bCs w:val="0"/>
+              </w:rPr>
+              <w:t xml:space="preserve">Process </w:t>
+            </w:r>
+          </w:p>
+        </w:tc>
+        <w:tc>
+          <w:tcPr>
+            <w:cnfStyle w:val="000100001000" w:firstRow="0" w:lastRow="0" w:firstColumn="0" w:lastColumn="1" w:oddVBand="0" w:evenVBand="0" w:oddHBand="0" w:evenHBand="0" w:firstRowFirstColumn="0" w:firstRowLastColumn="1" w:lastRowFirstColumn="0" w:lastRowLastColumn="0"/>
+            <w:tcW w:w="3117" w:type="dxa"/>
+            <w:shd w:val="clear" w:color="auto" w:fill="B4C6E7" w:themeFill="accent1" w:themeFillTint="66"/>
+          </w:tcPr>
+          <w:p>
+            <w:pPr>
+              <w:spacing w:line="240" w:lineRule="auto"/>
+              <w:ind w:firstLine="0"/>
+              <w:jc w:val="center"/>
+              <w:rPr>
+                <w:b w:val="0"/>
+                <w:bCs w:val="0"/>
+              </w:rPr>
+            </w:pPr>
+            <w:r>
+              <w:rPr>
+                <w:b w:val="0"/>
+                <w:bCs w:val="0"/>
+              </w:rPr>
+              <w:t xml:space="preserve">Output </w:t>
+            </w:r>
+          </w:p>
+        </w:tc>
+      </w:tr>
+      <w:tr>
+        <w:trPr>
+          <w:cnfStyle w:val="000000100000" w:firstRow="0" w:lastRow="0" w:firstColumn="0" w:lastColumn="0" w:oddVBand="0" w:evenVBand="0" w:oddHBand="1" w:evenHBand="0" w:firstRowFirstColumn="0" w:firstRowLastColumn="0" w:lastRowFirstColumn="0" w:lastRowLastColumn="0"/>
+        </w:trPr>
+        <w:tc>
+          <w:tcPr>
+            <w:cnfStyle w:val="001000000000" w:firstRow="0" w:lastRow="0" w:firstColumn="1" w:lastColumn="0" w:oddVBand="0" w:evenVBand="0" w:oddHBand="0" w:evenHBand="0" w:firstRowFirstColumn="0" w:firstRowLastColumn="0" w:lastRowFirstColumn="0" w:lastRowLastColumn="0"/>
+            <w:tcW w:w="3116" w:type="dxa"/>
+          </w:tcPr>
+          <w:p>
+            <w:pPr>
+              <w:spacing w:line="240" w:lineRule="auto"/>
+              <w:ind w:firstLine="0"/>
+              <w:rPr>
+                <w:b w:val="0"/>
+                <w:bCs w:val="0"/>
+              </w:rPr>
+            </w:pPr>
+            <w:r>
+              <w:rPr>
+                <w:b w:val="0"/>
+                <w:bCs w:val="0"/>
+              </w:rPr>
+              <w:t>User email &amp; password</w:t>
+            </w:r>
+          </w:p>
+        </w:tc>
+        <w:tc>
+          <w:tcPr>
+            <w:cnfStyle w:val="000010000000" w:firstRow="0" w:lastRow="0" w:firstColumn="0" w:lastColumn="0" w:oddVBand="1" w:evenVBand="0" w:oddHBand="0" w:evenHBand="0" w:firstRowFirstColumn="0" w:firstRowLastColumn="0" w:lastRowFirstColumn="0" w:lastRowLastColumn="0"/>
+            <w:tcW w:w="3117" w:type="dxa"/>
+          </w:tcPr>
+          <w:p>
+            <w:pPr>
+              <w:spacing w:line="240" w:lineRule="auto"/>
+              <w:ind w:firstLine="0"/>
+            </w:pPr>
+            <w:r>
+              <w:t>Authenticating the information and matching it to the system user and password</w:t>
+            </w:r>
+          </w:p>
+        </w:tc>
+        <w:tc>
+          <w:tcPr>
+            <w:cnfStyle w:val="000100000000" w:firstRow="0" w:lastRow="0" w:firstColumn="0" w:lastColumn="1" w:oddVBand="0" w:evenVBand="0" w:oddHBand="0" w:evenHBand="0" w:firstRowFirstColumn="0" w:firstRowLastColumn="0" w:lastRowFirstColumn="0" w:lastRowLastColumn="0"/>
+            <w:tcW w:w="3117" w:type="dxa"/>
+          </w:tcPr>
+          <w:p>
+            <w:pPr>
+              <w:spacing w:line="240" w:lineRule="auto"/>
+              <w:ind w:firstLine="0"/>
+              <w:rPr>
+                <w:b w:val="0"/>
+                <w:bCs w:val="0"/>
+              </w:rPr>
+            </w:pPr>
+            <w:r>
+              <w:rPr>
+                <w:b w:val="0"/>
+                <w:bCs w:val="0"/>
+              </w:rPr>
+              <w:t>Allow user to login into the system account</w:t>
+            </w:r>
+          </w:p>
+        </w:tc>
+      </w:tr>
+      <w:tr>
+        <w:tc>
+          <w:tcPr>
+            <w:cnfStyle w:val="001000000000" w:firstRow="0" w:lastRow="0" w:firstColumn="1" w:lastColumn="0" w:oddVBand="0" w:evenVBand="0" w:oddHBand="0" w:evenHBand="0" w:firstRowFirstColumn="0" w:firstRowLastColumn="0" w:lastRowFirstColumn="0" w:lastRowLastColumn="0"/>
+            <w:tcW w:w="3116" w:type="dxa"/>
+          </w:tcPr>
+          <w:p>
+            <w:pPr>
+              <w:spacing w:line="240" w:lineRule="auto"/>
+              <w:ind w:firstLine="0"/>
+              <w:rPr>
+                <w:b w:val="0"/>
+                <w:bCs w:val="0"/>
+              </w:rPr>
+            </w:pPr>
+            <w:r>
+              <w:rPr>
+                <w:b w:val="0"/>
+                <w:bCs w:val="0"/>
+              </w:rPr>
+              <w:t>timetable</w:t>
+            </w:r>
+          </w:p>
+        </w:tc>
+        <w:tc>
+          <w:tcPr>
+            <w:cnfStyle w:val="000010000000" w:firstRow="0" w:lastRow="0" w:firstColumn="0" w:lastColumn="0" w:oddVBand="1" w:evenVBand="0" w:oddHBand="0" w:evenHBand="0" w:firstRowFirstColumn="0" w:firstRowLastColumn="0" w:lastRowFirstColumn="0" w:lastRowLastColumn="0"/>
+            <w:tcW w:w="3117" w:type="dxa"/>
+          </w:tcPr>
+          <w:p>
+            <w:pPr>
+              <w:spacing w:line="240" w:lineRule="auto"/>
+              <w:ind w:firstLine="0"/>
+            </w:pPr>
+            <w:r>
+              <w:t>Retrieve timetable information from university system</w:t>
+            </w:r>
+          </w:p>
+        </w:tc>
+        <w:tc>
+          <w:tcPr>
+            <w:cnfStyle w:val="000100000000" w:firstRow="0" w:lastRow="0" w:firstColumn="0" w:lastColumn="1" w:oddVBand="0" w:evenVBand="0" w:oddHBand="0" w:evenHBand="0" w:firstRowFirstColumn="0" w:firstRowLastColumn="0" w:lastRowFirstColumn="0" w:lastRowLastColumn="0"/>
+            <w:tcW w:w="3117" w:type="dxa"/>
+          </w:tcPr>
+          <w:p>
+            <w:pPr>
+              <w:spacing w:line="240" w:lineRule="auto"/>
+              <w:ind w:firstLine="0"/>
+              <w:rPr>
+                <w:b w:val="0"/>
+                <w:bCs w:val="0"/>
+              </w:rPr>
+            </w:pPr>
+            <w:r>
+              <w:rPr>
+                <w:b w:val="0"/>
+                <w:bCs w:val="0"/>
+              </w:rPr>
+              <w:t>Display classes schedule, times, location and exams timetable</w:t>
+            </w:r>
+          </w:p>
+        </w:tc>
+      </w:tr>
+      <w:tr>
+        <w:trPr>
+          <w:cnfStyle w:val="000000100000" w:firstRow="0" w:lastRow="0" w:firstColumn="0" w:lastColumn="0" w:oddVBand="0" w:evenVBand="0" w:oddHBand="1" w:evenHBand="0" w:firstRowFirstColumn="0" w:firstRowLastColumn="0" w:lastRowFirstColumn="0" w:lastRowLastColumn="0"/>
+        </w:trPr>
+        <w:tc>
+          <w:tcPr>
+            <w:cnfStyle w:val="001000000000" w:firstRow="0" w:lastRow="0" w:firstColumn="1" w:lastColumn="0" w:oddVBand="0" w:evenVBand="0" w:oddHBand="0" w:evenHBand="0" w:firstRowFirstColumn="0" w:firstRowLastColumn="0" w:lastRowFirstColumn="0" w:lastRowLastColumn="0"/>
+            <w:tcW w:w="3116" w:type="dxa"/>
+          </w:tcPr>
+          <w:p>
+            <w:pPr>
+              <w:spacing w:line="240" w:lineRule="auto"/>
+              <w:ind w:firstLine="0"/>
+              <w:rPr>
+                <w:b w:val="0"/>
+                <w:bCs w:val="0"/>
+              </w:rPr>
+            </w:pPr>
+            <w:r>
+              <w:rPr>
+                <w:b w:val="0"/>
+                <w:bCs w:val="0"/>
+              </w:rPr>
+              <w:t>Student profile data such as (name, profile, year, course, preferences)</w:t>
+            </w:r>
+          </w:p>
+        </w:tc>
+        <w:tc>
+          <w:tcPr>
+            <w:cnfStyle w:val="000010000000" w:firstRow="0" w:lastRow="0" w:firstColumn="0" w:lastColumn="0" w:oddVBand="1" w:evenVBand="0" w:oddHBand="0" w:evenHBand="0" w:firstRowFirstColumn="0" w:firstRowLastColumn="0" w:lastRowFirstColumn="0" w:lastRowLastColumn="0"/>
+            <w:tcW w:w="3117" w:type="dxa"/>
+          </w:tcPr>
+          <w:p>
+            <w:pPr>
+              <w:spacing w:line="240" w:lineRule="auto"/>
+              <w:ind w:firstLine="0"/>
+            </w:pPr>
+            <w:r>
+              <w:t>Match the profile information to relevant campus activities and societies</w:t>
+            </w:r>
+          </w:p>
+        </w:tc>
+        <w:tc>
+          <w:tcPr>
+            <w:cnfStyle w:val="000100000000" w:firstRow="0" w:lastRow="0" w:firstColumn="0" w:lastColumn="1" w:oddVBand="0" w:evenVBand="0" w:oddHBand="0" w:evenHBand="0" w:firstRowFirstColumn="0" w:firstRowLastColumn="0" w:lastRowFirstColumn="0" w:lastRowLastColumn="0"/>
+            <w:tcW w:w="3117" w:type="dxa"/>
+          </w:tcPr>
+          <w:p>
+            <w:pPr>
+              <w:spacing w:line="240" w:lineRule="auto"/>
+              <w:ind w:firstLine="0"/>
+              <w:rPr>
+                <w:b w:val="0"/>
+                <w:bCs w:val="0"/>
+              </w:rPr>
+            </w:pPr>
+            <w:r>
+              <w:rPr>
+                <w:b w:val="0"/>
+                <w:bCs w:val="0"/>
+              </w:rPr>
+              <w:t xml:space="preserve">Display personalized recommendations </w:t>
+            </w:r>
+          </w:p>
+        </w:tc>
+      </w:tr>
+      <w:tr>
+        <w:tc>
+          <w:tcPr>
+            <w:cnfStyle w:val="001000000000" w:firstRow="0" w:lastRow="0" w:firstColumn="1" w:lastColumn="0" w:oddVBand="0" w:evenVBand="0" w:oddHBand="0" w:evenHBand="0" w:firstRowFirstColumn="0" w:firstRowLastColumn="0" w:lastRowFirstColumn="0" w:lastRowLastColumn="0"/>
+            <w:tcW w:w="3116" w:type="dxa"/>
+          </w:tcPr>
+          <w:p>
+            <w:pPr>
+              <w:spacing w:line="240" w:lineRule="auto"/>
+              <w:ind w:firstLine="0"/>
+              <w:rPr>
+                <w:b w:val="0"/>
+                <w:bCs w:val="0"/>
+              </w:rPr>
+            </w:pPr>
+          </w:p>
+        </w:tc>
+        <w:tc>
+          <w:tcPr>
+            <w:cnfStyle w:val="000010000000" w:firstRow="0" w:lastRow="0" w:firstColumn="0" w:lastColumn="0" w:oddVBand="1" w:evenVBand="0" w:oddHBand="0" w:evenHBand="0" w:firstRowFirstColumn="0" w:firstRowLastColumn="0" w:lastRowFirstColumn="0" w:lastRowLastColumn="0"/>
+            <w:tcW w:w="3117" w:type="dxa"/>
+          </w:tcPr>
+          <w:p>
+            <w:pPr>
+              <w:spacing w:line="240" w:lineRule="auto"/>
+              <w:ind w:firstLine="0"/>
+            </w:pPr>
+          </w:p>
+        </w:tc>
+        <w:tc>
+          <w:tcPr>
+            <w:cnfStyle w:val="000100000000" w:firstRow="0" w:lastRow="0" w:firstColumn="0" w:lastColumn="1" w:oddVBand="0" w:evenVBand="0" w:oddHBand="0" w:evenHBand="0" w:firstRowFirstColumn="0" w:firstRowLastColumn="0" w:lastRowFirstColumn="0" w:lastRowLastColumn="0"/>
+            <w:tcW w:w="3117" w:type="dxa"/>
+          </w:tcPr>
+          <w:p>
+            <w:pPr>
+              <w:spacing w:line="240" w:lineRule="auto"/>
+              <w:ind w:firstLine="0"/>
+              <w:rPr>
+                <w:b w:val="0"/>
+                <w:bCs w:val="0"/>
+              </w:rPr>
+            </w:pPr>
+          </w:p>
+        </w:tc>
+      </w:tr>
+      <w:tr>
+        <w:trPr>
+          <w:cnfStyle w:val="000000100000" w:firstRow="0" w:lastRow="0" w:firstColumn="0" w:lastColumn="0" w:oddVBand="0" w:evenVBand="0" w:oddHBand="1" w:evenHBand="0" w:firstRowFirstColumn="0" w:firstRowLastColumn="0" w:lastRowFirstColumn="0" w:lastRowLastColumn="0"/>
+        </w:trPr>
+        <w:tc>
+          <w:tcPr>
+            <w:cnfStyle w:val="001000000000" w:firstRow="0" w:lastRow="0" w:firstColumn="1" w:lastColumn="0" w:oddVBand="0" w:evenVBand="0" w:oddHBand="0" w:evenHBand="0" w:firstRowFirstColumn="0" w:firstRowLastColumn="0" w:lastRowFirstColumn="0" w:lastRowLastColumn="0"/>
+            <w:tcW w:w="3116" w:type="dxa"/>
+          </w:tcPr>
+          <w:p>
+            <w:pPr>
+              <w:spacing w:line="240" w:lineRule="auto"/>
+              <w:ind w:firstLine="0"/>
+              <w:rPr>
+                <w:b w:val="0"/>
+                <w:bCs w:val="0"/>
+              </w:rPr>
+            </w:pPr>
+          </w:p>
+        </w:tc>
+        <w:tc>
+          <w:tcPr>
+            <w:cnfStyle w:val="000010000000" w:firstRow="0" w:lastRow="0" w:firstColumn="0" w:lastColumn="0" w:oddVBand="1" w:evenVBand="0" w:oddHBand="0" w:evenHBand="0" w:firstRowFirstColumn="0" w:firstRowLastColumn="0" w:lastRowFirstColumn="0" w:lastRowLastColumn="0"/>
+            <w:tcW w:w="3117" w:type="dxa"/>
+          </w:tcPr>
+          <w:p>
+            <w:pPr>
+              <w:spacing w:line="240" w:lineRule="auto"/>
+              <w:ind w:firstLine="0"/>
+            </w:pPr>
+          </w:p>
+        </w:tc>
+        <w:tc>
+          <w:tcPr>
+            <w:cnfStyle w:val="000100000000" w:firstRow="0" w:lastRow="0" w:firstColumn="0" w:lastColumn="1" w:oddVBand="0" w:evenVBand="0" w:oddHBand="0" w:evenHBand="0" w:firstRowFirstColumn="0" w:firstRowLastColumn="0" w:lastRowFirstColumn="0" w:lastRowLastColumn="0"/>
+            <w:tcW w:w="3117" w:type="dxa"/>
+          </w:tcPr>
+          <w:p>
+            <w:pPr>
+              <w:spacing w:line="240" w:lineRule="auto"/>
+              <w:ind w:firstLine="0"/>
+              <w:rPr>
+                <w:b w:val="0"/>
+                <w:bCs w:val="0"/>
+              </w:rPr>
+            </w:pPr>
+          </w:p>
+        </w:tc>
+      </w:tr>
+    </w:tbl>
+    <w:p/>
     <w:sectPr>
       <w:headerReference w:type="default" r:id="rId10"/>
       <w:footerReference w:type="default" r:id="rId11"/>
@@ -1185,6 +1607,7 @@
   <w:style w:type="character" w:default="1" w:styleId="DefaultParagraphFont">
     <w:name w:val="Default Paragraph Font"/>
     <w:uiPriority w:val="1"/>
+    <w:semiHidden/>
     <w:unhideWhenUsed/>
   </w:style>
   <w:style w:type="table" w:default="1" w:styleId="TableNormal">
@@ -1638,6 +2061,254 @@
       <w:rFonts w:asciiTheme="majorHAnsi" w:eastAsiaTheme="majorEastAsia" w:hAnsiTheme="majorHAnsi" w:cstheme="majorBidi"/>
       <w:color w:val="1F3763" w:themeColor="accent1" w:themeShade="7F"/>
     </w:rPr>
+  </w:style>
+  <w:style w:type="table" w:styleId="ListTable3">
+    <w:name w:val="List Table 3"/>
+    <w:basedOn w:val="TableNormal"/>
+    <w:uiPriority w:val="48"/>
+    <w:rsid w:val="00A73CD3"/>
+    <w:pPr>
+      <w:spacing w:after="0" w:line="240" w:lineRule="auto"/>
+    </w:pPr>
+    <w:tblPr>
+      <w:tblStyleRowBandSize w:val="1"/>
+      <w:tblStyleColBandSize w:val="1"/>
+      <w:tblBorders>
+        <w:top w:val="single" w:sz="4" w:space="0" w:color="000000" w:themeColor="text1"/>
+        <w:left w:val="single" w:sz="4" w:space="0" w:color="000000" w:themeColor="text1"/>
+        <w:bottom w:val="single" w:sz="4" w:space="0" w:color="000000" w:themeColor="text1"/>
+        <w:right w:val="single" w:sz="4" w:space="0" w:color="000000" w:themeColor="text1"/>
+      </w:tblBorders>
+    </w:tblPr>
+    <w:tblStylePr w:type="firstRow">
+      <w:rPr>
+        <w:b/>
+        <w:bCs/>
+        <w:color w:val="FFFFFF" w:themeColor="background1"/>
+      </w:rPr>
+      <w:tblPr/>
+      <w:tcPr>
+        <w:shd w:val="clear" w:color="auto" w:fill="000000" w:themeFill="text1"/>
+      </w:tcPr>
+    </w:tblStylePr>
+    <w:tblStylePr w:type="lastRow">
+      <w:rPr>
+        <w:b/>
+        <w:bCs/>
+      </w:rPr>
+      <w:tblPr/>
+      <w:tcPr>
+        <w:tcBorders>
+          <w:top w:val="double" w:sz="4" w:space="0" w:color="000000" w:themeColor="text1"/>
+        </w:tcBorders>
+        <w:shd w:val="clear" w:color="auto" w:fill="FFFFFF" w:themeFill="background1"/>
+      </w:tcPr>
+    </w:tblStylePr>
+    <w:tblStylePr w:type="firstCol">
+      <w:rPr>
+        <w:b/>
+        <w:bCs/>
+      </w:rPr>
+      <w:tblPr/>
+      <w:tcPr>
+        <w:tcBorders>
+          <w:right w:val="nil"/>
+        </w:tcBorders>
+        <w:shd w:val="clear" w:color="auto" w:fill="FFFFFF" w:themeFill="background1"/>
+      </w:tcPr>
+    </w:tblStylePr>
+    <w:tblStylePr w:type="lastCol">
+      <w:rPr>
+        <w:b/>
+        <w:bCs/>
+      </w:rPr>
+      <w:tblPr/>
+      <w:tcPr>
+        <w:tcBorders>
+          <w:left w:val="nil"/>
+        </w:tcBorders>
+        <w:shd w:val="clear" w:color="auto" w:fill="FFFFFF" w:themeFill="background1"/>
+      </w:tcPr>
+    </w:tblStylePr>
+    <w:tblStylePr w:type="band1Vert">
+      <w:tblPr/>
+      <w:tcPr>
+        <w:tcBorders>
+          <w:left w:val="single" w:sz="4" w:space="0" w:color="000000" w:themeColor="text1"/>
+          <w:right w:val="single" w:sz="4" w:space="0" w:color="000000" w:themeColor="text1"/>
+        </w:tcBorders>
+      </w:tcPr>
+    </w:tblStylePr>
+    <w:tblStylePr w:type="band1Horz">
+      <w:tblPr/>
+      <w:tcPr>
+        <w:tcBorders>
+          <w:top w:val="single" w:sz="4" w:space="0" w:color="000000" w:themeColor="text1"/>
+          <w:bottom w:val="single" w:sz="4" w:space="0" w:color="000000" w:themeColor="text1"/>
+          <w:insideH w:val="nil"/>
+        </w:tcBorders>
+      </w:tcPr>
+    </w:tblStylePr>
+    <w:tblStylePr w:type="neCell">
+      <w:tblPr/>
+      <w:tcPr>
+        <w:tcBorders>
+          <w:left w:val="nil"/>
+          <w:bottom w:val="nil"/>
+        </w:tcBorders>
+      </w:tcPr>
+    </w:tblStylePr>
+    <w:tblStylePr w:type="nwCell">
+      <w:tblPr/>
+      <w:tcPr>
+        <w:tcBorders>
+          <w:bottom w:val="nil"/>
+          <w:right w:val="nil"/>
+        </w:tcBorders>
+      </w:tcPr>
+    </w:tblStylePr>
+    <w:tblStylePr w:type="seCell">
+      <w:tblPr/>
+      <w:tcPr>
+        <w:tcBorders>
+          <w:top w:val="double" w:sz="4" w:space="0" w:color="000000" w:themeColor="text1"/>
+          <w:left w:val="nil"/>
+        </w:tcBorders>
+      </w:tcPr>
+    </w:tblStylePr>
+    <w:tblStylePr w:type="swCell">
+      <w:tblPr/>
+      <w:tcPr>
+        <w:tcBorders>
+          <w:top w:val="double" w:sz="4" w:space="0" w:color="000000" w:themeColor="text1"/>
+          <w:right w:val="nil"/>
+        </w:tcBorders>
+      </w:tcPr>
+    </w:tblStylePr>
+  </w:style>
+  <w:style w:type="table" w:styleId="ListTable3-Accent1">
+    <w:name w:val="List Table 3 Accent 1"/>
+    <w:basedOn w:val="TableNormal"/>
+    <w:uiPriority w:val="48"/>
+    <w:rsid w:val="00A73CD3"/>
+    <w:pPr>
+      <w:spacing w:after="0" w:line="240" w:lineRule="auto"/>
+    </w:pPr>
+    <w:tblPr>
+      <w:tblStyleRowBandSize w:val="1"/>
+      <w:tblStyleColBandSize w:val="1"/>
+      <w:tblBorders>
+        <w:top w:val="single" w:sz="4" w:space="0" w:color="4472C4" w:themeColor="accent1"/>
+        <w:left w:val="single" w:sz="4" w:space="0" w:color="4472C4" w:themeColor="accent1"/>
+        <w:bottom w:val="single" w:sz="4" w:space="0" w:color="4472C4" w:themeColor="accent1"/>
+        <w:right w:val="single" w:sz="4" w:space="0" w:color="4472C4" w:themeColor="accent1"/>
+      </w:tblBorders>
+    </w:tblPr>
+    <w:tblStylePr w:type="firstRow">
+      <w:rPr>
+        <w:b/>
+        <w:bCs/>
+        <w:color w:val="FFFFFF" w:themeColor="background1"/>
+      </w:rPr>
+      <w:tblPr/>
+      <w:tcPr>
+        <w:shd w:val="clear" w:color="auto" w:fill="4472C4" w:themeFill="accent1"/>
+      </w:tcPr>
+    </w:tblStylePr>
+    <w:tblStylePr w:type="lastRow">
+      <w:rPr>
+        <w:b/>
+        <w:bCs/>
+      </w:rPr>
+      <w:tblPr/>
+      <w:tcPr>
+        <w:tcBorders>
+          <w:top w:val="double" w:sz="4" w:space="0" w:color="4472C4" w:themeColor="accent1"/>
+        </w:tcBorders>
+        <w:shd w:val="clear" w:color="auto" w:fill="FFFFFF" w:themeFill="background1"/>
+      </w:tcPr>
+    </w:tblStylePr>
+    <w:tblStylePr w:type="firstCol">
+      <w:rPr>
+        <w:b/>
+        <w:bCs/>
+      </w:rPr>
+      <w:tblPr/>
+      <w:tcPr>
+        <w:tcBorders>
+          <w:right w:val="nil"/>
+        </w:tcBorders>
+        <w:shd w:val="clear" w:color="auto" w:fill="FFFFFF" w:themeFill="background1"/>
+      </w:tcPr>
+    </w:tblStylePr>
+    <w:tblStylePr w:type="lastCol">
+      <w:rPr>
+        <w:b/>
+        <w:bCs/>
+      </w:rPr>
+      <w:tblPr/>
+      <w:tcPr>
+        <w:tcBorders>
+          <w:left w:val="nil"/>
+        </w:tcBorders>
+        <w:shd w:val="clear" w:color="auto" w:fill="FFFFFF" w:themeFill="background1"/>
+      </w:tcPr>
+    </w:tblStylePr>
+    <w:tblStylePr w:type="band1Vert">
+      <w:tblPr/>
+      <w:tcPr>
+        <w:tcBorders>
+          <w:left w:val="single" w:sz="4" w:space="0" w:color="4472C4" w:themeColor="accent1"/>
+          <w:right w:val="single" w:sz="4" w:space="0" w:color="4472C4" w:themeColor="accent1"/>
+        </w:tcBorders>
+      </w:tcPr>
+    </w:tblStylePr>
+    <w:tblStylePr w:type="band1Horz">
+      <w:tblPr/>
+      <w:tcPr>
+        <w:tcBorders>
+          <w:top w:val="single" w:sz="4" w:space="0" w:color="4472C4" w:themeColor="accent1"/>
+          <w:bottom w:val="single" w:sz="4" w:space="0" w:color="4472C4" w:themeColor="accent1"/>
+          <w:insideH w:val="nil"/>
+        </w:tcBorders>
+      </w:tcPr>
+    </w:tblStylePr>
+    <w:tblStylePr w:type="neCell">
+      <w:tblPr/>
+      <w:tcPr>
+        <w:tcBorders>
+          <w:left w:val="nil"/>
+          <w:bottom w:val="nil"/>
+        </w:tcBorders>
+      </w:tcPr>
+    </w:tblStylePr>
+    <w:tblStylePr w:type="nwCell">
+      <w:tblPr/>
+      <w:tcPr>
+        <w:tcBorders>
+          <w:bottom w:val="nil"/>
+          <w:right w:val="nil"/>
+        </w:tcBorders>
+      </w:tcPr>
+    </w:tblStylePr>
+    <w:tblStylePr w:type="seCell">
+      <w:tblPr/>
+      <w:tcPr>
+        <w:tcBorders>
+          <w:top w:val="double" w:sz="4" w:space="0" w:color="4472C4" w:themeColor="accent1"/>
+          <w:left w:val="nil"/>
+        </w:tcBorders>
+      </w:tcPr>
+    </w:tblStylePr>
+    <w:tblStylePr w:type="swCell">
+      <w:tblPr/>
+      <w:tcPr>
+        <w:tcBorders>
+          <w:top w:val="double" w:sz="4" w:space="0" w:color="4472C4" w:themeColor="accent1"/>
+          <w:right w:val="nil"/>
+        </w:tcBorders>
+      </w:tcPr>
+    </w:tblStylePr>
   </w:style>
 </w:styles>
 </file>
@@ -1904,6 +2575,35 @@
 </file>
 
 <file path=customXml/item1.xml><?xml version="1.0" encoding="utf-8"?>
+<p:properties xmlns:p="http://schemas.microsoft.com/office/2006/metadata/properties" xmlns:xsi="http://www.w3.org/2001/XMLSchema-instance" xmlns:pc="http://schemas.microsoft.com/office/infopath/2007/PartnerControls">
+  <documentManagement>
+    <_ip_UnifiedCompliancePolicyUIAction xmlns="http://schemas.microsoft.com/sharepoint/v3" xsi:nil="true"/>
+    <Image xmlns="71af3243-3dd4-4a8d-8c0d-dd76da1f02a5">
+      <Url xsi:nil="true"/>
+      <Description xsi:nil="true"/>
+    </Image>
+    <Status xmlns="71af3243-3dd4-4a8d-8c0d-dd76da1f02a5">Not started</Status>
+    <Background xmlns="71af3243-3dd4-4a8d-8c0d-dd76da1f02a5">false</Background>
+    <_ip_UnifiedCompliancePolicyProperties xmlns="http://schemas.microsoft.com/sharepoint/v3" xsi:nil="true"/>
+    <ImageTagsTaxHTField xmlns="71af3243-3dd4-4a8d-8c0d-dd76da1f02a5">
+      <Terms xmlns="http://schemas.microsoft.com/office/infopath/2007/PartnerControls"/>
+    </ImageTagsTaxHTField>
+    <TaxCatchAll xmlns="230e9df3-be65-4c73-a93b-d1236ebd677e" xsi:nil="true"/>
+    <MediaServiceKeyPoints xmlns="71af3243-3dd4-4a8d-8c0d-dd76da1f02a5" xsi:nil="true"/>
+  </documentManagement>
+</p:properties>
+</file>
+
+<file path=customXml/item2.xml><?xml version="1.0" encoding="utf-8"?>
+<?mso-contentType ?>
+<FormTemplates xmlns="http://schemas.microsoft.com/sharepoint/v3/contenttype/forms">
+  <Display>DocumentLibraryForm</Display>
+  <Edit>DocumentLibraryForm</Edit>
+  <New>DocumentLibraryForm</New>
+</FormTemplates>
+</file>
+
+<file path=customXml/item3.xml><?xml version="1.0" encoding="utf-8"?>
 <ct:contentTypeSchema xmlns:ct="http://schemas.microsoft.com/office/2006/metadata/contentType" xmlns:ma="http://schemas.microsoft.com/office/2006/metadata/properties/metaAttributes" ct:_="" ma:_="" ma:contentTypeName="Document" ma:contentTypeID="0x01010079F111ED35F8CC479449609E8A0923A6" ma:contentTypeVersion="26" ma:contentTypeDescription="Create a new document." ma:contentTypeScope="" ma:versionID="ac37c1753acd5e330d2062ccec26ea66">
   <xsd:schema xmlns:xsd="http://www.w3.org/2001/XMLSchema" xmlns:xs="http://www.w3.org/2001/XMLSchema" xmlns:p="http://schemas.microsoft.com/office/2006/metadata/properties" xmlns:ns1="http://schemas.microsoft.com/sharepoint/v3" xmlns:ns2="71af3243-3dd4-4a8d-8c0d-dd76da1f02a5" xmlns:ns3="16c05727-aa75-4e4a-9b5f-8a80a1165891" xmlns:ns4="230e9df3-be65-4c73-a93b-d1236ebd677e" targetNamespace="http://schemas.microsoft.com/office/2006/metadata/properties" ma:root="true" ma:fieldsID="3b340c7101c92c5120abd06486f94548" ns1:_="" ns2:_="" ns3:_="" ns4:_="">
     <xsd:import namespace="http://schemas.microsoft.com/sharepoint/v3"/>
@@ -2203,36 +2903,27 @@
 </ct:contentTypeSchema>
 </file>
 
-<file path=customXml/item2.xml><?xml version="1.0" encoding="utf-8"?>
-<?mso-contentType ?>
-<FormTemplates xmlns="http://schemas.microsoft.com/sharepoint/v3/contenttype/forms">
-  <Display>DocumentLibraryForm</Display>
-  <Edit>DocumentLibraryForm</Edit>
-  <New>DocumentLibraryForm</New>
-</FormTemplates>
+<file path=customXml/itemProps1.xml><?xml version="1.0" encoding="utf-8"?>
+<ds:datastoreItem xmlns:ds="http://schemas.openxmlformats.org/officeDocument/2006/customXml" ds:itemID="{C7DCE20C-610A-4626-841D-1F10857B445E}">
+  <ds:schemaRefs>
+    <ds:schemaRef ds:uri="http://schemas.microsoft.com/office/2006/metadata/properties"/>
+    <ds:schemaRef ds:uri="http://schemas.microsoft.com/office/infopath/2007/PartnerControls"/>
+    <ds:schemaRef ds:uri="http://schemas.microsoft.com/sharepoint/v3"/>
+    <ds:schemaRef ds:uri="71af3243-3dd4-4a8d-8c0d-dd76da1f02a5"/>
+    <ds:schemaRef ds:uri="230e9df3-be65-4c73-a93b-d1236ebd677e"/>
+  </ds:schemaRefs>
+</ds:datastoreItem>
 </file>
 
-<file path=customXml/item3.xml><?xml version="1.0" encoding="utf-8"?>
-<p:properties xmlns:p="http://schemas.microsoft.com/office/2006/metadata/properties" xmlns:xsi="http://www.w3.org/2001/XMLSchema-instance" xmlns:pc="http://schemas.microsoft.com/office/infopath/2007/PartnerControls">
-  <documentManagement>
-    <_ip_UnifiedCompliancePolicyUIAction xmlns="http://schemas.microsoft.com/sharepoint/v3" xsi:nil="true"/>
-    <Image xmlns="71af3243-3dd4-4a8d-8c0d-dd76da1f02a5">
-      <Url xsi:nil="true"/>
-      <Description xsi:nil="true"/>
-    </Image>
-    <Status xmlns="71af3243-3dd4-4a8d-8c0d-dd76da1f02a5">Not started</Status>
-    <Background xmlns="71af3243-3dd4-4a8d-8c0d-dd76da1f02a5">false</Background>
-    <_ip_UnifiedCompliancePolicyProperties xmlns="http://schemas.microsoft.com/sharepoint/v3" xsi:nil="true"/>
-    <ImageTagsTaxHTField xmlns="71af3243-3dd4-4a8d-8c0d-dd76da1f02a5">
-      <Terms xmlns="http://schemas.microsoft.com/office/infopath/2007/PartnerControls"/>
-    </ImageTagsTaxHTField>
-    <TaxCatchAll xmlns="230e9df3-be65-4c73-a93b-d1236ebd677e" xsi:nil="true"/>
-    <MediaServiceKeyPoints xmlns="71af3243-3dd4-4a8d-8c0d-dd76da1f02a5" xsi:nil="true"/>
-  </documentManagement>
-</p:properties>
+<file path=customXml/itemProps2.xml><?xml version="1.0" encoding="utf-8"?>
+<ds:datastoreItem xmlns:ds="http://schemas.openxmlformats.org/officeDocument/2006/customXml" ds:itemID="{2D686CB8-6245-413C-A355-156513A377FC}">
+  <ds:schemaRefs>
+    <ds:schemaRef ds:uri="http://schemas.microsoft.com/sharepoint/v3/contenttype/forms"/>
+  </ds:schemaRefs>
+</ds:datastoreItem>
 </file>
 
-<file path=customXml/itemProps1.xml><?xml version="1.0" encoding="utf-8"?>
+<file path=customXml/itemProps3.xml><?xml version="1.0" encoding="utf-8"?>
 <ds:datastoreItem xmlns:ds="http://schemas.openxmlformats.org/officeDocument/2006/customXml" ds:itemID="{3B411A11-DDA3-4BC4-B0BC-14026E6D5DF4}">
   <ds:schemaRefs>
     <ds:schemaRef ds:uri="http://schemas.microsoft.com/office/2006/metadata/contentType"/>
@@ -2251,24 +2942,4 @@
     <ds:schemaRef ds:uri="http://schemas.microsoft.com/internal/obd"/>
   </ds:schemaRefs>
 </ds:datastoreItem>
-</file>
-
-<file path=customXml/itemProps2.xml><?xml version="1.0" encoding="utf-8"?>
-<ds:datastoreItem xmlns:ds="http://schemas.openxmlformats.org/officeDocument/2006/customXml" ds:itemID="{2D686CB8-6245-413C-A355-156513A377FC}">
-  <ds:schemaRefs>
-    <ds:schemaRef ds:uri="http://schemas.microsoft.com/sharepoint/v3/contenttype/forms"/>
-  </ds:schemaRefs>
-</ds:datastoreItem>
-</file>
-
-<file path=customXml/itemProps3.xml><?xml version="1.0" encoding="utf-8"?>
-<ds:datastoreItem xmlns:ds="http://schemas.openxmlformats.org/officeDocument/2006/customXml" ds:itemID="{C7DCE20C-610A-4626-841D-1F10857B445E}">
-  <ds:schemaRefs>
-    <ds:schemaRef ds:uri="http://schemas.microsoft.com/office/2006/metadata/properties"/>
-    <ds:schemaRef ds:uri="http://schemas.microsoft.com/office/infopath/2007/PartnerControls"/>
-    <ds:schemaRef ds:uri="http://schemas.microsoft.com/sharepoint/v3"/>
-    <ds:schemaRef ds:uri="71af3243-3dd4-4a8d-8c0d-dd76da1f02a5"/>
-    <ds:schemaRef ds:uri="230e9df3-be65-4c73-a93b-d1236ebd677e"/>
-  </ds:schemaRefs>
-</ds:datastoreItem>
 </file>
--- a/Report/Design_Report.docx
+++ b/Report/Design_Report.docx
@@ -26,9 +26,11 @@
       <w:pPr>
         <w:pStyle w:val="Subtitle"/>
       </w:pPr>
+      <w:proofErr w:type="gramStart"/>
       <w:r>
         <w:t>By:</w:t>
       </w:r>
+      <w:proofErr w:type="gramEnd"/>
     </w:p>
     <w:p>
       <w:pPr>
@@ -533,7 +535,23 @@
                 <w:b w:val="0"/>
                 <w:bCs w:val="0"/>
               </w:rPr>
-              <w:t>Allow user to login into the system account</w:t>
+              <w:t xml:space="preserve">Allow </w:t>
+            </w:r>
+            <w:proofErr w:type="gramStart"/>
+            <w:r>
+              <w:rPr>
+                <w:b w:val="0"/>
+                <w:bCs w:val="0"/>
+              </w:rPr>
+              <w:t>user</w:t>
+            </w:r>
+            <w:proofErr w:type="gramEnd"/>
+            <w:r>
+              <w:rPr>
+                <w:b w:val="0"/>
+                <w:bCs w:val="0"/>
+              </w:rPr>
+              <w:t xml:space="preserve"> to login into the system account</w:t>
             </w:r>
           </w:p>
         </w:tc>
@@ -553,6 +571,13 @@
                 <w:bCs w:val="0"/>
               </w:rPr>
             </w:pPr>
+            <w:r>
+              <w:rPr>
+                <w:b w:val="0"/>
+                <w:bCs w:val="0"/>
+              </w:rPr>
+              <w:t xml:space="preserve">Student </w:t>
+            </w:r>
             <w:r>
               <w:rPr>
                 <w:b w:val="0"/>
@@ -624,7 +649,21 @@
                 <w:b w:val="0"/>
                 <w:bCs w:val="0"/>
               </w:rPr>
-              <w:t>Student profile data such as (name, profile, year, course, preferences)</w:t>
+              <w:t>Student profile data such as (name, profil</w:t>
+            </w:r>
+            <w:r>
+              <w:rPr>
+                <w:b w:val="0"/>
+                <w:bCs w:val="0"/>
+              </w:rPr>
+              <w:t>e</w:t>
+            </w:r>
+            <w:r>
+              <w:rPr>
+                <w:b w:val="0"/>
+                <w:bCs w:val="0"/>
+              </w:rPr>
+              <w:t>, preferences)</w:t>
             </w:r>
           </w:p>
         </w:tc>
@@ -682,6 +721,13 @@
                 <w:bCs w:val="0"/>
               </w:rPr>
             </w:pPr>
+            <w:r>
+              <w:rPr>
+                <w:b w:val="0"/>
+                <w:bCs w:val="0"/>
+              </w:rPr>
+              <w:t xml:space="preserve">Feedback </w:t>
+            </w:r>
           </w:p>
         </w:tc>
         <w:tc>
@@ -694,6 +740,9 @@
               <w:spacing w:line="240" w:lineRule="auto"/>
               <w:ind w:firstLine="0"/>
             </w:pPr>
+            <w:r>
+              <w:t>System stores and analyses feedback for review</w:t>
+            </w:r>
           </w:p>
         </w:tc>
         <w:tc>
@@ -710,6 +759,13 @@
                 <w:bCs w:val="0"/>
               </w:rPr>
             </w:pPr>
+            <w:r>
+              <w:rPr>
+                <w:b w:val="0"/>
+                <w:bCs w:val="0"/>
+              </w:rPr>
+              <w:t>Confirmation message that the feedback has been submitted</w:t>
+            </w:r>
           </w:p>
         </w:tc>
       </w:tr>
@@ -731,6 +787,13 @@
                 <w:bCs w:val="0"/>
               </w:rPr>
             </w:pPr>
+            <w:r>
+              <w:rPr>
+                <w:b w:val="0"/>
+                <w:bCs w:val="0"/>
+              </w:rPr>
+              <w:t>Live location</w:t>
+            </w:r>
           </w:p>
         </w:tc>
         <w:tc>
@@ -743,6 +806,17 @@
               <w:spacing w:line="240" w:lineRule="auto"/>
               <w:ind w:firstLine="0"/>
             </w:pPr>
+            <w:r>
+              <w:t xml:space="preserve">The system connects the </w:t>
+            </w:r>
+            <w:proofErr w:type="gramStart"/>
+            <w:r>
+              <w:t>student’s</w:t>
+            </w:r>
+            <w:proofErr w:type="gramEnd"/>
+            <w:r>
+              <w:t xml:space="preserve"> location to the campus map and finds routes</w:t>
+            </w:r>
           </w:p>
         </w:tc>
         <w:tc>
@@ -759,11 +833,388 @@
                 <w:bCs w:val="0"/>
               </w:rPr>
             </w:pPr>
+            <w:r>
+              <w:rPr>
+                <w:b w:val="0"/>
+                <w:bCs w:val="0"/>
+              </w:rPr>
+              <w:t xml:space="preserve">Display </w:t>
+            </w:r>
+            <w:r>
+              <w:rPr>
+                <w:b w:val="0"/>
+                <w:bCs w:val="0"/>
+              </w:rPr>
+              <w:t xml:space="preserve">navigation </w:t>
+            </w:r>
+            <w:r>
+              <w:rPr>
+                <w:b w:val="0"/>
+                <w:bCs w:val="0"/>
+              </w:rPr>
+              <w:t xml:space="preserve">route </w:t>
+            </w:r>
+          </w:p>
+        </w:tc>
+      </w:tr>
+      <w:tr>
+        <w:tc>
+          <w:tcPr>
+            <w:cnfStyle w:val="001000000000" w:firstRow="0" w:lastRow="0" w:firstColumn="1" w:lastColumn="0" w:oddVBand="0" w:evenVBand="0" w:oddHBand="0" w:evenHBand="0" w:firstRowFirstColumn="0" w:firstRowLastColumn="0" w:lastRowFirstColumn="0" w:lastRowLastColumn="0"/>
+            <w:tcW w:w="3116" w:type="dxa"/>
+          </w:tcPr>
+          <w:p>
+            <w:pPr>
+              <w:spacing w:line="240" w:lineRule="auto"/>
+              <w:ind w:firstLine="0"/>
+              <w:rPr>
+                <w:b w:val="0"/>
+                <w:bCs w:val="0"/>
+              </w:rPr>
+            </w:pPr>
+            <w:r>
+              <w:rPr>
+                <w:b w:val="0"/>
+                <w:bCs w:val="0"/>
+              </w:rPr>
+              <w:t xml:space="preserve">Event applications and attendance </w:t>
+            </w:r>
+          </w:p>
+        </w:tc>
+        <w:tc>
+          <w:tcPr>
+            <w:cnfStyle w:val="000010000000" w:firstRow="0" w:lastRow="0" w:firstColumn="0" w:lastColumn="0" w:oddVBand="1" w:evenVBand="0" w:oddHBand="0" w:evenHBand="0" w:firstRowFirstColumn="0" w:firstRowLastColumn="0" w:lastRowFirstColumn="0" w:lastRowLastColumn="0"/>
+            <w:tcW w:w="3117" w:type="dxa"/>
+          </w:tcPr>
+          <w:p>
+            <w:pPr>
+              <w:spacing w:line="240" w:lineRule="auto"/>
+              <w:ind w:firstLine="0"/>
+            </w:pPr>
+            <w:r>
+              <w:t>System analyses student’s preferences</w:t>
+            </w:r>
+          </w:p>
+        </w:tc>
+        <w:tc>
+          <w:tcPr>
+            <w:cnfStyle w:val="000100000000" w:firstRow="0" w:lastRow="0" w:firstColumn="0" w:lastColumn="1" w:oddVBand="0" w:evenVBand="0" w:oddHBand="0" w:evenHBand="0" w:firstRowFirstColumn="0" w:firstRowLastColumn="0" w:lastRowFirstColumn="0" w:lastRowLastColumn="0"/>
+            <w:tcW w:w="3117" w:type="dxa"/>
+          </w:tcPr>
+          <w:p>
+            <w:pPr>
+              <w:spacing w:line="240" w:lineRule="auto"/>
+              <w:ind w:firstLine="0"/>
+              <w:rPr>
+                <w:b w:val="0"/>
+                <w:bCs w:val="0"/>
+              </w:rPr>
+            </w:pPr>
+            <w:r>
+              <w:rPr>
+                <w:b w:val="0"/>
+                <w:bCs w:val="0"/>
+              </w:rPr>
+              <w:t>Recommending related events</w:t>
+            </w:r>
+          </w:p>
+        </w:tc>
+      </w:tr>
+      <w:tr>
+        <w:trPr>
+          <w:cnfStyle w:val="000000100000" w:firstRow="0" w:lastRow="0" w:firstColumn="0" w:lastColumn="0" w:oddVBand="0" w:evenVBand="0" w:oddHBand="1" w:evenHBand="0" w:firstRowFirstColumn="0" w:firstRowLastColumn="0" w:lastRowFirstColumn="0" w:lastRowLastColumn="0"/>
+        </w:trPr>
+        <w:tc>
+          <w:tcPr>
+            <w:cnfStyle w:val="001000000000" w:firstRow="0" w:lastRow="0" w:firstColumn="1" w:lastColumn="0" w:oddVBand="0" w:evenVBand="0" w:oddHBand="0" w:evenHBand="0" w:firstRowFirstColumn="0" w:firstRowLastColumn="0" w:lastRowFirstColumn="0" w:lastRowLastColumn="0"/>
+            <w:tcW w:w="3116" w:type="dxa"/>
+          </w:tcPr>
+          <w:p>
+            <w:pPr>
+              <w:spacing w:line="240" w:lineRule="auto"/>
+              <w:ind w:firstLine="0"/>
+              <w:rPr>
+                <w:b w:val="0"/>
+                <w:bCs w:val="0"/>
+              </w:rPr>
+            </w:pPr>
+            <w:r>
+              <w:rPr>
+                <w:b w:val="0"/>
+                <w:bCs w:val="0"/>
+              </w:rPr>
+              <w:t>Course data</w:t>
+            </w:r>
+            <w:r>
+              <w:rPr>
+                <w:b w:val="0"/>
+                <w:bCs w:val="0"/>
+              </w:rPr>
+              <w:t xml:space="preserve"> &amp; year</w:t>
+            </w:r>
+          </w:p>
+        </w:tc>
+        <w:tc>
+          <w:tcPr>
+            <w:cnfStyle w:val="000010000000" w:firstRow="0" w:lastRow="0" w:firstColumn="0" w:lastColumn="0" w:oddVBand="1" w:evenVBand="0" w:oddHBand="0" w:evenHBand="0" w:firstRowFirstColumn="0" w:firstRowLastColumn="0" w:lastRowFirstColumn="0" w:lastRowLastColumn="0"/>
+            <w:tcW w:w="3117" w:type="dxa"/>
+          </w:tcPr>
+          <w:p>
+            <w:pPr>
+              <w:spacing w:line="240" w:lineRule="auto"/>
+              <w:ind w:firstLine="0"/>
+            </w:pPr>
+            <w:r>
+              <w:t>Retrieve</w:t>
+            </w:r>
+            <w:r>
+              <w:t xml:space="preserve"> course</w:t>
+            </w:r>
+            <w:r>
+              <w:t xml:space="preserve"> information from university system</w:t>
+            </w:r>
+          </w:p>
+        </w:tc>
+        <w:tc>
+          <w:tcPr>
+            <w:cnfStyle w:val="000100000000" w:firstRow="0" w:lastRow="0" w:firstColumn="0" w:lastColumn="1" w:oddVBand="0" w:evenVBand="0" w:oddHBand="0" w:evenHBand="0" w:firstRowFirstColumn="0" w:firstRowLastColumn="0" w:lastRowFirstColumn="0" w:lastRowLastColumn="0"/>
+            <w:tcW w:w="3117" w:type="dxa"/>
+          </w:tcPr>
+          <w:p>
+            <w:pPr>
+              <w:spacing w:line="240" w:lineRule="auto"/>
+              <w:ind w:firstLine="0"/>
+              <w:rPr>
+                <w:b w:val="0"/>
+                <w:bCs w:val="0"/>
+              </w:rPr>
+            </w:pPr>
+            <w:r>
+              <w:rPr>
+                <w:b w:val="0"/>
+                <w:bCs w:val="0"/>
+              </w:rPr>
+              <w:t>Display course information</w:t>
+            </w:r>
+            <w:r>
+              <w:rPr>
+                <w:b w:val="0"/>
+                <w:bCs w:val="0"/>
+              </w:rPr>
+              <w:t>, timetable and exams</w:t>
+            </w:r>
+          </w:p>
+        </w:tc>
+      </w:tr>
+      <w:tr>
+        <w:tc>
+          <w:tcPr>
+            <w:cnfStyle w:val="001000000000" w:firstRow="0" w:lastRow="0" w:firstColumn="1" w:lastColumn="0" w:oddVBand="0" w:evenVBand="0" w:oddHBand="0" w:evenHBand="0" w:firstRowFirstColumn="0" w:firstRowLastColumn="0" w:lastRowFirstColumn="0" w:lastRowLastColumn="0"/>
+            <w:tcW w:w="3116" w:type="dxa"/>
+          </w:tcPr>
+          <w:p>
+            <w:pPr>
+              <w:spacing w:line="240" w:lineRule="auto"/>
+              <w:ind w:firstLine="0"/>
+              <w:rPr>
+                <w:b w:val="0"/>
+                <w:bCs w:val="0"/>
+              </w:rPr>
+            </w:pPr>
+            <w:r>
+              <w:rPr>
+                <w:b w:val="0"/>
+                <w:bCs w:val="0"/>
+              </w:rPr>
+              <w:t>Study room booking</w:t>
+            </w:r>
+          </w:p>
+        </w:tc>
+        <w:tc>
+          <w:tcPr>
+            <w:cnfStyle w:val="000010000000" w:firstRow="0" w:lastRow="0" w:firstColumn="0" w:lastColumn="0" w:oddVBand="1" w:evenVBand="0" w:oddHBand="0" w:evenHBand="0" w:firstRowFirstColumn="0" w:firstRowLastColumn="0" w:lastRowFirstColumn="0" w:lastRowLastColumn="0"/>
+            <w:tcW w:w="3117" w:type="dxa"/>
+          </w:tcPr>
+          <w:p>
+            <w:pPr>
+              <w:spacing w:line="240" w:lineRule="auto"/>
+              <w:ind w:firstLine="0"/>
+            </w:pPr>
+            <w:r>
+              <w:t>System checks availability and stores booking</w:t>
+            </w:r>
+          </w:p>
+        </w:tc>
+        <w:tc>
+          <w:tcPr>
+            <w:cnfStyle w:val="000100000000" w:firstRow="0" w:lastRow="0" w:firstColumn="0" w:lastColumn="1" w:oddVBand="0" w:evenVBand="0" w:oddHBand="0" w:evenHBand="0" w:firstRowFirstColumn="0" w:firstRowLastColumn="0" w:lastRowFirstColumn="0" w:lastRowLastColumn="0"/>
+            <w:tcW w:w="3117" w:type="dxa"/>
+          </w:tcPr>
+          <w:p>
+            <w:pPr>
+              <w:spacing w:line="240" w:lineRule="auto"/>
+              <w:ind w:firstLine="0"/>
+              <w:rPr>
+                <w:b w:val="0"/>
+                <w:bCs w:val="0"/>
+              </w:rPr>
+            </w:pPr>
+            <w:r>
+              <w:rPr>
+                <w:b w:val="0"/>
+                <w:bCs w:val="0"/>
+              </w:rPr>
+              <w:t>Showing booking confirmation message</w:t>
+            </w:r>
+          </w:p>
+        </w:tc>
+      </w:tr>
+      <w:tr>
+        <w:trPr>
+          <w:cnfStyle w:val="000000100000" w:firstRow="0" w:lastRow="0" w:firstColumn="0" w:lastColumn="0" w:oddVBand="0" w:evenVBand="0" w:oddHBand="1" w:evenHBand="0" w:firstRowFirstColumn="0" w:firstRowLastColumn="0" w:lastRowFirstColumn="0" w:lastRowLastColumn="0"/>
+        </w:trPr>
+        <w:tc>
+          <w:tcPr>
+            <w:cnfStyle w:val="001000000000" w:firstRow="0" w:lastRow="0" w:firstColumn="1" w:lastColumn="0" w:oddVBand="0" w:evenVBand="0" w:oddHBand="0" w:evenHBand="0" w:firstRowFirstColumn="0" w:firstRowLastColumn="0" w:lastRowFirstColumn="0" w:lastRowLastColumn="0"/>
+            <w:tcW w:w="3116" w:type="dxa"/>
+          </w:tcPr>
+          <w:p>
+            <w:pPr>
+              <w:spacing w:line="240" w:lineRule="auto"/>
+              <w:ind w:firstLine="0"/>
+              <w:rPr>
+                <w:b w:val="0"/>
+                <w:bCs w:val="0"/>
+              </w:rPr>
+            </w:pPr>
+            <w:r>
+              <w:rPr>
+                <w:b w:val="0"/>
+                <w:bCs w:val="0"/>
+              </w:rPr>
+              <w:t>Event registration form</w:t>
+            </w:r>
+          </w:p>
+        </w:tc>
+        <w:tc>
+          <w:tcPr>
+            <w:cnfStyle w:val="000010000000" w:firstRow="0" w:lastRow="0" w:firstColumn="0" w:lastColumn="0" w:oddVBand="1" w:evenVBand="0" w:oddHBand="0" w:evenHBand="0" w:firstRowFirstColumn="0" w:firstRowLastColumn="0" w:lastRowFirstColumn="0" w:lastRowLastColumn="0"/>
+            <w:tcW w:w="3117" w:type="dxa"/>
+          </w:tcPr>
+          <w:p>
+            <w:pPr>
+              <w:spacing w:line="240" w:lineRule="auto"/>
+              <w:ind w:firstLine="0"/>
+            </w:pPr>
+            <w:r>
+              <w:t xml:space="preserve">Systems save the booking and </w:t>
+            </w:r>
+            <w:r>
+              <w:t>register</w:t>
+            </w:r>
+            <w:r>
+              <w:t xml:space="preserve"> the student</w:t>
+            </w:r>
+          </w:p>
+        </w:tc>
+        <w:tc>
+          <w:tcPr>
+            <w:cnfStyle w:val="000100000000" w:firstRow="0" w:lastRow="0" w:firstColumn="0" w:lastColumn="1" w:oddVBand="0" w:evenVBand="0" w:oddHBand="0" w:evenHBand="0" w:firstRowFirstColumn="0" w:firstRowLastColumn="0" w:lastRowFirstColumn="0" w:lastRowLastColumn="0"/>
+            <w:tcW w:w="3117" w:type="dxa"/>
+          </w:tcPr>
+          <w:p>
+            <w:pPr>
+              <w:spacing w:line="240" w:lineRule="auto"/>
+              <w:ind w:firstLine="0"/>
+              <w:rPr>
+                <w:b w:val="0"/>
+                <w:bCs w:val="0"/>
+              </w:rPr>
+            </w:pPr>
+            <w:r>
+              <w:rPr>
+                <w:b w:val="0"/>
+                <w:bCs w:val="0"/>
+              </w:rPr>
+              <w:t xml:space="preserve">Display confirmation message </w:t>
+            </w:r>
+          </w:p>
+        </w:tc>
+      </w:tr>
+      <w:tr>
+        <w:tc>
+          <w:tcPr>
+            <w:cnfStyle w:val="001000000000" w:firstRow="0" w:lastRow="0" w:firstColumn="1" w:lastColumn="0" w:oddVBand="0" w:evenVBand="0" w:oddHBand="0" w:evenHBand="0" w:firstRowFirstColumn="0" w:firstRowLastColumn="0" w:lastRowFirstColumn="0" w:lastRowLastColumn="0"/>
+            <w:tcW w:w="3116" w:type="dxa"/>
+          </w:tcPr>
+          <w:p>
+            <w:pPr>
+              <w:spacing w:line="240" w:lineRule="auto"/>
+              <w:ind w:firstLine="0"/>
+              <w:rPr>
+                <w:b w:val="0"/>
+                <w:bCs w:val="0"/>
+              </w:rPr>
+            </w:pPr>
+            <w:r>
+              <w:rPr>
+                <w:b w:val="0"/>
+                <w:bCs w:val="0"/>
+              </w:rPr>
+              <w:t xml:space="preserve">Assignments completion &amp; deadlines </w:t>
+            </w:r>
+          </w:p>
+        </w:tc>
+        <w:tc>
+          <w:tcPr>
+            <w:cnfStyle w:val="000010000000" w:firstRow="0" w:lastRow="0" w:firstColumn="0" w:lastColumn="0" w:oddVBand="1" w:evenVBand="0" w:oddHBand="0" w:evenHBand="0" w:firstRowFirstColumn="0" w:firstRowLastColumn="0" w:lastRowFirstColumn="0" w:lastRowLastColumn="0"/>
+            <w:tcW w:w="3117" w:type="dxa"/>
+          </w:tcPr>
+          <w:p>
+            <w:pPr>
+              <w:spacing w:line="240" w:lineRule="auto"/>
+              <w:ind w:firstLine="0"/>
+            </w:pPr>
+            <w:r>
+              <w:t>System tracks student’s submissions</w:t>
+            </w:r>
+          </w:p>
+        </w:tc>
+        <w:tc>
+          <w:tcPr>
+            <w:cnfStyle w:val="000100000000" w:firstRow="0" w:lastRow="0" w:firstColumn="0" w:lastColumn="1" w:oddVBand="0" w:evenVBand="0" w:oddHBand="0" w:evenHBand="0" w:firstRowFirstColumn="0" w:firstRowLastColumn="0" w:lastRowFirstColumn="0" w:lastRowLastColumn="0"/>
+            <w:tcW w:w="3117" w:type="dxa"/>
+          </w:tcPr>
+          <w:p>
+            <w:pPr>
+              <w:spacing w:line="240" w:lineRule="auto"/>
+              <w:ind w:firstLine="0"/>
+              <w:rPr>
+                <w:b w:val="0"/>
+                <w:bCs w:val="0"/>
+              </w:rPr>
+            </w:pPr>
+            <w:r>
+              <w:rPr>
+                <w:b w:val="0"/>
+                <w:bCs w:val="0"/>
+              </w:rPr>
+              <w:t>Send reminders for deadlines</w:t>
+            </w:r>
           </w:p>
         </w:tc>
       </w:tr>
     </w:tbl>
-    <w:p/>
+    <w:p>
+      <w:pPr>
+        <w:ind w:firstLine="0"/>
+      </w:pPr>
+    </w:p>
+    <w:p>
+      <w:pPr>
+        <w:ind w:firstLine="0"/>
+      </w:pPr>
+    </w:p>
     <w:sectPr>
       <w:headerReference w:type="default" r:id="rId10"/>
       <w:footerReference w:type="default" r:id="rId11"/>
@@ -2575,35 +3026,6 @@
 </file>
 
 <file path=customXml/item1.xml><?xml version="1.0" encoding="utf-8"?>
-<p:properties xmlns:p="http://schemas.microsoft.com/office/2006/metadata/properties" xmlns:xsi="http://www.w3.org/2001/XMLSchema-instance" xmlns:pc="http://schemas.microsoft.com/office/infopath/2007/PartnerControls">
-  <documentManagement>
-    <_ip_UnifiedCompliancePolicyUIAction xmlns="http://schemas.microsoft.com/sharepoint/v3" xsi:nil="true"/>
-    <Image xmlns="71af3243-3dd4-4a8d-8c0d-dd76da1f02a5">
-      <Url xsi:nil="true"/>
-      <Description xsi:nil="true"/>
-    </Image>
-    <Status xmlns="71af3243-3dd4-4a8d-8c0d-dd76da1f02a5">Not started</Status>
-    <Background xmlns="71af3243-3dd4-4a8d-8c0d-dd76da1f02a5">false</Background>
-    <_ip_UnifiedCompliancePolicyProperties xmlns="http://schemas.microsoft.com/sharepoint/v3" xsi:nil="true"/>
-    <ImageTagsTaxHTField xmlns="71af3243-3dd4-4a8d-8c0d-dd76da1f02a5">
-      <Terms xmlns="http://schemas.microsoft.com/office/infopath/2007/PartnerControls"/>
-    </ImageTagsTaxHTField>
-    <TaxCatchAll xmlns="230e9df3-be65-4c73-a93b-d1236ebd677e" xsi:nil="true"/>
-    <MediaServiceKeyPoints xmlns="71af3243-3dd4-4a8d-8c0d-dd76da1f02a5" xsi:nil="true"/>
-  </documentManagement>
-</p:properties>
-</file>
-
-<file path=customXml/item2.xml><?xml version="1.0" encoding="utf-8"?>
-<?mso-contentType ?>
-<FormTemplates xmlns="http://schemas.microsoft.com/sharepoint/v3/contenttype/forms">
-  <Display>DocumentLibraryForm</Display>
-  <Edit>DocumentLibraryForm</Edit>
-  <New>DocumentLibraryForm</New>
-</FormTemplates>
-</file>
-
-<file path=customXml/item3.xml><?xml version="1.0" encoding="utf-8"?>
 <ct:contentTypeSchema xmlns:ct="http://schemas.microsoft.com/office/2006/metadata/contentType" xmlns:ma="http://schemas.microsoft.com/office/2006/metadata/properties/metaAttributes" ct:_="" ma:_="" ma:contentTypeName="Document" ma:contentTypeID="0x01010079F111ED35F8CC479449609E8A0923A6" ma:contentTypeVersion="26" ma:contentTypeDescription="Create a new document." ma:contentTypeScope="" ma:versionID="ac37c1753acd5e330d2062ccec26ea66">
   <xsd:schema xmlns:xsd="http://www.w3.org/2001/XMLSchema" xmlns:xs="http://www.w3.org/2001/XMLSchema" xmlns:p="http://schemas.microsoft.com/office/2006/metadata/properties" xmlns:ns1="http://schemas.microsoft.com/sharepoint/v3" xmlns:ns2="71af3243-3dd4-4a8d-8c0d-dd76da1f02a5" xmlns:ns3="16c05727-aa75-4e4a-9b5f-8a80a1165891" xmlns:ns4="230e9df3-be65-4c73-a93b-d1236ebd677e" targetNamespace="http://schemas.microsoft.com/office/2006/metadata/properties" ma:root="true" ma:fieldsID="3b340c7101c92c5120abd06486f94548" ns1:_="" ns2:_="" ns3:_="" ns4:_="">
     <xsd:import namespace="http://schemas.microsoft.com/sharepoint/v3"/>
@@ -2903,27 +3325,36 @@
 </ct:contentTypeSchema>
 </file>
 
-<file path=customXml/itemProps1.xml><?xml version="1.0" encoding="utf-8"?>
-<ds:datastoreItem xmlns:ds="http://schemas.openxmlformats.org/officeDocument/2006/customXml" ds:itemID="{C7DCE20C-610A-4626-841D-1F10857B445E}">
-  <ds:schemaRefs>
-    <ds:schemaRef ds:uri="http://schemas.microsoft.com/office/2006/metadata/properties"/>
-    <ds:schemaRef ds:uri="http://schemas.microsoft.com/office/infopath/2007/PartnerControls"/>
-    <ds:schemaRef ds:uri="http://schemas.microsoft.com/sharepoint/v3"/>
-    <ds:schemaRef ds:uri="71af3243-3dd4-4a8d-8c0d-dd76da1f02a5"/>
-    <ds:schemaRef ds:uri="230e9df3-be65-4c73-a93b-d1236ebd677e"/>
-  </ds:schemaRefs>
-</ds:datastoreItem>
+<file path=customXml/item2.xml><?xml version="1.0" encoding="utf-8"?>
+<?mso-contentType ?>
+<FormTemplates xmlns="http://schemas.microsoft.com/sharepoint/v3/contenttype/forms">
+  <Display>DocumentLibraryForm</Display>
+  <Edit>DocumentLibraryForm</Edit>
+  <New>DocumentLibraryForm</New>
+</FormTemplates>
 </file>
 
-<file path=customXml/itemProps2.xml><?xml version="1.0" encoding="utf-8"?>
-<ds:datastoreItem xmlns:ds="http://schemas.openxmlformats.org/officeDocument/2006/customXml" ds:itemID="{2D686CB8-6245-413C-A355-156513A377FC}">
-  <ds:schemaRefs>
-    <ds:schemaRef ds:uri="http://schemas.microsoft.com/sharepoint/v3/contenttype/forms"/>
-  </ds:schemaRefs>
-</ds:datastoreItem>
+<file path=customXml/item3.xml><?xml version="1.0" encoding="utf-8"?>
+<p:properties xmlns:p="http://schemas.microsoft.com/office/2006/metadata/properties" xmlns:xsi="http://www.w3.org/2001/XMLSchema-instance" xmlns:pc="http://schemas.microsoft.com/office/infopath/2007/PartnerControls">
+  <documentManagement>
+    <_ip_UnifiedCompliancePolicyUIAction xmlns="http://schemas.microsoft.com/sharepoint/v3" xsi:nil="true"/>
+    <Image xmlns="71af3243-3dd4-4a8d-8c0d-dd76da1f02a5">
+      <Url xsi:nil="true"/>
+      <Description xsi:nil="true"/>
+    </Image>
+    <Status xmlns="71af3243-3dd4-4a8d-8c0d-dd76da1f02a5">Not started</Status>
+    <Background xmlns="71af3243-3dd4-4a8d-8c0d-dd76da1f02a5">false</Background>
+    <_ip_UnifiedCompliancePolicyProperties xmlns="http://schemas.microsoft.com/sharepoint/v3" xsi:nil="true"/>
+    <ImageTagsTaxHTField xmlns="71af3243-3dd4-4a8d-8c0d-dd76da1f02a5">
+      <Terms xmlns="http://schemas.microsoft.com/office/infopath/2007/PartnerControls"/>
+    </ImageTagsTaxHTField>
+    <TaxCatchAll xmlns="230e9df3-be65-4c73-a93b-d1236ebd677e" xsi:nil="true"/>
+    <MediaServiceKeyPoints xmlns="71af3243-3dd4-4a8d-8c0d-dd76da1f02a5" xsi:nil="true"/>
+  </documentManagement>
+</p:properties>
 </file>
 
-<file path=customXml/itemProps3.xml><?xml version="1.0" encoding="utf-8"?>
+<file path=customXml/itemProps1.xml><?xml version="1.0" encoding="utf-8"?>
 <ds:datastoreItem xmlns:ds="http://schemas.openxmlformats.org/officeDocument/2006/customXml" ds:itemID="{3B411A11-DDA3-4BC4-B0BC-14026E6D5DF4}">
   <ds:schemaRefs>
     <ds:schemaRef ds:uri="http://schemas.microsoft.com/office/2006/metadata/contentType"/>
@@ -2942,4 +3373,24 @@
     <ds:schemaRef ds:uri="http://schemas.microsoft.com/internal/obd"/>
   </ds:schemaRefs>
 </ds:datastoreItem>
+</file>
+
+<file path=customXml/itemProps2.xml><?xml version="1.0" encoding="utf-8"?>
+<ds:datastoreItem xmlns:ds="http://schemas.openxmlformats.org/officeDocument/2006/customXml" ds:itemID="{2D686CB8-6245-413C-A355-156513A377FC}">
+  <ds:schemaRefs>
+    <ds:schemaRef ds:uri="http://schemas.microsoft.com/sharepoint/v3/contenttype/forms"/>
+  </ds:schemaRefs>
+</ds:datastoreItem>
+</file>
+
+<file path=customXml/itemProps3.xml><?xml version="1.0" encoding="utf-8"?>
+<ds:datastoreItem xmlns:ds="http://schemas.openxmlformats.org/officeDocument/2006/customXml" ds:itemID="{C7DCE20C-610A-4626-841D-1F10857B445E}">
+  <ds:schemaRefs>
+    <ds:schemaRef ds:uri="http://schemas.microsoft.com/office/2006/metadata/properties"/>
+    <ds:schemaRef ds:uri="http://schemas.microsoft.com/office/infopath/2007/PartnerControls"/>
+    <ds:schemaRef ds:uri="http://schemas.microsoft.com/sharepoint/v3"/>
+    <ds:schemaRef ds:uri="71af3243-3dd4-4a8d-8c0d-dd76da1f02a5"/>
+    <ds:schemaRef ds:uri="230e9df3-be65-4c73-a93b-d1236ebd677e"/>
+  </ds:schemaRefs>
+</ds:datastoreItem>
 </file>
--- a/Report/Design_Report.docx
+++ b/Report/Design_Report.docx
@@ -703,6 +703,13 @@
               </w:rPr>
               <w:t xml:space="preserve">Display personalized recommendations </w:t>
             </w:r>
+            <w:r>
+              <w:rPr>
+                <w:b w:val="0"/>
+                <w:bCs w:val="0"/>
+              </w:rPr>
+              <w:t>(ML)</w:t>
+            </w:r>
           </w:p>
         </w:tc>
       </w:tr>
@@ -792,7 +799,7 @@
                 <w:b w:val="0"/>
                 <w:bCs w:val="0"/>
               </w:rPr>
-              <w:t>Live location</w:t>
+              <w:t>Support request</w:t>
             </w:r>
           </w:p>
         </w:tc>
@@ -807,15 +814,7 @@
               <w:ind w:firstLine="0"/>
             </w:pPr>
             <w:r>
-              <w:t xml:space="preserve">The system connects the </w:t>
-            </w:r>
-            <w:proofErr w:type="gramStart"/>
-            <w:r>
-              <w:t>student’s</w:t>
-            </w:r>
-            <w:proofErr w:type="gramEnd"/>
-            <w:r>
-              <w:t xml:space="preserve"> location to the campus map and finds routes</w:t>
+              <w:t>System storing the request for review</w:t>
             </w:r>
           </w:p>
         </w:tc>
@@ -838,21 +837,7 @@
                 <w:b w:val="0"/>
                 <w:bCs w:val="0"/>
               </w:rPr>
-              <w:t xml:space="preserve">Display </w:t>
-            </w:r>
-            <w:r>
-              <w:rPr>
-                <w:b w:val="0"/>
-                <w:bCs w:val="0"/>
-              </w:rPr>
-              <w:t xml:space="preserve">navigation </w:t>
-            </w:r>
-            <w:r>
-              <w:rPr>
-                <w:b w:val="0"/>
-                <w:bCs w:val="0"/>
-              </w:rPr>
-              <w:t xml:space="preserve">route </w:t>
+              <w:t>Display a message that the request has been submitted</w:t>
             </w:r>
           </w:p>
         </w:tc>
@@ -1156,13 +1141,6 @@
                 <w:bCs w:val="0"/>
               </w:rPr>
             </w:pPr>
-            <w:r>
-              <w:rPr>
-                <w:b w:val="0"/>
-                <w:bCs w:val="0"/>
-              </w:rPr>
-              <w:t xml:space="preserve">Assignments completion &amp; deadlines </w:t>
-            </w:r>
           </w:p>
         </w:tc>
         <w:tc>
@@ -1175,9 +1153,6 @@
               <w:spacing w:line="240" w:lineRule="auto"/>
               <w:ind w:firstLine="0"/>
             </w:pPr>
-            <w:r>
-              <w:t>System tracks student’s submissions</w:t>
-            </w:r>
           </w:p>
         </w:tc>
         <w:tc>
@@ -1194,13 +1169,6 @@
                 <w:bCs w:val="0"/>
               </w:rPr>
             </w:pPr>
-            <w:r>
-              <w:rPr>
-                <w:b w:val="0"/>
-                <w:bCs w:val="0"/>
-              </w:rPr>
-              <w:t>Send reminders for deadlines</w:t>
-            </w:r>
           </w:p>
         </w:tc>
       </w:tr>
@@ -1212,9 +1180,35 @@
     </w:p>
     <w:p>
       <w:pPr>
-        <w:ind w:firstLine="0"/>
+        <w:pStyle w:val="Heading1"/>
       </w:pPr>
+      <w:r>
+        <w:t>Architecture overview</w:t>
+      </w:r>
     </w:p>
+    <w:p>
+      <w:r>
+        <w:t xml:space="preserve">The App is built and tested on local machine then pushed into Netlify to get it running on browser and connected to </w:t>
+      </w:r>
+      <w:proofErr w:type="spellStart"/>
+      <w:r>
+        <w:t>supabase</w:t>
+      </w:r>
+      <w:proofErr w:type="spellEnd"/>
+      <w:r>
+        <w:t xml:space="preserve"> to retrieve the data. Data entities and relationships were completely built on </w:t>
+      </w:r>
+      <w:proofErr w:type="spellStart"/>
+      <w:r>
+        <w:t>supabase</w:t>
+      </w:r>
+      <w:proofErr w:type="spellEnd"/>
+      <w:r>
+        <w:t>, the data was made up by ChatGPT and imported from it to fill the tables.</w:t>
+      </w:r>
+    </w:p>
+    <w:p/>
+    <w:p/>
     <w:sectPr>
       <w:headerReference w:type="default" r:id="rId10"/>
       <w:footerReference w:type="default" r:id="rId11"/>
@@ -3026,6 +3020,35 @@
 </file>
 
 <file path=customXml/item1.xml><?xml version="1.0" encoding="utf-8"?>
+<p:properties xmlns:p="http://schemas.microsoft.com/office/2006/metadata/properties" xmlns:xsi="http://www.w3.org/2001/XMLSchema-instance" xmlns:pc="http://schemas.microsoft.com/office/infopath/2007/PartnerControls">
+  <documentManagement>
+    <_ip_UnifiedCompliancePolicyUIAction xmlns="http://schemas.microsoft.com/sharepoint/v3" xsi:nil="true"/>
+    <Image xmlns="71af3243-3dd4-4a8d-8c0d-dd76da1f02a5">
+      <Url xsi:nil="true"/>
+      <Description xsi:nil="true"/>
+    </Image>
+    <Status xmlns="71af3243-3dd4-4a8d-8c0d-dd76da1f02a5">Not started</Status>
+    <Background xmlns="71af3243-3dd4-4a8d-8c0d-dd76da1f02a5">false</Background>
+    <_ip_UnifiedCompliancePolicyProperties xmlns="http://schemas.microsoft.com/sharepoint/v3" xsi:nil="true"/>
+    <ImageTagsTaxHTField xmlns="71af3243-3dd4-4a8d-8c0d-dd76da1f02a5">
+      <Terms xmlns="http://schemas.microsoft.com/office/infopath/2007/PartnerControls"/>
+    </ImageTagsTaxHTField>
+    <TaxCatchAll xmlns="230e9df3-be65-4c73-a93b-d1236ebd677e" xsi:nil="true"/>
+    <MediaServiceKeyPoints xmlns="71af3243-3dd4-4a8d-8c0d-dd76da1f02a5" xsi:nil="true"/>
+  </documentManagement>
+</p:properties>
+</file>
+
+<file path=customXml/item2.xml><?xml version="1.0" encoding="utf-8"?>
+<?mso-contentType ?>
+<FormTemplates xmlns="http://schemas.microsoft.com/sharepoint/v3/contenttype/forms">
+  <Display>DocumentLibraryForm</Display>
+  <Edit>DocumentLibraryForm</Edit>
+  <New>DocumentLibraryForm</New>
+</FormTemplates>
+</file>
+
+<file path=customXml/item3.xml><?xml version="1.0" encoding="utf-8"?>
 <ct:contentTypeSchema xmlns:ct="http://schemas.microsoft.com/office/2006/metadata/contentType" xmlns:ma="http://schemas.microsoft.com/office/2006/metadata/properties/metaAttributes" ct:_="" ma:_="" ma:contentTypeName="Document" ma:contentTypeID="0x01010079F111ED35F8CC479449609E8A0923A6" ma:contentTypeVersion="26" ma:contentTypeDescription="Create a new document." ma:contentTypeScope="" ma:versionID="ac37c1753acd5e330d2062ccec26ea66">
   <xsd:schema xmlns:xsd="http://www.w3.org/2001/XMLSchema" xmlns:xs="http://www.w3.org/2001/XMLSchema" xmlns:p="http://schemas.microsoft.com/office/2006/metadata/properties" xmlns:ns1="http://schemas.microsoft.com/sharepoint/v3" xmlns:ns2="71af3243-3dd4-4a8d-8c0d-dd76da1f02a5" xmlns:ns3="16c05727-aa75-4e4a-9b5f-8a80a1165891" xmlns:ns4="230e9df3-be65-4c73-a93b-d1236ebd677e" targetNamespace="http://schemas.microsoft.com/office/2006/metadata/properties" ma:root="true" ma:fieldsID="3b340c7101c92c5120abd06486f94548" ns1:_="" ns2:_="" ns3:_="" ns4:_="">
     <xsd:import namespace="http://schemas.microsoft.com/sharepoint/v3"/>
@@ -3325,36 +3348,27 @@
 </ct:contentTypeSchema>
 </file>
 
-<file path=customXml/item2.xml><?xml version="1.0" encoding="utf-8"?>
-<?mso-contentType ?>
-<FormTemplates xmlns="http://schemas.microsoft.com/sharepoint/v3/contenttype/forms">
-  <Display>DocumentLibraryForm</Display>
-  <Edit>DocumentLibraryForm</Edit>
-  <New>DocumentLibraryForm</New>
-</FormTemplates>
+<file path=customXml/itemProps1.xml><?xml version="1.0" encoding="utf-8"?>
+<ds:datastoreItem xmlns:ds="http://schemas.openxmlformats.org/officeDocument/2006/customXml" ds:itemID="{C7DCE20C-610A-4626-841D-1F10857B445E}">
+  <ds:schemaRefs>
+    <ds:schemaRef ds:uri="http://schemas.microsoft.com/office/2006/metadata/properties"/>
+    <ds:schemaRef ds:uri="http://schemas.microsoft.com/office/infopath/2007/PartnerControls"/>
+    <ds:schemaRef ds:uri="http://schemas.microsoft.com/sharepoint/v3"/>
+    <ds:schemaRef ds:uri="71af3243-3dd4-4a8d-8c0d-dd76da1f02a5"/>
+    <ds:schemaRef ds:uri="230e9df3-be65-4c73-a93b-d1236ebd677e"/>
+  </ds:schemaRefs>
+</ds:datastoreItem>
 </file>
 
-<file path=customXml/item3.xml><?xml version="1.0" encoding="utf-8"?>
-<p:properties xmlns:p="http://schemas.microsoft.com/office/2006/metadata/properties" xmlns:xsi="http://www.w3.org/2001/XMLSchema-instance" xmlns:pc="http://schemas.microsoft.com/office/infopath/2007/PartnerControls">
-  <documentManagement>
-    <_ip_UnifiedCompliancePolicyUIAction xmlns="http://schemas.microsoft.com/sharepoint/v3" xsi:nil="true"/>
-    <Image xmlns="71af3243-3dd4-4a8d-8c0d-dd76da1f02a5">
-      <Url xsi:nil="true"/>
-      <Description xsi:nil="true"/>
-    </Image>
-    <Status xmlns="71af3243-3dd4-4a8d-8c0d-dd76da1f02a5">Not started</Status>
-    <Background xmlns="71af3243-3dd4-4a8d-8c0d-dd76da1f02a5">false</Background>
-    <_ip_UnifiedCompliancePolicyProperties xmlns="http://schemas.microsoft.com/sharepoint/v3" xsi:nil="true"/>
-    <ImageTagsTaxHTField xmlns="71af3243-3dd4-4a8d-8c0d-dd76da1f02a5">
-      <Terms xmlns="http://schemas.microsoft.com/office/infopath/2007/PartnerControls"/>
-    </ImageTagsTaxHTField>
-    <TaxCatchAll xmlns="230e9df3-be65-4c73-a93b-d1236ebd677e" xsi:nil="true"/>
-    <MediaServiceKeyPoints xmlns="71af3243-3dd4-4a8d-8c0d-dd76da1f02a5" xsi:nil="true"/>
-  </documentManagement>
-</p:properties>
+<file path=customXml/itemProps2.xml><?xml version="1.0" encoding="utf-8"?>
+<ds:datastoreItem xmlns:ds="http://schemas.openxmlformats.org/officeDocument/2006/customXml" ds:itemID="{2D686CB8-6245-413C-A355-156513A377FC}">
+  <ds:schemaRefs>
+    <ds:schemaRef ds:uri="http://schemas.microsoft.com/sharepoint/v3/contenttype/forms"/>
+  </ds:schemaRefs>
+</ds:datastoreItem>
 </file>
 
-<file path=customXml/itemProps1.xml><?xml version="1.0" encoding="utf-8"?>
+<file path=customXml/itemProps3.xml><?xml version="1.0" encoding="utf-8"?>
 <ds:datastoreItem xmlns:ds="http://schemas.openxmlformats.org/officeDocument/2006/customXml" ds:itemID="{3B411A11-DDA3-4BC4-B0BC-14026E6D5DF4}">
   <ds:schemaRefs>
     <ds:schemaRef ds:uri="http://schemas.microsoft.com/office/2006/metadata/contentType"/>
@@ -3373,24 +3387,4 @@
     <ds:schemaRef ds:uri="http://schemas.microsoft.com/internal/obd"/>
   </ds:schemaRefs>
 </ds:datastoreItem>
-</file>
-
-<file path=customXml/itemProps2.xml><?xml version="1.0" encoding="utf-8"?>
-<ds:datastoreItem xmlns:ds="http://schemas.openxmlformats.org/officeDocument/2006/customXml" ds:itemID="{2D686CB8-6245-413C-A355-156513A377FC}">
-  <ds:schemaRefs>
-    <ds:schemaRef ds:uri="http://schemas.microsoft.com/sharepoint/v3/contenttype/forms"/>
-  </ds:schemaRefs>
-</ds:datastoreItem>
-</file>
-
-<file path=customXml/itemProps3.xml><?xml version="1.0" encoding="utf-8"?>
-<ds:datastoreItem xmlns:ds="http://schemas.openxmlformats.org/officeDocument/2006/customXml" ds:itemID="{C7DCE20C-610A-4626-841D-1F10857B445E}">
-  <ds:schemaRefs>
-    <ds:schemaRef ds:uri="http://schemas.microsoft.com/office/2006/metadata/properties"/>
-    <ds:schemaRef ds:uri="http://schemas.microsoft.com/office/infopath/2007/PartnerControls"/>
-    <ds:schemaRef ds:uri="http://schemas.microsoft.com/sharepoint/v3"/>
-    <ds:schemaRef ds:uri="71af3243-3dd4-4a8d-8c0d-dd76da1f02a5"/>
-    <ds:schemaRef ds:uri="230e9df3-be65-4c73-a93b-d1236ebd677e"/>
-  </ds:schemaRefs>
-</ds:datastoreItem>
 </file>
--- a/Report/Design_Report.docx
+++ b/Report/Design_Report.docx
@@ -56,24 +56,6 @@
       </w:pPr>
       <w:r>
         <w:t>Brian McMahon</w:t>
-      </w:r>
-    </w:p>
-    <w:p>
-      <w:pPr>
-        <w:ind w:firstLine="0"/>
-        <w:jc w:val="center"/>
-      </w:pPr>
-      <w:r>
-        <w:t>Muhammad Faizan Ashraf</w:t>
-      </w:r>
-    </w:p>
-    <w:p>
-      <w:pPr>
-        <w:ind w:firstLine="0"/>
-        <w:jc w:val="center"/>
-      </w:pPr>
-      <w:r>
-        <w:t>Maxim Bitca</w:t>
       </w:r>
     </w:p>
     <w:p/>
@@ -141,7 +123,7 @@
                     </pic:cNvPicPr>
                   </pic:nvPicPr>
                   <pic:blipFill>
-                    <a:blip r:embed="rId9">
+                    <a:blip r:embed="rId10">
                       <a:extLst>
                         <a:ext uri="{28A0092B-C50C-407E-A947-70E740481C1C}">
                           <a14:useLocalDpi xmlns:a14="http://schemas.microsoft.com/office/drawing/2010/main" val="0"/>
@@ -183,12 +165,12 @@
         <w:pStyle w:val="Heading1"/>
       </w:pPr>
       <w:r>
-        <w:lastRenderedPageBreak/>
         <w:t>Project overview</w:t>
       </w:r>
     </w:p>
     <w:p>
       <w:r>
+        <w:lastRenderedPageBreak/>
         <w:t xml:space="preserve">Universities provide </w:t>
       </w:r>
       <w:r>
@@ -357,14 +339,67 @@
     <w:p/>
     <w:p>
       <w:pPr>
-        <w:pStyle w:val="Heading1"/>
-      </w:pPr>
-      <w:r>
-        <w:lastRenderedPageBreak/>
-        <w:t>System design</w:t>
+        <w:pStyle w:val="ListParagraph"/>
+        <w:numPr>
+          <w:ilvl w:val="0"/>
+          <w:numId w:val="1"/>
+        </w:numPr>
+      </w:pPr>
+      <w:r>
+        <w:t>First-Year Student Persona</w:t>
       </w:r>
     </w:p>
     <w:p>
+      <w:pPr>
+        <w:ind w:left="720" w:firstLine="0"/>
+      </w:pPr>
+      <w:r>
+        <w:lastRenderedPageBreak/>
+        <w:t>A first-year student is usually new to university and can feel overwhelmed by the campus. They’re often unfamiliar with lecture locations and available student services.</w:t>
+      </w:r>
+    </w:p>
+    <w:p>
+      <w:pPr>
+        <w:ind w:left="720" w:firstLine="0"/>
+      </w:pPr>
+      <w:r>
+        <w:t>This user needs a one-stop system that can make it easy to find classes, stay on top of events on campus, and access information. Reminders and simple navigation would go a long way in helping them feel less overwhelmed and more at home in university life.</w:t>
+      </w:r>
+    </w:p>
+    <w:p>
+      <w:pPr>
+        <w:pStyle w:val="ListParagraph"/>
+        <w:numPr>
+          <w:ilvl w:val="0"/>
+          <w:numId w:val="1"/>
+        </w:numPr>
+      </w:pPr>
+      <w:r>
+        <w:t>Returning Student Persona</w:t>
+      </w:r>
+    </w:p>
+    <w:p>
+      <w:pPr>
+        <w:ind w:left="720" w:firstLine="0"/>
+      </w:pPr>
+      <w:r>
+        <w:t>A returning student already knows how the university works but wants faster and more efficient access to information. They are likely balancing multiple modules, part-time work, or extracurricular activities. This user needs quick access to their timetable, the ability to book study rooms and timely updates on events and deadlines.</w:t>
+      </w:r>
+    </w:p>
+    <w:p/>
+    <w:p/>
+    <w:p>
+      <w:pPr>
+        <w:pStyle w:val="Heading1"/>
+      </w:pPr>
+      <w:r>
+        <w:t>System design</w:t>
+      </w:r>
+    </w:p>
+    <w:p>
+      <w:pPr>
+        <w:pStyle w:val="Heading2"/>
+      </w:pPr>
       <w:r>
         <w:t>Input, processes, output</w:t>
       </w:r>
@@ -862,6 +897,7 @@
                 <w:b w:val="0"/>
                 <w:bCs w:val="0"/>
               </w:rPr>
+              <w:lastRenderedPageBreak/>
               <w:t xml:space="preserve">Event applications and attendance </w:t>
             </w:r>
           </w:p>
@@ -1188,32 +1224,36 @@
     </w:p>
     <w:p>
       <w:r>
-        <w:t xml:space="preserve">The App is built and tested on local machine then pushed into Netlify to get it running on browser and connected to </w:t>
+        <w:t>The App is built and tested on local machine then pushed into Netlify to get it running on browser</w:t>
+      </w:r>
+      <w:r>
+        <w:t xml:space="preserve">. The database was initially created manually on </w:t>
       </w:r>
       <w:proofErr w:type="spellStart"/>
       <w:r>
-        <w:t>supabase</w:t>
+        <w:t>Supabase</w:t>
       </w:r>
       <w:proofErr w:type="spellEnd"/>
       <w:r>
-        <w:t xml:space="preserve"> to retrieve the data. Data entities and relationships were completely built on </w:t>
+        <w:t xml:space="preserve">, tables and relationships, but then with the adjustments of the App by AI, it was automatically created on </w:t>
       </w:r>
       <w:proofErr w:type="spellStart"/>
       <w:r>
-        <w:t>supabase</w:t>
+        <w:t>Netifly</w:t>
       </w:r>
       <w:proofErr w:type="spellEnd"/>
       <w:r>
-        <w:t>, the data was made up by ChatGPT and imported from it to fill the tables.</w:t>
+        <w:t>.</w:t>
       </w:r>
     </w:p>
     <w:p/>
     <w:p/>
+    <w:p/>
     <w:sectPr>
-      <w:headerReference w:type="default" r:id="rId10"/>
-      <w:footerReference w:type="default" r:id="rId11"/>
-      <w:headerReference w:type="first" r:id="rId12"/>
-      <w:footerReference w:type="first" r:id="rId13"/>
+      <w:headerReference w:type="default" r:id="rId11"/>
+      <w:footerReference w:type="default" r:id="rId12"/>
+      <w:headerReference w:type="first" r:id="rId13"/>
+      <w:footerReference w:type="first" r:id="rId14"/>
       <w:pgSz w:w="12240" w:h="15840"/>
       <w:pgMar w:top="1440" w:right="1440" w:bottom="1440" w:left="1440" w:header="720" w:footer="720" w:gutter="0"/>
       <w:cols w:space="720"/>
@@ -1527,6 +1567,103 @@
     </w:pPr>
   </w:p>
 </w:hdr>
+</file>
+
+<file path=word/numbering.xml><?xml version="1.0" encoding="utf-8"?>
+<w:numbering xmlns:wpc="http://schemas.microsoft.com/office/word/2010/wordprocessingCanvas" xmlns:cx="http://schemas.microsoft.com/office/drawing/2014/chartex" xmlns:cx1="http://schemas.microsoft.com/office/drawing/2015/9/8/chartex" xmlns:cx2="http://schemas.microsoft.com/office/drawing/2015/10/21/chartex" xmlns:cx3="http://schemas.microsoft.com/office/drawing/2016/5/9/chartex" xmlns:cx4="http://schemas.microsoft.com/office/drawing/2016/5/10/chartex" xmlns:cx5="http://schemas.microsoft.com/office/drawing/2016/5/11/chartex" xmlns:cx6="http://schemas.microsoft.com/office/drawing/2016/5/12/chartex" xmlns:cx7="http://schemas.microsoft.com/office/drawing/2016/5/13/chartex" xmlns:cx8="http://schemas.microsoft.com/office/drawing/2016/5/14/chartex" xmlns:mc="http://schemas.openxmlformats.org/markup-compatibility/2006" xmlns:aink="http://schemas.microsoft.com/office/drawing/2016/ink" xmlns:am3d="http://schemas.microsoft.com/office/drawing/2017/model3d" xmlns:o="urn:schemas-microsoft-com:office:office" xmlns:oel="http://schemas.microsoft.com/office/2019/extlst" xmlns:r="http://schemas.openxmlformats.org/officeDocument/2006/relationships" xmlns:m="http://schemas.openxmlformats.org/officeDocument/2006/math" xmlns:v="urn:schemas-microsoft-com:vml" xmlns:wp14="http://schemas.microsoft.com/office/word/2010/wordprocessingDrawing" xmlns:wp="http://schemas.openxmlformats.org/drawingml/2006/wordprocessingDrawing" xmlns:w10="urn:schemas-microsoft-com:office:word" xmlns:w="http://schemas.openxmlformats.org/wordprocessingml/2006/main" xmlns:w14="http://schemas.microsoft.com/office/word/2010/wordml" xmlns:w15="http://schemas.microsoft.com/office/word/2012/wordml" xmlns:w16cex="http://schemas.microsoft.com/office/word/2018/wordml/cex" xmlns:w16cid="http://schemas.microsoft.com/office/word/2016/wordml/cid" xmlns:w16="http://schemas.microsoft.com/office/word/2018/wordml" xmlns:w16du="http://schemas.microsoft.com/office/word/2023/wordml/word16du" xmlns:w16sdtdh="http://schemas.microsoft.com/office/word/2020/wordml/sdtdatahash" xmlns:w16sdtfl="http://schemas.microsoft.com/office/word/2024/wordml/sdtformatlock" xmlns:w16se="http://schemas.microsoft.com/office/word/2015/wordml/symex" xmlns:wpg="http://schemas.microsoft.com/office/word/2010/wordprocessingGroup" xmlns:wpi="http://schemas.microsoft.com/office/word/2010/wordprocessingInk" xmlns:wne="http://schemas.microsoft.com/office/word/2006/wordml" xmlns:wps="http://schemas.microsoft.com/office/word/2010/wordprocessingShape" mc:Ignorable="w14 w15 w16se w16cid w16 w16cex w16sdtdh w16sdtfl w16du wp14">
+  <w:abstractNum w:abstractNumId="0" w15:restartNumberingAfterBreak="0">
+    <w:nsid w:val="2C94717D"/>
+    <w:multiLevelType w:val="hybridMultilevel"/>
+    <w:tmpl w:val="D2408AEC"/>
+    <w:lvl w:ilvl="0" w:tplc="3BF0BCB4">
+      <w:start w:val="1"/>
+      <w:numFmt w:val="decimal"/>
+      <w:lvlText w:val="%1)"/>
+      <w:lvlJc w:val="left"/>
+      <w:pPr>
+        <w:ind w:left="1080" w:hanging="360"/>
+      </w:pPr>
+      <w:rPr>
+        <w:rFonts w:hint="default"/>
+      </w:rPr>
+    </w:lvl>
+    <w:lvl w:ilvl="1" w:tplc="18090019" w:tentative="1">
+      <w:start w:val="1"/>
+      <w:numFmt w:val="lowerLetter"/>
+      <w:lvlText w:val="%2."/>
+      <w:lvlJc w:val="left"/>
+      <w:pPr>
+        <w:ind w:left="1800" w:hanging="360"/>
+      </w:pPr>
+    </w:lvl>
+    <w:lvl w:ilvl="2" w:tplc="1809001B" w:tentative="1">
+      <w:start w:val="1"/>
+      <w:numFmt w:val="lowerRoman"/>
+      <w:lvlText w:val="%3."/>
+      <w:lvlJc w:val="right"/>
+      <w:pPr>
+        <w:ind w:left="2520" w:hanging="180"/>
+      </w:pPr>
+    </w:lvl>
+    <w:lvl w:ilvl="3" w:tplc="1809000F" w:tentative="1">
+      <w:start w:val="1"/>
+      <w:numFmt w:val="decimal"/>
+      <w:lvlText w:val="%4."/>
+      <w:lvlJc w:val="left"/>
+      <w:pPr>
+        <w:ind w:left="3240" w:hanging="360"/>
+      </w:pPr>
+    </w:lvl>
+    <w:lvl w:ilvl="4" w:tplc="18090019" w:tentative="1">
+      <w:start w:val="1"/>
+      <w:numFmt w:val="lowerLetter"/>
+      <w:lvlText w:val="%5."/>
+      <w:lvlJc w:val="left"/>
+      <w:pPr>
+        <w:ind w:left="3960" w:hanging="360"/>
+      </w:pPr>
+    </w:lvl>
+    <w:lvl w:ilvl="5" w:tplc="1809001B" w:tentative="1">
+      <w:start w:val="1"/>
+      <w:numFmt w:val="lowerRoman"/>
+      <w:lvlText w:val="%6."/>
+      <w:lvlJc w:val="right"/>
+      <w:pPr>
+        <w:ind w:left="4680" w:hanging="180"/>
+      </w:pPr>
+    </w:lvl>
+    <w:lvl w:ilvl="6" w:tplc="1809000F" w:tentative="1">
+      <w:start w:val="1"/>
+      <w:numFmt w:val="decimal"/>
+      <w:lvlText w:val="%7."/>
+      <w:lvlJc w:val="left"/>
+      <w:pPr>
+        <w:ind w:left="5400" w:hanging="360"/>
+      </w:pPr>
+    </w:lvl>
+    <w:lvl w:ilvl="7" w:tplc="18090019" w:tentative="1">
+      <w:start w:val="1"/>
+      <w:numFmt w:val="lowerLetter"/>
+      <w:lvlText w:val="%8."/>
+      <w:lvlJc w:val="left"/>
+      <w:pPr>
+        <w:ind w:left="6120" w:hanging="360"/>
+      </w:pPr>
+    </w:lvl>
+    <w:lvl w:ilvl="8" w:tplc="1809001B" w:tentative="1">
+      <w:start w:val="1"/>
+      <w:numFmt w:val="lowerRoman"/>
+      <w:lvlText w:val="%9."/>
+      <w:lvlJc w:val="right"/>
+      <w:pPr>
+        <w:ind w:left="6840" w:hanging="180"/>
+      </w:pPr>
+    </w:lvl>
+  </w:abstractNum>
+  <w:num w:numId="1" w16cid:durableId="1228497483">
+    <w:abstractNumId w:val="0"/>
+  </w:num>
+</w:numbering>
 </file>
 
 <file path=word/styles.xml><?xml version="1.0" encoding="utf-8"?>
@@ -2754,6 +2891,17 @@
         </w:tcBorders>
       </w:tcPr>
     </w:tblStylePr>
+  </w:style>
+  <w:style w:type="paragraph" w:styleId="ListParagraph">
+    <w:name w:val="List Paragraph"/>
+    <w:basedOn w:val="Normal"/>
+    <w:uiPriority w:val="34"/>
+    <w:qFormat/>
+    <w:rsid w:val="00E325A5"/>
+    <w:pPr>
+      <w:ind w:left="720"/>
+      <w:contextualSpacing/>
+    </w:pPr>
   </w:style>
 </w:styles>
 </file>

--- a/Report/Design_Report.docx
+++ b/Report/Design_Report.docx
@@ -309,10 +309,17 @@
         <w:t xml:space="preserve">particularly designed for first-year students who are mostly unfamiliar with the university structure to make informed decisions and adjust to their academic and campus life. It is also designed to help returning students in navigating their campus life. </w:t>
       </w:r>
       <w:r>
-        <w:t xml:space="preserve">It allows students to access their timetables for classes and exams, register to attend events of their interest, book library study rooms and </w:t>
-      </w:r>
-    </w:p>
-    <w:p>
+        <w:t>It allows students to access their timetables for classes and exams, register to attend events of their interest</w:t>
+      </w:r>
+      <w:r>
+        <w:t>, and book</w:t>
+      </w:r>
+      <w:r>
+        <w:t xml:space="preserve"> library study rooms</w:t>
+      </w:r>
+      <w:r>
+        <w:t xml:space="preserve">. </w:t>
+      </w:r>
       <w:r>
         <w:t>In addition to that, the system is</w:t>
       </w:r>
@@ -337,56 +344,12 @@
     </w:p>
     <w:p/>
     <w:p/>
+    <w:p/>
     <w:p>
       <w:pPr>
-        <w:pStyle w:val="ListParagraph"/>
-        <w:numPr>
-          <w:ilvl w:val="0"/>
-          <w:numId w:val="1"/>
-        </w:numPr>
-      </w:pPr>
-      <w:r>
-        <w:t>First-Year Student Persona</w:t>
-      </w:r>
+        <w:ind w:firstLine="0"/>
+      </w:pPr>
     </w:p>
-    <w:p>
-      <w:pPr>
-        <w:ind w:left="720" w:firstLine="0"/>
-      </w:pPr>
-      <w:r>
-        <w:lastRenderedPageBreak/>
-        <w:t>A first-year student is usually new to university and can feel overwhelmed by the campus. They’re often unfamiliar with lecture locations and available student services.</w:t>
-      </w:r>
-    </w:p>
-    <w:p>
-      <w:pPr>
-        <w:ind w:left="720" w:firstLine="0"/>
-      </w:pPr>
-      <w:r>
-        <w:t>This user needs a one-stop system that can make it easy to find classes, stay on top of events on campus, and access information. Reminders and simple navigation would go a long way in helping them feel less overwhelmed and more at home in university life.</w:t>
-      </w:r>
-    </w:p>
-    <w:p>
-      <w:pPr>
-        <w:pStyle w:val="ListParagraph"/>
-        <w:numPr>
-          <w:ilvl w:val="0"/>
-          <w:numId w:val="1"/>
-        </w:numPr>
-      </w:pPr>
-      <w:r>
-        <w:t>Returning Student Persona</w:t>
-      </w:r>
-    </w:p>
-    <w:p>
-      <w:pPr>
-        <w:ind w:left="720" w:firstLine="0"/>
-      </w:pPr>
-      <w:r>
-        <w:t>A returning student already knows how the university works but wants faster and more efficient access to information. They are likely balancing multiple modules, part-time work, or extracurricular activities. This user needs quick access to their timetable, the ability to book study rooms and timely updates on events and deadlines.</w:t>
-      </w:r>
-    </w:p>
-    <w:p/>
     <w:p/>
     <w:p>
       <w:pPr>
@@ -897,7 +860,6 @@
                 <w:b w:val="0"/>
                 <w:bCs w:val="0"/>
               </w:rPr>
-              <w:lastRenderedPageBreak/>
               <w:t xml:space="preserve">Event applications and attendance </w:t>
             </w:r>
           </w:p>
@@ -1162,92 +1124,821 @@
           </w:p>
         </w:tc>
       </w:tr>
+    </w:tbl>
+    <w:p>
+      <w:pPr>
+        <w:ind w:firstLine="0"/>
+      </w:pPr>
+    </w:p>
+    <w:p>
+      <w:pPr>
+        <w:pStyle w:val="Heading1"/>
+      </w:pPr>
+      <w:r>
+        <w:t>Architecture overview</w:t>
+      </w:r>
+    </w:p>
+    <w:p>
+      <w:r>
+        <w:t>The App is built and tested on local machine then pushed into Netlify to get it running on browser</w:t>
+      </w:r>
+      <w:r>
+        <w:t xml:space="preserve">. The database was initially created manually on </w:t>
+      </w:r>
+      <w:proofErr w:type="spellStart"/>
+      <w:r>
+        <w:t>Supabase</w:t>
+      </w:r>
+      <w:proofErr w:type="spellEnd"/>
+      <w:r>
+        <w:t xml:space="preserve">, tables and relationships, but then with the adjustments of the App by AI, it was automatically created on </w:t>
+      </w:r>
+      <w:r>
+        <w:t>Netlify</w:t>
+      </w:r>
+      <w:r>
+        <w:t>.</w:t>
+      </w:r>
+    </w:p>
+    <w:p/>
+    <w:p/>
+    <w:p>
+      <w:pPr>
+        <w:pStyle w:val="Heading1"/>
+        <w:rPr>
+          <w:lang w:val="en-IE"/>
+        </w:rPr>
+      </w:pPr>
+      <w:r>
+        <w:rPr>
+          <w:lang w:val="en-IE"/>
+        </w:rPr>
+        <w:lastRenderedPageBreak/>
+        <w:t>Accessibility Plan</w:t>
+      </w:r>
+    </w:p>
+    <w:p>
+      <w:pPr>
+        <w:rPr>
+          <w:b/>
+          <w:bCs/>
+          <w:lang w:val="en-IE"/>
+        </w:rPr>
+      </w:pPr>
+      <w:r>
+        <w:rPr>
+          <w:lang w:val="en-IE"/>
+        </w:rPr>
+        <w:t xml:space="preserve">By: </w:t>
+      </w:r>
+      <w:r>
+        <w:rPr>
+          <w:b/>
+          <w:bCs/>
+          <w:lang w:val="en-IE"/>
+        </w:rPr>
+        <w:t>A00045508 Mcmahon Brian</w:t>
+      </w:r>
+    </w:p>
+    <w:p>
+      <w:pPr>
+        <w:rPr>
+          <w:lang w:val="en-IE"/>
+        </w:rPr>
+      </w:pPr>
+      <w:r>
+        <w:rPr>
+          <w:lang w:val="en-IE"/>
+        </w:rPr>
+        <w:t xml:space="preserve">The main Idea that we kept in mind is that first year students are starting college and using this app for everything they need. We will be keeping the POUR WCAG headings as a high priority. We want the app </w:t>
+      </w:r>
+      <w:r>
+        <w:rPr>
+          <w:lang w:val="en-IE"/>
+        </w:rPr>
+        <w:t>to be instantly</w:t>
+      </w:r>
+      <w:r>
+        <w:rPr>
+          <w:lang w:val="en-IE"/>
+        </w:rPr>
+        <w:t xml:space="preserve"> </w:t>
+      </w:r>
+      <w:r>
+        <w:rPr>
+          <w:lang w:val="en-IE"/>
+        </w:rPr>
+        <w:t>usable upon login.</w:t>
+      </w:r>
+    </w:p>
+    <w:p>
+      <w:pPr>
+        <w:rPr>
+          <w:lang w:val="en-IE"/>
+        </w:rPr>
+      </w:pPr>
+      <w:r>
+        <w:rPr>
+          <w:lang w:val="en-IE"/>
+        </w:rPr>
+        <w:t> </w:t>
+      </w:r>
+    </w:p>
+    <w:tbl>
+      <w:tblPr>
+        <w:tblW w:w="8280" w:type="dxa"/>
+        <w:tblInd w:w="890" w:type="dxa"/>
+        <w:tblBorders>
+          <w:top w:val="outset" w:sz="6" w:space="0" w:color="auto"/>
+          <w:left w:val="outset" w:sz="6" w:space="0" w:color="auto"/>
+          <w:bottom w:val="outset" w:sz="6" w:space="0" w:color="auto"/>
+          <w:right w:val="outset" w:sz="6" w:space="0" w:color="auto"/>
+        </w:tblBorders>
+        <w:tblCellMar>
+          <w:left w:w="0" w:type="dxa"/>
+          <w:right w:w="0" w:type="dxa"/>
+        </w:tblCellMar>
+        <w:tblLook w:val="04A0" w:firstRow="1" w:lastRow="0" w:firstColumn="1" w:lastColumn="0" w:noHBand="0" w:noVBand="1"/>
+      </w:tblPr>
+      <w:tblGrid>
+        <w:gridCol w:w="3240"/>
+        <w:gridCol w:w="5040"/>
+      </w:tblGrid>
       <w:tr>
-        <w:tc>
-          <w:tcPr>
-            <w:cnfStyle w:val="001000000000" w:firstRow="0" w:lastRow="0" w:firstColumn="1" w:lastColumn="0" w:oddVBand="0" w:evenVBand="0" w:oddHBand="0" w:evenHBand="0" w:firstRowFirstColumn="0" w:firstRowLastColumn="0" w:lastRowFirstColumn="0" w:lastRowLastColumn="0"/>
-            <w:tcW w:w="3116" w:type="dxa"/>
+        <w:trPr>
+          <w:trHeight w:val="992"/>
+        </w:trPr>
+        <w:tc>
+          <w:tcPr>
+            <w:tcW w:w="3240" w:type="dxa"/>
+            <w:tcBorders>
+              <w:top w:val="single" w:sz="8" w:space="0" w:color="000000"/>
+              <w:left w:val="single" w:sz="8" w:space="0" w:color="000000"/>
+              <w:bottom w:val="single" w:sz="8" w:space="0" w:color="000000"/>
+              <w:right w:val="single" w:sz="8" w:space="0" w:color="000000"/>
+            </w:tcBorders>
+            <w:tcMar>
+              <w:top w:w="0" w:type="dxa"/>
+              <w:left w:w="108" w:type="dxa"/>
+              <w:bottom w:w="0" w:type="dxa"/>
+              <w:right w:w="108" w:type="dxa"/>
+            </w:tcMar>
+            <w:hideMark/>
           </w:tcPr>
           <w:p>
             <w:pPr>
               <w:spacing w:line="240" w:lineRule="auto"/>
-              <w:ind w:firstLine="0"/>
-              <w:rPr>
-                <w:b w:val="0"/>
-                <w:bCs w:val="0"/>
-              </w:rPr>
-            </w:pPr>
-          </w:p>
-        </w:tc>
-        <w:tc>
-          <w:tcPr>
-            <w:cnfStyle w:val="000010000000" w:firstRow="0" w:lastRow="0" w:firstColumn="0" w:lastColumn="0" w:oddVBand="1" w:evenVBand="0" w:oddHBand="0" w:evenHBand="0" w:firstRowFirstColumn="0" w:firstRowLastColumn="0" w:lastRowFirstColumn="0" w:lastRowLastColumn="0"/>
-            <w:tcW w:w="3117" w:type="dxa"/>
+              <w:jc w:val="center"/>
+              <w:rPr>
+                <w:lang w:val="en-IE"/>
+              </w:rPr>
+            </w:pPr>
+            <w:r>
+              <w:rPr>
+                <w:b/>
+                <w:bCs/>
+                <w:lang w:val="en-IE"/>
+              </w:rPr>
+              <w:t>Perceivable</w:t>
+            </w:r>
+          </w:p>
+        </w:tc>
+        <w:tc>
+          <w:tcPr>
+            <w:tcW w:w="5040" w:type="dxa"/>
+            <w:tcBorders>
+              <w:top w:val="single" w:sz="8" w:space="0" w:color="000000"/>
+              <w:left w:val="outset" w:sz="6" w:space="0" w:color="auto"/>
+              <w:bottom w:val="single" w:sz="8" w:space="0" w:color="000000"/>
+              <w:right w:val="single" w:sz="8" w:space="0" w:color="000000"/>
+            </w:tcBorders>
+            <w:tcMar>
+              <w:top w:w="0" w:type="dxa"/>
+              <w:left w:w="108" w:type="dxa"/>
+              <w:bottom w:w="0" w:type="dxa"/>
+              <w:right w:w="108" w:type="dxa"/>
+            </w:tcMar>
+            <w:hideMark/>
           </w:tcPr>
           <w:p>
             <w:pPr>
               <w:spacing w:line="240" w:lineRule="auto"/>
-              <w:ind w:firstLine="0"/>
-            </w:pPr>
-          </w:p>
-        </w:tc>
-        <w:tc>
-          <w:tcPr>
-            <w:cnfStyle w:val="000100000000" w:firstRow="0" w:lastRow="0" w:firstColumn="0" w:lastColumn="1" w:oddVBand="0" w:evenVBand="0" w:oddHBand="0" w:evenHBand="0" w:firstRowFirstColumn="0" w:firstRowLastColumn="0" w:lastRowFirstColumn="0" w:lastRowLastColumn="0"/>
-            <w:tcW w:w="3117" w:type="dxa"/>
-          </w:tcPr>
+              <w:jc w:val="center"/>
+              <w:rPr>
+                <w:lang w:val="en-IE"/>
+              </w:rPr>
+            </w:pPr>
+            <w:r>
+              <w:rPr>
+                <w:lang w:val="en-IE"/>
+              </w:rPr>
+              <w:t>Text control, high contrast, alt text,</w:t>
+            </w:r>
+          </w:p>
           <w:p>
             <w:pPr>
               <w:spacing w:line="240" w:lineRule="auto"/>
-              <w:ind w:firstLine="0"/>
-              <w:rPr>
-                <w:b w:val="0"/>
-                <w:bCs w:val="0"/>
-              </w:rPr>
-            </w:pPr>
+              <w:jc w:val="center"/>
+              <w:rPr>
+                <w:lang w:val="en-IE"/>
+              </w:rPr>
+            </w:pPr>
+            <w:r>
+              <w:rPr>
+                <w:lang w:val="en-IE"/>
+              </w:rPr>
+              <w:t>images on options</w:t>
+            </w:r>
+          </w:p>
+        </w:tc>
+      </w:tr>
+      <w:tr>
+        <w:trPr>
+          <w:trHeight w:val="551"/>
+        </w:trPr>
+        <w:tc>
+          <w:tcPr>
+            <w:tcW w:w="3240" w:type="dxa"/>
+            <w:tcBorders>
+              <w:top w:val="outset" w:sz="6" w:space="0" w:color="auto"/>
+              <w:left w:val="single" w:sz="8" w:space="0" w:color="000000"/>
+              <w:bottom w:val="single" w:sz="8" w:space="0" w:color="000000"/>
+              <w:right w:val="single" w:sz="8" w:space="0" w:color="000000"/>
+            </w:tcBorders>
+            <w:tcMar>
+              <w:top w:w="0" w:type="dxa"/>
+              <w:left w:w="108" w:type="dxa"/>
+              <w:bottom w:w="0" w:type="dxa"/>
+              <w:right w:w="108" w:type="dxa"/>
+            </w:tcMar>
+            <w:hideMark/>
+          </w:tcPr>
+          <w:p>
+            <w:pPr>
+              <w:spacing w:line="240" w:lineRule="auto"/>
+              <w:jc w:val="center"/>
+              <w:rPr>
+                <w:lang w:val="en-IE"/>
+              </w:rPr>
+            </w:pPr>
+            <w:r>
+              <w:rPr>
+                <w:b/>
+                <w:bCs/>
+                <w:lang w:val="en-IE"/>
+              </w:rPr>
+              <w:t>Operable</w:t>
+            </w:r>
+          </w:p>
+        </w:tc>
+        <w:tc>
+          <w:tcPr>
+            <w:tcW w:w="5040" w:type="dxa"/>
+            <w:tcBorders>
+              <w:top w:val="outset" w:sz="6" w:space="0" w:color="auto"/>
+              <w:left w:val="outset" w:sz="6" w:space="0" w:color="auto"/>
+              <w:bottom w:val="single" w:sz="8" w:space="0" w:color="000000"/>
+              <w:right w:val="single" w:sz="8" w:space="0" w:color="000000"/>
+            </w:tcBorders>
+            <w:tcMar>
+              <w:top w:w="0" w:type="dxa"/>
+              <w:left w:w="108" w:type="dxa"/>
+              <w:bottom w:w="0" w:type="dxa"/>
+              <w:right w:w="108" w:type="dxa"/>
+            </w:tcMar>
+            <w:hideMark/>
+          </w:tcPr>
+          <w:p>
+            <w:pPr>
+              <w:spacing w:line="240" w:lineRule="auto"/>
+              <w:jc w:val="center"/>
+              <w:rPr>
+                <w:lang w:val="en-IE"/>
+              </w:rPr>
+            </w:pPr>
+            <w:r>
+              <w:rPr>
+                <w:lang w:val="en-IE"/>
+              </w:rPr>
+              <w:t>Keyboard navigation, mouse control</w:t>
+            </w:r>
+          </w:p>
+        </w:tc>
+      </w:tr>
+      <w:tr>
+        <w:trPr>
+          <w:trHeight w:val="536"/>
+        </w:trPr>
+        <w:tc>
+          <w:tcPr>
+            <w:tcW w:w="3240" w:type="dxa"/>
+            <w:tcBorders>
+              <w:top w:val="outset" w:sz="6" w:space="0" w:color="auto"/>
+              <w:left w:val="single" w:sz="8" w:space="0" w:color="000000"/>
+              <w:bottom w:val="single" w:sz="8" w:space="0" w:color="000000"/>
+              <w:right w:val="single" w:sz="8" w:space="0" w:color="000000"/>
+            </w:tcBorders>
+            <w:tcMar>
+              <w:top w:w="0" w:type="dxa"/>
+              <w:left w:w="108" w:type="dxa"/>
+              <w:bottom w:w="0" w:type="dxa"/>
+              <w:right w:w="108" w:type="dxa"/>
+            </w:tcMar>
+            <w:hideMark/>
+          </w:tcPr>
+          <w:p>
+            <w:pPr>
+              <w:spacing w:line="240" w:lineRule="auto"/>
+              <w:jc w:val="center"/>
+              <w:rPr>
+                <w:lang w:val="en-IE"/>
+              </w:rPr>
+            </w:pPr>
+            <w:r>
+              <w:rPr>
+                <w:b/>
+                <w:bCs/>
+                <w:lang w:val="en-IE"/>
+              </w:rPr>
+              <w:t>Understandable</w:t>
+            </w:r>
+          </w:p>
+        </w:tc>
+        <w:tc>
+          <w:tcPr>
+            <w:tcW w:w="5040" w:type="dxa"/>
+            <w:tcBorders>
+              <w:top w:val="outset" w:sz="6" w:space="0" w:color="auto"/>
+              <w:left w:val="outset" w:sz="6" w:space="0" w:color="auto"/>
+              <w:bottom w:val="single" w:sz="8" w:space="0" w:color="000000"/>
+              <w:right w:val="single" w:sz="8" w:space="0" w:color="000000"/>
+            </w:tcBorders>
+            <w:tcMar>
+              <w:top w:w="0" w:type="dxa"/>
+              <w:left w:w="108" w:type="dxa"/>
+              <w:bottom w:w="0" w:type="dxa"/>
+              <w:right w:w="108" w:type="dxa"/>
+            </w:tcMar>
+            <w:hideMark/>
+          </w:tcPr>
+          <w:p>
+            <w:pPr>
+              <w:spacing w:line="240" w:lineRule="auto"/>
+              <w:jc w:val="center"/>
+              <w:rPr>
+                <w:lang w:val="en-IE"/>
+              </w:rPr>
+            </w:pPr>
+            <w:r>
+              <w:rPr>
+                <w:lang w:val="en-IE"/>
+              </w:rPr>
+              <w:t>Consistent layout, readable font,</w:t>
+            </w:r>
+          </w:p>
+        </w:tc>
+      </w:tr>
+      <w:tr>
+        <w:trPr>
+          <w:trHeight w:val="551"/>
+        </w:trPr>
+        <w:tc>
+          <w:tcPr>
+            <w:tcW w:w="3240" w:type="dxa"/>
+            <w:tcBorders>
+              <w:top w:val="outset" w:sz="6" w:space="0" w:color="auto"/>
+              <w:left w:val="single" w:sz="8" w:space="0" w:color="000000"/>
+              <w:bottom w:val="single" w:sz="8" w:space="0" w:color="000000"/>
+              <w:right w:val="single" w:sz="8" w:space="0" w:color="000000"/>
+            </w:tcBorders>
+            <w:tcMar>
+              <w:top w:w="0" w:type="dxa"/>
+              <w:left w:w="108" w:type="dxa"/>
+              <w:bottom w:w="0" w:type="dxa"/>
+              <w:right w:w="108" w:type="dxa"/>
+            </w:tcMar>
+            <w:hideMark/>
+          </w:tcPr>
+          <w:p>
+            <w:pPr>
+              <w:spacing w:line="240" w:lineRule="auto"/>
+              <w:jc w:val="center"/>
+              <w:rPr>
+                <w:lang w:val="en-IE"/>
+              </w:rPr>
+            </w:pPr>
+            <w:r>
+              <w:rPr>
+                <w:b/>
+                <w:bCs/>
+                <w:lang w:val="en-IE"/>
+              </w:rPr>
+              <w:t>Robust</w:t>
+            </w:r>
+          </w:p>
+        </w:tc>
+        <w:tc>
+          <w:tcPr>
+            <w:tcW w:w="5040" w:type="dxa"/>
+            <w:tcBorders>
+              <w:top w:val="outset" w:sz="6" w:space="0" w:color="auto"/>
+              <w:left w:val="outset" w:sz="6" w:space="0" w:color="auto"/>
+              <w:bottom w:val="single" w:sz="8" w:space="0" w:color="000000"/>
+              <w:right w:val="single" w:sz="8" w:space="0" w:color="000000"/>
+            </w:tcBorders>
+            <w:tcMar>
+              <w:top w:w="0" w:type="dxa"/>
+              <w:left w:w="108" w:type="dxa"/>
+              <w:bottom w:w="0" w:type="dxa"/>
+              <w:right w:w="108" w:type="dxa"/>
+            </w:tcMar>
+            <w:hideMark/>
+          </w:tcPr>
+          <w:p>
+            <w:pPr>
+              <w:spacing w:line="240" w:lineRule="auto"/>
+              <w:jc w:val="center"/>
+              <w:rPr>
+                <w:lang w:val="en-IE"/>
+              </w:rPr>
+            </w:pPr>
+            <w:r>
+              <w:rPr>
+                <w:lang w:val="en-IE"/>
+              </w:rPr>
+              <w:t>Semantic HTML, Netlify deployment through browser</w:t>
+            </w:r>
           </w:p>
         </w:tc>
       </w:tr>
     </w:tbl>
     <w:p>
       <w:pPr>
-        <w:ind w:firstLine="0"/>
-      </w:pPr>
+        <w:rPr>
+          <w:lang w:val="en-IE"/>
+        </w:rPr>
+      </w:pPr>
+      <w:r>
+        <w:rPr>
+          <w:lang w:val="en-IE"/>
+        </w:rPr>
+        <w:t> </w:t>
+      </w:r>
     </w:p>
     <w:p>
       <w:pPr>
-        <w:pStyle w:val="Heading1"/>
-      </w:pPr>
-      <w:r>
-        <w:t>Architecture overview</w:t>
+        <w:rPr>
+          <w:lang w:val="en-IE"/>
+        </w:rPr>
+      </w:pPr>
+      <w:r>
+        <w:rPr>
+          <w:lang w:val="en-IE"/>
+        </w:rPr>
+        <w:t xml:space="preserve">For headings the use of strict heading hierarchy will serve to keep not only code organized; But </w:t>
+      </w:r>
+      <w:proofErr w:type="gramStart"/>
+      <w:r>
+        <w:rPr>
+          <w:lang w:val="en-IE"/>
+        </w:rPr>
+        <w:t>also</w:t>
+      </w:r>
+      <w:proofErr w:type="gramEnd"/>
+      <w:r>
+        <w:rPr>
+          <w:lang w:val="en-IE"/>
+        </w:rPr>
+        <w:t xml:space="preserve"> to allow the page to have a neat and distinct look. The user will be able to choose the accessibility tab once on the page. From there they can change to high contrast mode, reduce the motion on the page, underline clickable links and increase spacing between words. These options will address visual difficulties the user may experience.</w:t>
       </w:r>
     </w:p>
     <w:p>
-      <w:r>
-        <w:t>The App is built and tested on local machine then pushed into Netlify to get it running on browser</w:t>
-      </w:r>
-      <w:r>
-        <w:t xml:space="preserve">. The database was initially created manually on </w:t>
-      </w:r>
-      <w:proofErr w:type="spellStart"/>
-      <w:r>
-        <w:t>Supabase</w:t>
-      </w:r>
-      <w:proofErr w:type="spellEnd"/>
-      <w:r>
-        <w:t xml:space="preserve">, tables and relationships, but then with the adjustments of the App by AI, it was automatically created on </w:t>
-      </w:r>
-      <w:proofErr w:type="spellStart"/>
-      <w:r>
-        <w:t>Netifly</w:t>
-      </w:r>
-      <w:proofErr w:type="spellEnd"/>
-      <w:r>
-        <w:t>.</w:t>
+      <w:pPr>
+        <w:rPr>
+          <w:lang w:val="en-IE"/>
+        </w:rPr>
+      </w:pPr>
+      <w:r>
+        <w:rPr>
+          <w:lang w:val="en-IE"/>
+        </w:rPr>
+        <w:t>They can then press tab to cycle through options and confirm with the enter key. They will also be able to use home and end keys as well as the arrow keys to scroll the page.</w:t>
       </w:r>
     </w:p>
-    <w:p/>
-    <w:p/>
+    <w:p>
+      <w:pPr>
+        <w:rPr>
+          <w:lang w:val="en-IE"/>
+        </w:rPr>
+      </w:pPr>
+      <w:r>
+        <w:rPr>
+          <w:lang w:val="en-IE"/>
+        </w:rPr>
+        <w:t xml:space="preserve">While using these features the user will see a grid-like layout on an </w:t>
+      </w:r>
+      <w:proofErr w:type="gramStart"/>
+      <w:r>
+        <w:rPr>
+          <w:lang w:val="en-IE"/>
+        </w:rPr>
+        <w:t>off white</w:t>
+      </w:r>
+      <w:proofErr w:type="gramEnd"/>
+      <w:r>
+        <w:rPr>
+          <w:lang w:val="en-IE"/>
+        </w:rPr>
+        <w:t xml:space="preserve"> background. The off white will limit the bright blue light from screens and reduce eye strain. But more importantly images or clip art will be on each option. This gives a visual context to the user for what options they have available.</w:t>
+      </w:r>
+    </w:p>
+    <w:p>
+      <w:pPr>
+        <w:rPr>
+          <w:lang w:val="en-IE"/>
+        </w:rPr>
+      </w:pPr>
+      <w:r>
+        <w:rPr>
+          <w:lang w:val="en-IE"/>
+        </w:rPr>
+        <w:lastRenderedPageBreak/>
+        <w:t xml:space="preserve">And </w:t>
+      </w:r>
+      <w:r>
+        <w:rPr>
+          <w:lang w:val="en-IE"/>
+        </w:rPr>
+        <w:t>finally,</w:t>
+      </w:r>
+      <w:r>
+        <w:rPr>
+          <w:lang w:val="en-IE"/>
+        </w:rPr>
+        <w:t xml:space="preserve"> to have the app run properly it will be deployed using Netlify. The semantic neat HTML will then display for the user on their browser. They will only need a link in theory to use their new companion app.</w:t>
+      </w:r>
+    </w:p>
+    <w:p>
+      <w:pPr>
+        <w:rPr>
+          <w:lang w:val="en-IE"/>
+        </w:rPr>
+      </w:pPr>
+      <w:r>
+        <w:rPr>
+          <w:lang w:val="en-IE"/>
+        </w:rPr>
+        <w:t>The main goal will be for the user to use colour and images to navigate the site intuitively. We want to limit the information overload for already stressed first year students.</w:t>
+      </w:r>
+    </w:p>
+    <w:p>
+      <w:pPr>
+        <w:rPr>
+          <w:lang w:val="en-IE"/>
+        </w:rPr>
+      </w:pPr>
+    </w:p>
+    <w:p>
+      <w:pPr>
+        <w:pStyle w:val="Heading1"/>
+      </w:pPr>
+      <w:r>
+        <w:t>Privacy, security, and compliance</w:t>
+      </w:r>
+    </w:p>
+    <w:p>
+      <w:r>
+        <w:t xml:space="preserve">We </w:t>
+      </w:r>
+      <w:r>
+        <w:t>did</w:t>
+      </w:r>
+      <w:r>
+        <w:t xml:space="preserve"> our best to make t</w:t>
+      </w:r>
+      <w:r>
+        <w:t>he system comply with the principles of the General Data Protection Regulation</w:t>
+      </w:r>
+      <w:r>
+        <w:t xml:space="preserve"> and ensure that the sensitive and personal data is handled transparently and securely. We also were careful with collecting only necessary data required for the app’s functions</w:t>
+      </w:r>
+      <w:r>
+        <w:t xml:space="preserve"> complying with data minimization and avoiding collecting unnecessary data like live location and biometrics.</w:t>
+      </w:r>
+    </w:p>
+    <w:p>
+      <w:r>
+        <w:t xml:space="preserve">There are unavoidable risks that come with every </w:t>
+      </w:r>
+      <w:proofErr w:type="gramStart"/>
+      <w:r>
+        <w:t>app</w:t>
+      </w:r>
+      <w:proofErr w:type="gramEnd"/>
+      <w:r>
+        <w:t xml:space="preserve"> and we need to talk about, the table below shows the most important ones and the mitigation to them.</w:t>
+      </w:r>
+    </w:p>
+    <w:tbl>
+      <w:tblPr>
+        <w:tblStyle w:val="TableGrid"/>
+        <w:tblW w:w="0" w:type="auto"/>
+        <w:jc w:val="center"/>
+        <w:tblLook w:val="04A0" w:firstRow="1" w:lastRow="0" w:firstColumn="1" w:lastColumn="0" w:noHBand="0" w:noVBand="1"/>
+      </w:tblPr>
+      <w:tblGrid>
+        <w:gridCol w:w="3116"/>
+        <w:gridCol w:w="3117"/>
+        <w:gridCol w:w="3117"/>
+      </w:tblGrid>
+      <w:tr>
+        <w:trPr>
+          <w:jc w:val="center"/>
+        </w:trPr>
+        <w:tc>
+          <w:tcPr>
+            <w:tcW w:w="3116" w:type="dxa"/>
+          </w:tcPr>
+          <w:p>
+            <w:pPr>
+              <w:ind w:firstLine="0"/>
+              <w:jc w:val="center"/>
+            </w:pPr>
+            <w:r>
+              <w:t>Risk</w:t>
+            </w:r>
+          </w:p>
+        </w:tc>
+        <w:tc>
+          <w:tcPr>
+            <w:tcW w:w="3117" w:type="dxa"/>
+          </w:tcPr>
+          <w:p>
+            <w:pPr>
+              <w:ind w:firstLine="0"/>
+              <w:jc w:val="center"/>
+            </w:pPr>
+            <w:r>
+              <w:t>Description of the problem</w:t>
+            </w:r>
+          </w:p>
+        </w:tc>
+        <w:tc>
+          <w:tcPr>
+            <w:tcW w:w="3117" w:type="dxa"/>
+          </w:tcPr>
+          <w:p>
+            <w:pPr>
+              <w:ind w:firstLine="0"/>
+              <w:jc w:val="center"/>
+            </w:pPr>
+            <w:r>
+              <w:t>Mitigation</w:t>
+            </w:r>
+          </w:p>
+        </w:tc>
+      </w:tr>
+      <w:tr>
+        <w:trPr>
+          <w:jc w:val="center"/>
+        </w:trPr>
+        <w:tc>
+          <w:tcPr>
+            <w:tcW w:w="3116" w:type="dxa"/>
+          </w:tcPr>
+          <w:p>
+            <w:pPr>
+              <w:ind w:firstLine="0"/>
+            </w:pPr>
+          </w:p>
+        </w:tc>
+        <w:tc>
+          <w:tcPr>
+            <w:tcW w:w="3117" w:type="dxa"/>
+          </w:tcPr>
+          <w:p>
+            <w:pPr>
+              <w:ind w:firstLine="0"/>
+            </w:pPr>
+          </w:p>
+        </w:tc>
+        <w:tc>
+          <w:tcPr>
+            <w:tcW w:w="3117" w:type="dxa"/>
+          </w:tcPr>
+          <w:p>
+            <w:pPr>
+              <w:ind w:firstLine="0"/>
+            </w:pPr>
+          </w:p>
+        </w:tc>
+      </w:tr>
+      <w:tr>
+        <w:trPr>
+          <w:jc w:val="center"/>
+        </w:trPr>
+        <w:tc>
+          <w:tcPr>
+            <w:tcW w:w="3116" w:type="dxa"/>
+          </w:tcPr>
+          <w:p>
+            <w:pPr>
+              <w:ind w:firstLine="0"/>
+            </w:pPr>
+          </w:p>
+        </w:tc>
+        <w:tc>
+          <w:tcPr>
+            <w:tcW w:w="3117" w:type="dxa"/>
+          </w:tcPr>
+          <w:p>
+            <w:pPr>
+              <w:ind w:firstLine="0"/>
+            </w:pPr>
+          </w:p>
+        </w:tc>
+        <w:tc>
+          <w:tcPr>
+            <w:tcW w:w="3117" w:type="dxa"/>
+          </w:tcPr>
+          <w:p>
+            <w:pPr>
+              <w:ind w:firstLine="0"/>
+            </w:pPr>
+          </w:p>
+        </w:tc>
+      </w:tr>
+      <w:tr>
+        <w:trPr>
+          <w:jc w:val="center"/>
+        </w:trPr>
+        <w:tc>
+          <w:tcPr>
+            <w:tcW w:w="3116" w:type="dxa"/>
+          </w:tcPr>
+          <w:p>
+            <w:pPr>
+              <w:ind w:firstLine="0"/>
+            </w:pPr>
+          </w:p>
+        </w:tc>
+        <w:tc>
+          <w:tcPr>
+            <w:tcW w:w="3117" w:type="dxa"/>
+          </w:tcPr>
+          <w:p>
+            <w:pPr>
+              <w:ind w:firstLine="0"/>
+            </w:pPr>
+          </w:p>
+        </w:tc>
+        <w:tc>
+          <w:tcPr>
+            <w:tcW w:w="3117" w:type="dxa"/>
+          </w:tcPr>
+          <w:p>
+            <w:pPr>
+              <w:ind w:firstLine="0"/>
+            </w:pPr>
+          </w:p>
+        </w:tc>
+      </w:tr>
+      <w:tr>
+        <w:trPr>
+          <w:jc w:val="center"/>
+        </w:trPr>
+        <w:tc>
+          <w:tcPr>
+            <w:tcW w:w="3116" w:type="dxa"/>
+          </w:tcPr>
+          <w:p>
+            <w:pPr>
+              <w:ind w:firstLine="0"/>
+            </w:pPr>
+          </w:p>
+        </w:tc>
+        <w:tc>
+          <w:tcPr>
+            <w:tcW w:w="3117" w:type="dxa"/>
+          </w:tcPr>
+          <w:p>
+            <w:pPr>
+              <w:ind w:firstLine="0"/>
+            </w:pPr>
+          </w:p>
+        </w:tc>
+        <w:tc>
+          <w:tcPr>
+            <w:tcW w:w="3117" w:type="dxa"/>
+          </w:tcPr>
+          <w:p>
+            <w:pPr>
+              <w:ind w:firstLine="0"/>
+            </w:pPr>
+          </w:p>
+        </w:tc>
+      </w:tr>
+    </w:tbl>
     <w:p/>
     <w:sectPr>
       <w:headerReference w:type="default" r:id="rId11"/>
@@ -2189,7 +2880,6 @@
   <w:style w:type="character" w:default="1" w:styleId="DefaultParagraphFont">
     <w:name w:val="Default Paragraph Font"/>
     <w:uiPriority w:val="1"/>
-    <w:semiHidden/>
     <w:unhideWhenUsed/>
   </w:style>
   <w:style w:type="table" w:default="1" w:styleId="TableNormal">
@@ -3168,35 +3858,6 @@
 </file>
 
 <file path=customXml/item1.xml><?xml version="1.0" encoding="utf-8"?>
-<p:properties xmlns:p="http://schemas.microsoft.com/office/2006/metadata/properties" xmlns:xsi="http://www.w3.org/2001/XMLSchema-instance" xmlns:pc="http://schemas.microsoft.com/office/infopath/2007/PartnerControls">
-  <documentManagement>
-    <_ip_UnifiedCompliancePolicyUIAction xmlns="http://schemas.microsoft.com/sharepoint/v3" xsi:nil="true"/>
-    <Image xmlns="71af3243-3dd4-4a8d-8c0d-dd76da1f02a5">
-      <Url xsi:nil="true"/>
-      <Description xsi:nil="true"/>
-    </Image>
-    <Status xmlns="71af3243-3dd4-4a8d-8c0d-dd76da1f02a5">Not started</Status>
-    <Background xmlns="71af3243-3dd4-4a8d-8c0d-dd76da1f02a5">false</Background>
-    <_ip_UnifiedCompliancePolicyProperties xmlns="http://schemas.microsoft.com/sharepoint/v3" xsi:nil="true"/>
-    <ImageTagsTaxHTField xmlns="71af3243-3dd4-4a8d-8c0d-dd76da1f02a5">
-      <Terms xmlns="http://schemas.microsoft.com/office/infopath/2007/PartnerControls"/>
-    </ImageTagsTaxHTField>
-    <TaxCatchAll xmlns="230e9df3-be65-4c73-a93b-d1236ebd677e" xsi:nil="true"/>
-    <MediaServiceKeyPoints xmlns="71af3243-3dd4-4a8d-8c0d-dd76da1f02a5" xsi:nil="true"/>
-  </documentManagement>
-</p:properties>
-</file>
-
-<file path=customXml/item2.xml><?xml version="1.0" encoding="utf-8"?>
-<?mso-contentType ?>
-<FormTemplates xmlns="http://schemas.microsoft.com/sharepoint/v3/contenttype/forms">
-  <Display>DocumentLibraryForm</Display>
-  <Edit>DocumentLibraryForm</Edit>
-  <New>DocumentLibraryForm</New>
-</FormTemplates>
-</file>
-
-<file path=customXml/item3.xml><?xml version="1.0" encoding="utf-8"?>
 <ct:contentTypeSchema xmlns:ct="http://schemas.microsoft.com/office/2006/metadata/contentType" xmlns:ma="http://schemas.microsoft.com/office/2006/metadata/properties/metaAttributes" ct:_="" ma:_="" ma:contentTypeName="Document" ma:contentTypeID="0x01010079F111ED35F8CC479449609E8A0923A6" ma:contentTypeVersion="26" ma:contentTypeDescription="Create a new document." ma:contentTypeScope="" ma:versionID="ac37c1753acd5e330d2062ccec26ea66">
   <xsd:schema xmlns:xsd="http://www.w3.org/2001/XMLSchema" xmlns:xs="http://www.w3.org/2001/XMLSchema" xmlns:p="http://schemas.microsoft.com/office/2006/metadata/properties" xmlns:ns1="http://schemas.microsoft.com/sharepoint/v3" xmlns:ns2="71af3243-3dd4-4a8d-8c0d-dd76da1f02a5" xmlns:ns3="16c05727-aa75-4e4a-9b5f-8a80a1165891" xmlns:ns4="230e9df3-be65-4c73-a93b-d1236ebd677e" targetNamespace="http://schemas.microsoft.com/office/2006/metadata/properties" ma:root="true" ma:fieldsID="3b340c7101c92c5120abd06486f94548" ns1:_="" ns2:_="" ns3:_="" ns4:_="">
     <xsd:import namespace="http://schemas.microsoft.com/sharepoint/v3"/>
@@ -3496,27 +4157,36 @@
 </ct:contentTypeSchema>
 </file>
 
-<file path=customXml/itemProps1.xml><?xml version="1.0" encoding="utf-8"?>
-<ds:datastoreItem xmlns:ds="http://schemas.openxmlformats.org/officeDocument/2006/customXml" ds:itemID="{C7DCE20C-610A-4626-841D-1F10857B445E}">
-  <ds:schemaRefs>
-    <ds:schemaRef ds:uri="http://schemas.microsoft.com/office/2006/metadata/properties"/>
-    <ds:schemaRef ds:uri="http://schemas.microsoft.com/office/infopath/2007/PartnerControls"/>
-    <ds:schemaRef ds:uri="http://schemas.microsoft.com/sharepoint/v3"/>
-    <ds:schemaRef ds:uri="71af3243-3dd4-4a8d-8c0d-dd76da1f02a5"/>
-    <ds:schemaRef ds:uri="230e9df3-be65-4c73-a93b-d1236ebd677e"/>
-  </ds:schemaRefs>
-</ds:datastoreItem>
+<file path=customXml/item2.xml><?xml version="1.0" encoding="utf-8"?>
+<?mso-contentType ?>
+<FormTemplates xmlns="http://schemas.microsoft.com/sharepoint/v3/contenttype/forms">
+  <Display>DocumentLibraryForm</Display>
+  <Edit>DocumentLibraryForm</Edit>
+  <New>DocumentLibraryForm</New>
+</FormTemplates>
 </file>
 
-<file path=customXml/itemProps2.xml><?xml version="1.0" encoding="utf-8"?>
-<ds:datastoreItem xmlns:ds="http://schemas.openxmlformats.org/officeDocument/2006/customXml" ds:itemID="{2D686CB8-6245-413C-A355-156513A377FC}">
-  <ds:schemaRefs>
-    <ds:schemaRef ds:uri="http://schemas.microsoft.com/sharepoint/v3/contenttype/forms"/>
-  </ds:schemaRefs>
-</ds:datastoreItem>
+<file path=customXml/item3.xml><?xml version="1.0" encoding="utf-8"?>
+<p:properties xmlns:p="http://schemas.microsoft.com/office/2006/metadata/properties" xmlns:xsi="http://www.w3.org/2001/XMLSchema-instance" xmlns:pc="http://schemas.microsoft.com/office/infopath/2007/PartnerControls">
+  <documentManagement>
+    <_ip_UnifiedCompliancePolicyUIAction xmlns="http://schemas.microsoft.com/sharepoint/v3" xsi:nil="true"/>
+    <Image xmlns="71af3243-3dd4-4a8d-8c0d-dd76da1f02a5">
+      <Url xsi:nil="true"/>
+      <Description xsi:nil="true"/>
+    </Image>
+    <Status xmlns="71af3243-3dd4-4a8d-8c0d-dd76da1f02a5">Not started</Status>
+    <Background xmlns="71af3243-3dd4-4a8d-8c0d-dd76da1f02a5">false</Background>
+    <_ip_UnifiedCompliancePolicyProperties xmlns="http://schemas.microsoft.com/sharepoint/v3" xsi:nil="true"/>
+    <ImageTagsTaxHTField xmlns="71af3243-3dd4-4a8d-8c0d-dd76da1f02a5">
+      <Terms xmlns="http://schemas.microsoft.com/office/infopath/2007/PartnerControls"/>
+    </ImageTagsTaxHTField>
+    <TaxCatchAll xmlns="230e9df3-be65-4c73-a93b-d1236ebd677e" xsi:nil="true"/>
+    <MediaServiceKeyPoints xmlns="71af3243-3dd4-4a8d-8c0d-dd76da1f02a5" xsi:nil="true"/>
+  </documentManagement>
+</p:properties>
 </file>
 
-<file path=customXml/itemProps3.xml><?xml version="1.0" encoding="utf-8"?>
+<file path=customXml/itemProps1.xml><?xml version="1.0" encoding="utf-8"?>
 <ds:datastoreItem xmlns:ds="http://schemas.openxmlformats.org/officeDocument/2006/customXml" ds:itemID="{3B411A11-DDA3-4BC4-B0BC-14026E6D5DF4}">
   <ds:schemaRefs>
     <ds:schemaRef ds:uri="http://schemas.microsoft.com/office/2006/metadata/contentType"/>
@@ -3535,4 +4205,24 @@
     <ds:schemaRef ds:uri="http://schemas.microsoft.com/internal/obd"/>
   </ds:schemaRefs>
 </ds:datastoreItem>
+</file>
+
+<file path=customXml/itemProps2.xml><?xml version="1.0" encoding="utf-8"?>
+<ds:datastoreItem xmlns:ds="http://schemas.openxmlformats.org/officeDocument/2006/customXml" ds:itemID="{2D686CB8-6245-413C-A355-156513A377FC}">
+  <ds:schemaRefs>
+    <ds:schemaRef ds:uri="http://schemas.microsoft.com/sharepoint/v3/contenttype/forms"/>
+  </ds:schemaRefs>
+</ds:datastoreItem>
+</file>
+
+<file path=customXml/itemProps3.xml><?xml version="1.0" encoding="utf-8"?>
+<ds:datastoreItem xmlns:ds="http://schemas.openxmlformats.org/officeDocument/2006/customXml" ds:itemID="{C7DCE20C-610A-4626-841D-1F10857B445E}">
+  <ds:schemaRefs>
+    <ds:schemaRef ds:uri="http://schemas.microsoft.com/office/2006/metadata/properties"/>
+    <ds:schemaRef ds:uri="http://schemas.microsoft.com/office/infopath/2007/PartnerControls"/>
+    <ds:schemaRef ds:uri="http://schemas.microsoft.com/sharepoint/v3"/>
+    <ds:schemaRef ds:uri="71af3243-3dd4-4a8d-8c0d-dd76da1f02a5"/>
+    <ds:schemaRef ds:uri="230e9df3-be65-4c73-a93b-d1236ebd677e"/>
+  </ds:schemaRefs>
+</ds:datastoreItem>
 </file>
--- a/Report/Design_Report.docx
+++ b/Report/Design_Report.docx
@@ -1730,11 +1730,9 @@
       <w:r>
         <w:t xml:space="preserve">There are unavoidable risks that come with every </w:t>
       </w:r>
-      <w:proofErr w:type="gramStart"/>
-      <w:r>
-        <w:t>app</w:t>
-      </w:r>
-      <w:proofErr w:type="gramEnd"/>
+      <w:r>
+        <w:t>app,</w:t>
+      </w:r>
       <w:r>
         <w:t xml:space="preserve"> and we need to talk about, the table below shows the most important ones and the mitigation to them.</w:t>
       </w:r>
@@ -1761,6 +1759,7 @@
           </w:tcPr>
           <w:p>
             <w:pPr>
+              <w:spacing w:line="240" w:lineRule="auto"/>
               <w:ind w:firstLine="0"/>
               <w:jc w:val="center"/>
             </w:pPr>
@@ -1775,6 +1774,7 @@
           </w:tcPr>
           <w:p>
             <w:pPr>
+              <w:spacing w:line="240" w:lineRule="auto"/>
               <w:ind w:firstLine="0"/>
               <w:jc w:val="center"/>
             </w:pPr>
@@ -1789,6 +1789,7 @@
           </w:tcPr>
           <w:p>
             <w:pPr>
+              <w:spacing w:line="240" w:lineRule="auto"/>
               <w:ind w:firstLine="0"/>
               <w:jc w:val="center"/>
             </w:pPr>
@@ -1808,8 +1809,12 @@
           </w:tcPr>
           <w:p>
             <w:pPr>
+              <w:spacing w:line="240" w:lineRule="auto"/>
               <w:ind w:firstLine="0"/>
             </w:pPr>
+            <w:r>
+              <w:t>Data leak and breach</w:t>
+            </w:r>
           </w:p>
         </w:tc>
         <w:tc>
@@ -1818,8 +1823,12 @@
           </w:tcPr>
           <w:p>
             <w:pPr>
+              <w:spacing w:line="240" w:lineRule="auto"/>
               <w:ind w:firstLine="0"/>
             </w:pPr>
+            <w:r>
+              <w:t>Unauthorized access to data and student data</w:t>
+            </w:r>
           </w:p>
         </w:tc>
         <w:tc>
@@ -1828,8 +1837,12 @@
           </w:tcPr>
           <w:p>
             <w:pPr>
+              <w:spacing w:line="240" w:lineRule="auto"/>
               <w:ind w:firstLine="0"/>
             </w:pPr>
+            <w:r>
+              <w:t>Encryption</w:t>
+            </w:r>
           </w:p>
         </w:tc>
       </w:tr>
@@ -1843,8 +1856,12 @@
           </w:tcPr>
           <w:p>
             <w:pPr>
+              <w:spacing w:line="240" w:lineRule="auto"/>
               <w:ind w:firstLine="0"/>
             </w:pPr>
+            <w:r>
+              <w:t>Unauthorized access</w:t>
+            </w:r>
           </w:p>
         </w:tc>
         <w:tc>
@@ -1853,8 +1870,12 @@
           </w:tcPr>
           <w:p>
             <w:pPr>
+              <w:spacing w:line="240" w:lineRule="auto"/>
               <w:ind w:firstLine="0"/>
             </w:pPr>
+            <w:r>
+              <w:t>Hackers/ unauthorized users accessing students’ accounts</w:t>
+            </w:r>
           </w:p>
         </w:tc>
         <w:tc>
@@ -1863,8 +1884,12 @@
           </w:tcPr>
           <w:p>
             <w:pPr>
+              <w:spacing w:line="240" w:lineRule="auto"/>
               <w:ind w:firstLine="0"/>
             </w:pPr>
+            <w:r>
+              <w:t>2 factors authentication</w:t>
+            </w:r>
           </w:p>
         </w:tc>
       </w:tr>
@@ -1878,8 +1903,12 @@
           </w:tcPr>
           <w:p>
             <w:pPr>
+              <w:spacing w:line="240" w:lineRule="auto"/>
               <w:ind w:firstLine="0"/>
             </w:pPr>
+            <w:r>
+              <w:t>Loss of data</w:t>
+            </w:r>
           </w:p>
         </w:tc>
         <w:tc>
@@ -1888,8 +1917,12 @@
           </w:tcPr>
           <w:p>
             <w:pPr>
+              <w:spacing w:line="240" w:lineRule="auto"/>
               <w:ind w:firstLine="0"/>
             </w:pPr>
+            <w:r>
+              <w:t>System / database breaking down</w:t>
+            </w:r>
           </w:p>
         </w:tc>
         <w:tc>
@@ -1898,8 +1931,12 @@
           </w:tcPr>
           <w:p>
             <w:pPr>
+              <w:spacing w:line="240" w:lineRule="auto"/>
               <w:ind w:firstLine="0"/>
             </w:pPr>
+            <w:r>
+              <w:t>Regular maintenance and backup servers</w:t>
+            </w:r>
           </w:p>
         </w:tc>
       </w:tr>
@@ -1913,8 +1950,12 @@
           </w:tcPr>
           <w:p>
             <w:pPr>
+              <w:spacing w:line="240" w:lineRule="auto"/>
               <w:ind w:firstLine="0"/>
             </w:pPr>
+            <w:r>
+              <w:t>Data misuse</w:t>
+            </w:r>
           </w:p>
         </w:tc>
         <w:tc>
@@ -1923,8 +1964,12 @@
           </w:tcPr>
           <w:p>
             <w:pPr>
+              <w:spacing w:line="240" w:lineRule="auto"/>
               <w:ind w:firstLine="0"/>
             </w:pPr>
+            <w:r>
+              <w:t>Data used for other than intended purposes</w:t>
+            </w:r>
           </w:p>
         </w:tc>
         <w:tc>
@@ -1933,12 +1978,2940 @@
           </w:tcPr>
           <w:p>
             <w:pPr>
+              <w:spacing w:line="240" w:lineRule="auto"/>
               <w:ind w:firstLine="0"/>
             </w:pPr>
+            <w:r>
+              <w:t>Setting policies</w:t>
+            </w:r>
           </w:p>
         </w:tc>
       </w:tr>
     </w:tbl>
+    <w:p/>
+    <w:p/>
+    <w:p/>
+    <w:p/>
+    <w:p/>
+    <w:p/>
+    <w:p/>
+    <w:p>
+      <w:pPr>
+        <w:pStyle w:val="Heading1"/>
+        <w:rPr>
+          <w:lang w:val="en-IE"/>
+        </w:rPr>
+      </w:pPr>
+      <w:r>
+        <w:rPr>
+          <w:lang w:val="en-IE"/>
+        </w:rPr>
+        <w:lastRenderedPageBreak/>
+        <w:t>User Testing</w:t>
+      </w:r>
+    </w:p>
+    <w:p>
+      <w:pPr>
+        <w:pStyle w:val="NoIndent"/>
+        <w:numPr>
+          <w:ilvl w:val="0"/>
+          <w:numId w:val="2"/>
+        </w:numPr>
+        <w:rPr>
+          <w:lang w:val="en-IE"/>
+        </w:rPr>
+      </w:pPr>
+      <w:r>
+        <w:rPr>
+          <w:lang w:val="en-IE"/>
+        </w:rPr>
+        <w:t>User</w:t>
+      </w:r>
+      <w:r>
+        <w:rPr>
+          <w:lang w:val="en-IE"/>
+        </w:rPr>
+        <w:t xml:space="preserve"> </w:t>
+      </w:r>
+      <w:r>
+        <w:rPr>
+          <w:lang w:val="en-IE"/>
+        </w:rPr>
+        <w:t>1</w:t>
+      </w:r>
+    </w:p>
+    <w:p>
+      <w:pPr>
+        <w:pStyle w:val="NoIndent"/>
+        <w:ind w:left="360"/>
+        <w:rPr>
+          <w:lang w:val="en-IE"/>
+        </w:rPr>
+      </w:pPr>
+      <w:r>
+        <w:rPr>
+          <w:lang w:val="en-IE"/>
+        </w:rPr>
+        <w:t>Age</w:t>
+      </w:r>
+      <w:r>
+        <w:rPr>
+          <w:lang w:val="en-IE"/>
+        </w:rPr>
+        <w:t>:</w:t>
+      </w:r>
+      <w:r>
+        <w:rPr>
+          <w:lang w:val="en-IE"/>
+        </w:rPr>
+        <w:t xml:space="preserve"> 24</w:t>
+      </w:r>
+    </w:p>
+    <w:p>
+      <w:pPr>
+        <w:pStyle w:val="NoIndent"/>
+        <w:ind w:left="360"/>
+        <w:rPr>
+          <w:lang w:val="en-IE"/>
+        </w:rPr>
+      </w:pPr>
+      <w:r>
+        <w:rPr>
+          <w:lang w:val="en-IE"/>
+        </w:rPr>
+        <w:t>Tech literate</w:t>
+      </w:r>
+    </w:p>
+    <w:p>
+      <w:pPr>
+        <w:pStyle w:val="NoIndent"/>
+        <w:ind w:left="360"/>
+        <w:rPr>
+          <w:lang w:val="en-IE"/>
+        </w:rPr>
+      </w:pPr>
+      <w:r>
+        <w:rPr>
+          <w:lang w:val="en-IE"/>
+        </w:rPr>
+        <w:t>Was quick to get used to the application. In the expected age range and demographic. Found that the app was approachable.</w:t>
+      </w:r>
+    </w:p>
+    <w:tbl>
+      <w:tblPr>
+        <w:tblStyle w:val="TableGrid"/>
+        <w:tblW w:w="9029" w:type="dxa"/>
+        <w:tblLook w:val="04A0" w:firstRow="1" w:lastRow="0" w:firstColumn="1" w:lastColumn="0" w:noHBand="0" w:noVBand="1"/>
+      </w:tblPr>
+      <w:tblGrid>
+        <w:gridCol w:w="2122"/>
+        <w:gridCol w:w="3896"/>
+        <w:gridCol w:w="3011"/>
+      </w:tblGrid>
+      <w:tr>
+        <w:trPr>
+          <w:trHeight w:val="637"/>
+        </w:trPr>
+        <w:tc>
+          <w:tcPr>
+            <w:tcW w:w="2122" w:type="dxa"/>
+            <w:tcBorders>
+              <w:top w:val="single" w:sz="4" w:space="0" w:color="auto"/>
+              <w:left w:val="single" w:sz="4" w:space="0" w:color="auto"/>
+              <w:bottom w:val="single" w:sz="4" w:space="0" w:color="auto"/>
+              <w:right w:val="single" w:sz="4" w:space="0" w:color="auto"/>
+            </w:tcBorders>
+            <w:hideMark/>
+          </w:tcPr>
+          <w:p>
+            <w:pPr>
+              <w:spacing w:line="240" w:lineRule="auto"/>
+              <w:rPr>
+                <w:b/>
+                <w:bCs/>
+                <w:u w:val="single"/>
+                <w:lang w:val="en-IE"/>
+              </w:rPr>
+            </w:pPr>
+            <w:r>
+              <w:rPr>
+                <w:b/>
+                <w:bCs/>
+                <w:u w:val="single"/>
+                <w:lang w:val="en-IE"/>
+              </w:rPr>
+              <w:t>Task</w:t>
+            </w:r>
+          </w:p>
+        </w:tc>
+        <w:tc>
+          <w:tcPr>
+            <w:tcW w:w="3896" w:type="dxa"/>
+            <w:tcBorders>
+              <w:top w:val="single" w:sz="4" w:space="0" w:color="auto"/>
+              <w:left w:val="single" w:sz="4" w:space="0" w:color="auto"/>
+              <w:bottom w:val="single" w:sz="4" w:space="0" w:color="auto"/>
+              <w:right w:val="single" w:sz="4" w:space="0" w:color="auto"/>
+            </w:tcBorders>
+            <w:hideMark/>
+          </w:tcPr>
+          <w:p>
+            <w:pPr>
+              <w:spacing w:line="240" w:lineRule="auto"/>
+              <w:rPr>
+                <w:b/>
+                <w:bCs/>
+                <w:u w:val="single"/>
+                <w:lang w:val="en-IE"/>
+              </w:rPr>
+            </w:pPr>
+            <w:r>
+              <w:rPr>
+                <w:b/>
+                <w:bCs/>
+                <w:u w:val="single"/>
+                <w:lang w:val="en-IE"/>
+              </w:rPr>
+              <w:t>Issues/feedback</w:t>
+            </w:r>
+          </w:p>
+        </w:tc>
+        <w:tc>
+          <w:tcPr>
+            <w:tcW w:w="3011" w:type="dxa"/>
+            <w:tcBorders>
+              <w:top w:val="single" w:sz="4" w:space="0" w:color="auto"/>
+              <w:left w:val="single" w:sz="4" w:space="0" w:color="auto"/>
+              <w:bottom w:val="single" w:sz="4" w:space="0" w:color="auto"/>
+              <w:right w:val="single" w:sz="4" w:space="0" w:color="auto"/>
+            </w:tcBorders>
+            <w:hideMark/>
+          </w:tcPr>
+          <w:p>
+            <w:pPr>
+              <w:spacing w:line="240" w:lineRule="auto"/>
+              <w:rPr>
+                <w:b/>
+                <w:bCs/>
+                <w:u w:val="single"/>
+                <w:lang w:val="en-IE"/>
+              </w:rPr>
+            </w:pPr>
+            <w:r>
+              <w:rPr>
+                <w:b/>
+                <w:bCs/>
+                <w:u w:val="single"/>
+                <w:lang w:val="en-IE"/>
+              </w:rPr>
+              <w:t>Rating out of 5</w:t>
+            </w:r>
+          </w:p>
+        </w:tc>
+      </w:tr>
+      <w:tr>
+        <w:trPr>
+          <w:trHeight w:val="666"/>
+        </w:trPr>
+        <w:tc>
+          <w:tcPr>
+            <w:tcW w:w="2122" w:type="dxa"/>
+            <w:tcBorders>
+              <w:top w:val="single" w:sz="4" w:space="0" w:color="auto"/>
+              <w:left w:val="single" w:sz="4" w:space="0" w:color="auto"/>
+              <w:bottom w:val="single" w:sz="4" w:space="0" w:color="auto"/>
+              <w:right w:val="single" w:sz="4" w:space="0" w:color="auto"/>
+            </w:tcBorders>
+            <w:hideMark/>
+          </w:tcPr>
+          <w:p>
+            <w:pPr>
+              <w:spacing w:line="240" w:lineRule="auto"/>
+              <w:rPr>
+                <w:lang w:val="en-IE"/>
+              </w:rPr>
+            </w:pPr>
+            <w:r>
+              <w:rPr>
+                <w:lang w:val="en-IE"/>
+              </w:rPr>
+              <w:t>Sign in</w:t>
+            </w:r>
+          </w:p>
+        </w:tc>
+        <w:tc>
+          <w:tcPr>
+            <w:tcW w:w="3896" w:type="dxa"/>
+            <w:tcBorders>
+              <w:top w:val="single" w:sz="4" w:space="0" w:color="auto"/>
+              <w:left w:val="single" w:sz="4" w:space="0" w:color="auto"/>
+              <w:bottom w:val="single" w:sz="4" w:space="0" w:color="auto"/>
+              <w:right w:val="single" w:sz="4" w:space="0" w:color="auto"/>
+            </w:tcBorders>
+            <w:hideMark/>
+          </w:tcPr>
+          <w:p>
+            <w:pPr>
+              <w:spacing w:line="240" w:lineRule="auto"/>
+              <w:rPr>
+                <w:lang w:val="en-IE"/>
+              </w:rPr>
+            </w:pPr>
+            <w:r>
+              <w:rPr>
+                <w:lang w:val="en-IE"/>
+              </w:rPr>
+              <w:t>No feedback</w:t>
+            </w:r>
+          </w:p>
+        </w:tc>
+        <w:tc>
+          <w:tcPr>
+            <w:tcW w:w="3011" w:type="dxa"/>
+            <w:tcBorders>
+              <w:top w:val="single" w:sz="4" w:space="0" w:color="auto"/>
+              <w:left w:val="single" w:sz="4" w:space="0" w:color="auto"/>
+              <w:bottom w:val="single" w:sz="4" w:space="0" w:color="auto"/>
+              <w:right w:val="single" w:sz="4" w:space="0" w:color="auto"/>
+            </w:tcBorders>
+            <w:hideMark/>
+          </w:tcPr>
+          <w:p>
+            <w:pPr>
+              <w:spacing w:line="240" w:lineRule="auto"/>
+              <w:rPr>
+                <w:lang w:val="en-IE"/>
+              </w:rPr>
+            </w:pPr>
+            <w:r>
+              <w:rPr>
+                <w:lang w:val="en-IE"/>
+              </w:rPr>
+              <w:t>5</w:t>
+            </w:r>
+          </w:p>
+        </w:tc>
+      </w:tr>
+      <w:tr>
+        <w:trPr>
+          <w:trHeight w:val="637"/>
+        </w:trPr>
+        <w:tc>
+          <w:tcPr>
+            <w:tcW w:w="2122" w:type="dxa"/>
+            <w:tcBorders>
+              <w:top w:val="single" w:sz="4" w:space="0" w:color="auto"/>
+              <w:left w:val="single" w:sz="4" w:space="0" w:color="auto"/>
+              <w:bottom w:val="single" w:sz="4" w:space="0" w:color="auto"/>
+              <w:right w:val="single" w:sz="4" w:space="0" w:color="auto"/>
+            </w:tcBorders>
+            <w:hideMark/>
+          </w:tcPr>
+          <w:p>
+            <w:pPr>
+              <w:spacing w:line="240" w:lineRule="auto"/>
+              <w:rPr>
+                <w:lang w:val="en-IE"/>
+              </w:rPr>
+            </w:pPr>
+            <w:r>
+              <w:rPr>
+                <w:lang w:val="en-IE"/>
+              </w:rPr>
+              <w:t>Check timetable</w:t>
+            </w:r>
+          </w:p>
+        </w:tc>
+        <w:tc>
+          <w:tcPr>
+            <w:tcW w:w="3896" w:type="dxa"/>
+            <w:tcBorders>
+              <w:top w:val="single" w:sz="4" w:space="0" w:color="auto"/>
+              <w:left w:val="single" w:sz="4" w:space="0" w:color="auto"/>
+              <w:bottom w:val="single" w:sz="4" w:space="0" w:color="auto"/>
+              <w:right w:val="single" w:sz="4" w:space="0" w:color="auto"/>
+            </w:tcBorders>
+            <w:hideMark/>
+          </w:tcPr>
+          <w:p>
+            <w:pPr>
+              <w:spacing w:line="240" w:lineRule="auto"/>
+              <w:rPr>
+                <w:lang w:val="en-IE"/>
+              </w:rPr>
+            </w:pPr>
+            <w:r>
+              <w:rPr>
+                <w:lang w:val="en-IE"/>
+              </w:rPr>
+              <w:t>Asked user to check what was happening on Thursday. Found no issue.</w:t>
+            </w:r>
+          </w:p>
+        </w:tc>
+        <w:tc>
+          <w:tcPr>
+            <w:tcW w:w="3011" w:type="dxa"/>
+            <w:tcBorders>
+              <w:top w:val="single" w:sz="4" w:space="0" w:color="auto"/>
+              <w:left w:val="single" w:sz="4" w:space="0" w:color="auto"/>
+              <w:bottom w:val="single" w:sz="4" w:space="0" w:color="auto"/>
+              <w:right w:val="single" w:sz="4" w:space="0" w:color="auto"/>
+            </w:tcBorders>
+          </w:tcPr>
+          <w:p>
+            <w:pPr>
+              <w:spacing w:line="240" w:lineRule="auto"/>
+              <w:rPr>
+                <w:lang w:val="en-IE"/>
+              </w:rPr>
+            </w:pPr>
+          </w:p>
+          <w:p>
+            <w:pPr>
+              <w:spacing w:line="240" w:lineRule="auto"/>
+              <w:rPr>
+                <w:lang w:val="en-IE"/>
+              </w:rPr>
+            </w:pPr>
+            <w:r>
+              <w:rPr>
+                <w:lang w:val="en-IE"/>
+              </w:rPr>
+              <w:t>5</w:t>
+            </w:r>
+          </w:p>
+        </w:tc>
+      </w:tr>
+      <w:tr>
+        <w:trPr>
+          <w:trHeight w:val="666"/>
+        </w:trPr>
+        <w:tc>
+          <w:tcPr>
+            <w:tcW w:w="2122" w:type="dxa"/>
+            <w:tcBorders>
+              <w:top w:val="single" w:sz="4" w:space="0" w:color="auto"/>
+              <w:left w:val="single" w:sz="4" w:space="0" w:color="auto"/>
+              <w:bottom w:val="single" w:sz="4" w:space="0" w:color="auto"/>
+              <w:right w:val="single" w:sz="4" w:space="0" w:color="auto"/>
+            </w:tcBorders>
+            <w:hideMark/>
+          </w:tcPr>
+          <w:p>
+            <w:pPr>
+              <w:spacing w:line="240" w:lineRule="auto"/>
+              <w:rPr>
+                <w:lang w:val="en-IE"/>
+              </w:rPr>
+            </w:pPr>
+            <w:r>
+              <w:rPr>
+                <w:lang w:val="en-IE"/>
+              </w:rPr>
+              <w:t>Check courses</w:t>
+            </w:r>
+          </w:p>
+        </w:tc>
+        <w:tc>
+          <w:tcPr>
+            <w:tcW w:w="3896" w:type="dxa"/>
+            <w:tcBorders>
+              <w:top w:val="single" w:sz="4" w:space="0" w:color="auto"/>
+              <w:left w:val="single" w:sz="4" w:space="0" w:color="auto"/>
+              <w:bottom w:val="single" w:sz="4" w:space="0" w:color="auto"/>
+              <w:right w:val="single" w:sz="4" w:space="0" w:color="auto"/>
+            </w:tcBorders>
+            <w:hideMark/>
+          </w:tcPr>
+          <w:p>
+            <w:pPr>
+              <w:spacing w:line="240" w:lineRule="auto"/>
+              <w:rPr>
+                <w:lang w:val="en-IE"/>
+              </w:rPr>
+            </w:pPr>
+            <w:r>
+              <w:rPr>
+                <w:lang w:val="en-IE"/>
+              </w:rPr>
+              <w:t>Was asked to find programming course was found no issue.</w:t>
+            </w:r>
+          </w:p>
+        </w:tc>
+        <w:tc>
+          <w:tcPr>
+            <w:tcW w:w="3011" w:type="dxa"/>
+            <w:tcBorders>
+              <w:top w:val="single" w:sz="4" w:space="0" w:color="auto"/>
+              <w:left w:val="single" w:sz="4" w:space="0" w:color="auto"/>
+              <w:bottom w:val="single" w:sz="4" w:space="0" w:color="auto"/>
+              <w:right w:val="single" w:sz="4" w:space="0" w:color="auto"/>
+            </w:tcBorders>
+            <w:hideMark/>
+          </w:tcPr>
+          <w:p>
+            <w:pPr>
+              <w:spacing w:line="240" w:lineRule="auto"/>
+              <w:rPr>
+                <w:lang w:val="en-IE"/>
+              </w:rPr>
+            </w:pPr>
+            <w:r>
+              <w:rPr>
+                <w:lang w:val="en-IE"/>
+              </w:rPr>
+              <w:t>5</w:t>
+            </w:r>
+          </w:p>
+        </w:tc>
+      </w:tr>
+      <w:tr>
+        <w:trPr>
+          <w:trHeight w:val="637"/>
+        </w:trPr>
+        <w:tc>
+          <w:tcPr>
+            <w:tcW w:w="2122" w:type="dxa"/>
+            <w:tcBorders>
+              <w:top w:val="single" w:sz="4" w:space="0" w:color="auto"/>
+              <w:left w:val="single" w:sz="4" w:space="0" w:color="auto"/>
+              <w:bottom w:val="single" w:sz="4" w:space="0" w:color="auto"/>
+              <w:right w:val="single" w:sz="4" w:space="0" w:color="auto"/>
+            </w:tcBorders>
+            <w:hideMark/>
+          </w:tcPr>
+          <w:p>
+            <w:pPr>
+              <w:spacing w:line="240" w:lineRule="auto"/>
+              <w:rPr>
+                <w:lang w:val="en-IE"/>
+              </w:rPr>
+            </w:pPr>
+            <w:r>
+              <w:rPr>
+                <w:lang w:val="en-IE"/>
+              </w:rPr>
+              <w:t>Register for an event</w:t>
+            </w:r>
+          </w:p>
+        </w:tc>
+        <w:tc>
+          <w:tcPr>
+            <w:tcW w:w="3896" w:type="dxa"/>
+            <w:tcBorders>
+              <w:top w:val="single" w:sz="4" w:space="0" w:color="auto"/>
+              <w:left w:val="single" w:sz="4" w:space="0" w:color="auto"/>
+              <w:bottom w:val="single" w:sz="4" w:space="0" w:color="auto"/>
+              <w:right w:val="single" w:sz="4" w:space="0" w:color="auto"/>
+            </w:tcBorders>
+            <w:hideMark/>
+          </w:tcPr>
+          <w:p>
+            <w:pPr>
+              <w:spacing w:line="240" w:lineRule="auto"/>
+              <w:rPr>
+                <w:lang w:val="en-IE"/>
+              </w:rPr>
+            </w:pPr>
+            <w:r>
+              <w:rPr>
+                <w:lang w:val="en-IE"/>
+              </w:rPr>
+              <w:t>Registered for an event of their choice no issue</w:t>
+            </w:r>
+          </w:p>
+        </w:tc>
+        <w:tc>
+          <w:tcPr>
+            <w:tcW w:w="3011" w:type="dxa"/>
+            <w:tcBorders>
+              <w:top w:val="single" w:sz="4" w:space="0" w:color="auto"/>
+              <w:left w:val="single" w:sz="4" w:space="0" w:color="auto"/>
+              <w:bottom w:val="single" w:sz="4" w:space="0" w:color="auto"/>
+              <w:right w:val="single" w:sz="4" w:space="0" w:color="auto"/>
+            </w:tcBorders>
+            <w:hideMark/>
+          </w:tcPr>
+          <w:p>
+            <w:pPr>
+              <w:spacing w:line="240" w:lineRule="auto"/>
+              <w:rPr>
+                <w:lang w:val="en-IE"/>
+              </w:rPr>
+            </w:pPr>
+            <w:r>
+              <w:rPr>
+                <w:lang w:val="en-IE"/>
+              </w:rPr>
+              <w:t>5</w:t>
+            </w:r>
+          </w:p>
+        </w:tc>
+      </w:tr>
+      <w:tr>
+        <w:trPr>
+          <w:trHeight w:val="666"/>
+        </w:trPr>
+        <w:tc>
+          <w:tcPr>
+            <w:tcW w:w="2122" w:type="dxa"/>
+            <w:tcBorders>
+              <w:top w:val="single" w:sz="4" w:space="0" w:color="auto"/>
+              <w:left w:val="single" w:sz="4" w:space="0" w:color="auto"/>
+              <w:bottom w:val="single" w:sz="4" w:space="0" w:color="auto"/>
+              <w:right w:val="single" w:sz="4" w:space="0" w:color="auto"/>
+            </w:tcBorders>
+            <w:hideMark/>
+          </w:tcPr>
+          <w:p>
+            <w:pPr>
+              <w:spacing w:line="240" w:lineRule="auto"/>
+              <w:rPr>
+                <w:lang w:val="en-IE"/>
+              </w:rPr>
+            </w:pPr>
+            <w:r>
+              <w:rPr>
+                <w:lang w:val="en-IE"/>
+              </w:rPr>
+              <w:t>Book a study room</w:t>
+            </w:r>
+          </w:p>
+        </w:tc>
+        <w:tc>
+          <w:tcPr>
+            <w:tcW w:w="3896" w:type="dxa"/>
+            <w:tcBorders>
+              <w:top w:val="single" w:sz="4" w:space="0" w:color="auto"/>
+              <w:left w:val="single" w:sz="4" w:space="0" w:color="auto"/>
+              <w:bottom w:val="single" w:sz="4" w:space="0" w:color="auto"/>
+              <w:right w:val="single" w:sz="4" w:space="0" w:color="auto"/>
+            </w:tcBorders>
+            <w:hideMark/>
+          </w:tcPr>
+          <w:p>
+            <w:pPr>
+              <w:spacing w:line="240" w:lineRule="auto"/>
+              <w:rPr>
+                <w:lang w:val="en-IE"/>
+              </w:rPr>
+            </w:pPr>
+            <w:r>
+              <w:rPr>
+                <w:lang w:val="en-IE"/>
+              </w:rPr>
+              <w:t xml:space="preserve">Was able to book a room no problem </w:t>
+            </w:r>
+          </w:p>
+        </w:tc>
+        <w:tc>
+          <w:tcPr>
+            <w:tcW w:w="3011" w:type="dxa"/>
+            <w:tcBorders>
+              <w:top w:val="single" w:sz="4" w:space="0" w:color="auto"/>
+              <w:left w:val="single" w:sz="4" w:space="0" w:color="auto"/>
+              <w:bottom w:val="single" w:sz="4" w:space="0" w:color="auto"/>
+              <w:right w:val="single" w:sz="4" w:space="0" w:color="auto"/>
+            </w:tcBorders>
+            <w:hideMark/>
+          </w:tcPr>
+          <w:p>
+            <w:pPr>
+              <w:spacing w:line="240" w:lineRule="auto"/>
+              <w:rPr>
+                <w:lang w:val="en-IE"/>
+              </w:rPr>
+            </w:pPr>
+            <w:r>
+              <w:rPr>
+                <w:lang w:val="en-IE"/>
+              </w:rPr>
+              <w:t>5</w:t>
+            </w:r>
+          </w:p>
+        </w:tc>
+      </w:tr>
+      <w:tr>
+        <w:trPr>
+          <w:trHeight w:val="637"/>
+        </w:trPr>
+        <w:tc>
+          <w:tcPr>
+            <w:tcW w:w="2122" w:type="dxa"/>
+            <w:tcBorders>
+              <w:top w:val="single" w:sz="4" w:space="0" w:color="auto"/>
+              <w:left w:val="single" w:sz="4" w:space="0" w:color="auto"/>
+              <w:bottom w:val="single" w:sz="4" w:space="0" w:color="auto"/>
+              <w:right w:val="single" w:sz="4" w:space="0" w:color="auto"/>
+            </w:tcBorders>
+            <w:hideMark/>
+          </w:tcPr>
+          <w:p>
+            <w:pPr>
+              <w:spacing w:line="240" w:lineRule="auto"/>
+              <w:rPr>
+                <w:lang w:val="en-IE"/>
+              </w:rPr>
+            </w:pPr>
+            <w:r>
+              <w:rPr>
+                <w:lang w:val="en-IE"/>
+              </w:rPr>
+              <w:t>Check profile</w:t>
+            </w:r>
+          </w:p>
+        </w:tc>
+        <w:tc>
+          <w:tcPr>
+            <w:tcW w:w="3896" w:type="dxa"/>
+            <w:tcBorders>
+              <w:top w:val="single" w:sz="4" w:space="0" w:color="auto"/>
+              <w:left w:val="single" w:sz="4" w:space="0" w:color="auto"/>
+              <w:bottom w:val="single" w:sz="4" w:space="0" w:color="auto"/>
+              <w:right w:val="single" w:sz="4" w:space="0" w:color="auto"/>
+            </w:tcBorders>
+            <w:hideMark/>
+          </w:tcPr>
+          <w:p>
+            <w:pPr>
+              <w:spacing w:line="240" w:lineRule="auto"/>
+              <w:rPr>
+                <w:lang w:val="en-IE"/>
+              </w:rPr>
+            </w:pPr>
+            <w:r>
+              <w:rPr>
+                <w:lang w:val="en-IE"/>
+              </w:rPr>
+              <w:t>Saw the events they registered for on profile.</w:t>
+            </w:r>
+          </w:p>
+        </w:tc>
+        <w:tc>
+          <w:tcPr>
+            <w:tcW w:w="3011" w:type="dxa"/>
+            <w:tcBorders>
+              <w:top w:val="single" w:sz="4" w:space="0" w:color="auto"/>
+              <w:left w:val="single" w:sz="4" w:space="0" w:color="auto"/>
+              <w:bottom w:val="single" w:sz="4" w:space="0" w:color="auto"/>
+              <w:right w:val="single" w:sz="4" w:space="0" w:color="auto"/>
+            </w:tcBorders>
+            <w:hideMark/>
+          </w:tcPr>
+          <w:p>
+            <w:pPr>
+              <w:spacing w:line="240" w:lineRule="auto"/>
+              <w:rPr>
+                <w:lang w:val="en-IE"/>
+              </w:rPr>
+            </w:pPr>
+            <w:r>
+              <w:rPr>
+                <w:lang w:val="en-IE"/>
+              </w:rPr>
+              <w:t>5</w:t>
+            </w:r>
+          </w:p>
+        </w:tc>
+      </w:tr>
+      <w:tr>
+        <w:trPr>
+          <w:trHeight w:val="666"/>
+        </w:trPr>
+        <w:tc>
+          <w:tcPr>
+            <w:tcW w:w="2122" w:type="dxa"/>
+            <w:tcBorders>
+              <w:top w:val="single" w:sz="4" w:space="0" w:color="auto"/>
+              <w:left w:val="single" w:sz="4" w:space="0" w:color="auto"/>
+              <w:bottom w:val="single" w:sz="4" w:space="0" w:color="auto"/>
+              <w:right w:val="single" w:sz="4" w:space="0" w:color="auto"/>
+            </w:tcBorders>
+            <w:hideMark/>
+          </w:tcPr>
+          <w:p>
+            <w:pPr>
+              <w:spacing w:line="240" w:lineRule="auto"/>
+              <w:rPr>
+                <w:lang w:val="en-IE"/>
+              </w:rPr>
+            </w:pPr>
+            <w:r>
+              <w:rPr>
+                <w:lang w:val="en-IE"/>
+              </w:rPr>
+              <w:t>Submit a support ticket</w:t>
+            </w:r>
+          </w:p>
+        </w:tc>
+        <w:tc>
+          <w:tcPr>
+            <w:tcW w:w="3896" w:type="dxa"/>
+            <w:tcBorders>
+              <w:top w:val="single" w:sz="4" w:space="0" w:color="auto"/>
+              <w:left w:val="single" w:sz="4" w:space="0" w:color="auto"/>
+              <w:bottom w:val="single" w:sz="4" w:space="0" w:color="auto"/>
+              <w:right w:val="single" w:sz="4" w:space="0" w:color="auto"/>
+            </w:tcBorders>
+            <w:hideMark/>
+          </w:tcPr>
+          <w:p>
+            <w:pPr>
+              <w:spacing w:line="240" w:lineRule="auto"/>
+              <w:rPr>
+                <w:lang w:val="en-IE"/>
+              </w:rPr>
+            </w:pPr>
+            <w:r>
+              <w:rPr>
+                <w:lang w:val="en-IE"/>
+              </w:rPr>
+              <w:t>Was done with no issue worked as intended</w:t>
+            </w:r>
+          </w:p>
+        </w:tc>
+        <w:tc>
+          <w:tcPr>
+            <w:tcW w:w="3011" w:type="dxa"/>
+            <w:tcBorders>
+              <w:top w:val="single" w:sz="4" w:space="0" w:color="auto"/>
+              <w:left w:val="single" w:sz="4" w:space="0" w:color="auto"/>
+              <w:bottom w:val="single" w:sz="4" w:space="0" w:color="auto"/>
+              <w:right w:val="single" w:sz="4" w:space="0" w:color="auto"/>
+            </w:tcBorders>
+            <w:hideMark/>
+          </w:tcPr>
+          <w:p>
+            <w:pPr>
+              <w:spacing w:line="240" w:lineRule="auto"/>
+              <w:rPr>
+                <w:lang w:val="en-IE"/>
+              </w:rPr>
+            </w:pPr>
+            <w:r>
+              <w:rPr>
+                <w:lang w:val="en-IE"/>
+              </w:rPr>
+              <w:t>5</w:t>
+            </w:r>
+          </w:p>
+        </w:tc>
+      </w:tr>
+      <w:tr>
+        <w:trPr>
+          <w:trHeight w:val="637"/>
+        </w:trPr>
+        <w:tc>
+          <w:tcPr>
+            <w:tcW w:w="2122" w:type="dxa"/>
+            <w:tcBorders>
+              <w:top w:val="single" w:sz="4" w:space="0" w:color="auto"/>
+              <w:left w:val="single" w:sz="4" w:space="0" w:color="auto"/>
+              <w:bottom w:val="single" w:sz="4" w:space="0" w:color="auto"/>
+              <w:right w:val="single" w:sz="4" w:space="0" w:color="auto"/>
+            </w:tcBorders>
+            <w:hideMark/>
+          </w:tcPr>
+          <w:p>
+            <w:pPr>
+              <w:spacing w:line="240" w:lineRule="auto"/>
+              <w:rPr>
+                <w:lang w:val="en-IE"/>
+              </w:rPr>
+            </w:pPr>
+            <w:r>
+              <w:rPr>
+                <w:lang w:val="en-IE"/>
+              </w:rPr>
+              <w:t>Rate the app</w:t>
+            </w:r>
+          </w:p>
+        </w:tc>
+        <w:tc>
+          <w:tcPr>
+            <w:tcW w:w="3896" w:type="dxa"/>
+            <w:tcBorders>
+              <w:top w:val="single" w:sz="4" w:space="0" w:color="auto"/>
+              <w:left w:val="single" w:sz="4" w:space="0" w:color="auto"/>
+              <w:bottom w:val="single" w:sz="4" w:space="0" w:color="auto"/>
+              <w:right w:val="single" w:sz="4" w:space="0" w:color="auto"/>
+            </w:tcBorders>
+            <w:hideMark/>
+          </w:tcPr>
+          <w:p>
+            <w:pPr>
+              <w:spacing w:line="240" w:lineRule="auto"/>
+              <w:rPr>
+                <w:lang w:val="en-IE"/>
+              </w:rPr>
+            </w:pPr>
+            <w:r>
+              <w:rPr>
+                <w:lang w:val="en-IE"/>
+              </w:rPr>
+              <w:t>Was done with no issue worked as intended</w:t>
+            </w:r>
+          </w:p>
+        </w:tc>
+        <w:tc>
+          <w:tcPr>
+            <w:tcW w:w="3011" w:type="dxa"/>
+            <w:tcBorders>
+              <w:top w:val="single" w:sz="4" w:space="0" w:color="auto"/>
+              <w:left w:val="single" w:sz="4" w:space="0" w:color="auto"/>
+              <w:bottom w:val="single" w:sz="4" w:space="0" w:color="auto"/>
+              <w:right w:val="single" w:sz="4" w:space="0" w:color="auto"/>
+            </w:tcBorders>
+            <w:hideMark/>
+          </w:tcPr>
+          <w:p>
+            <w:pPr>
+              <w:spacing w:line="240" w:lineRule="auto"/>
+              <w:rPr>
+                <w:lang w:val="en-IE"/>
+              </w:rPr>
+            </w:pPr>
+            <w:r>
+              <w:rPr>
+                <w:lang w:val="en-IE"/>
+              </w:rPr>
+              <w:t>5</w:t>
+            </w:r>
+          </w:p>
+        </w:tc>
+      </w:tr>
+      <w:tr>
+        <w:trPr>
+          <w:trHeight w:val="637"/>
+        </w:trPr>
+        <w:tc>
+          <w:tcPr>
+            <w:tcW w:w="2122" w:type="dxa"/>
+            <w:tcBorders>
+              <w:top w:val="single" w:sz="4" w:space="0" w:color="auto"/>
+              <w:left w:val="single" w:sz="4" w:space="0" w:color="auto"/>
+              <w:bottom w:val="single" w:sz="4" w:space="0" w:color="auto"/>
+              <w:right w:val="single" w:sz="4" w:space="0" w:color="auto"/>
+            </w:tcBorders>
+            <w:hideMark/>
+          </w:tcPr>
+          <w:p>
+            <w:pPr>
+              <w:spacing w:line="240" w:lineRule="auto"/>
+              <w:rPr>
+                <w:lang w:val="en-IE"/>
+              </w:rPr>
+            </w:pPr>
+            <w:r>
+              <w:rPr>
+                <w:lang w:val="en-IE"/>
+              </w:rPr>
+              <w:t>Change accessibility settings</w:t>
+            </w:r>
+          </w:p>
+        </w:tc>
+        <w:tc>
+          <w:tcPr>
+            <w:tcW w:w="3896" w:type="dxa"/>
+            <w:tcBorders>
+              <w:top w:val="single" w:sz="4" w:space="0" w:color="auto"/>
+              <w:left w:val="single" w:sz="4" w:space="0" w:color="auto"/>
+              <w:bottom w:val="single" w:sz="4" w:space="0" w:color="auto"/>
+              <w:right w:val="single" w:sz="4" w:space="0" w:color="auto"/>
+            </w:tcBorders>
+            <w:hideMark/>
+          </w:tcPr>
+          <w:p>
+            <w:pPr>
+              <w:spacing w:line="240" w:lineRule="auto"/>
+              <w:rPr>
+                <w:lang w:val="en-IE"/>
+              </w:rPr>
+            </w:pPr>
+            <w:r>
+              <w:rPr>
+                <w:lang w:val="en-IE"/>
+              </w:rPr>
+              <w:t>Was done with no issue worked as intended. Was asked to change font size</w:t>
+            </w:r>
+          </w:p>
+        </w:tc>
+        <w:tc>
+          <w:tcPr>
+            <w:tcW w:w="3011" w:type="dxa"/>
+            <w:tcBorders>
+              <w:top w:val="single" w:sz="4" w:space="0" w:color="auto"/>
+              <w:left w:val="single" w:sz="4" w:space="0" w:color="auto"/>
+              <w:bottom w:val="single" w:sz="4" w:space="0" w:color="auto"/>
+              <w:right w:val="single" w:sz="4" w:space="0" w:color="auto"/>
+            </w:tcBorders>
+            <w:hideMark/>
+          </w:tcPr>
+          <w:p>
+            <w:pPr>
+              <w:spacing w:line="240" w:lineRule="auto"/>
+              <w:rPr>
+                <w:lang w:val="en-IE"/>
+              </w:rPr>
+            </w:pPr>
+            <w:r>
+              <w:rPr>
+                <w:lang w:val="en-IE"/>
+              </w:rPr>
+              <w:t>5</w:t>
+            </w:r>
+          </w:p>
+        </w:tc>
+      </w:tr>
+    </w:tbl>
+    <w:p>
+      <w:pPr>
+        <w:spacing w:line="240" w:lineRule="auto"/>
+        <w:rPr>
+          <w:lang w:val="en-IE"/>
+        </w:rPr>
+      </w:pPr>
+    </w:p>
+    <w:p>
+      <w:pPr>
+        <w:rPr>
+          <w:lang w:val="en-IE"/>
+        </w:rPr>
+      </w:pPr>
+    </w:p>
+    <w:p>
+      <w:pPr>
+        <w:rPr>
+          <w:lang w:val="en-IE"/>
+        </w:rPr>
+      </w:pPr>
+    </w:p>
+    <w:p>
+      <w:pPr>
+        <w:rPr>
+          <w:lang w:val="en-IE"/>
+        </w:rPr>
+      </w:pPr>
+    </w:p>
+    <w:p>
+      <w:pPr>
+        <w:rPr>
+          <w:lang w:val="en-IE"/>
+        </w:rPr>
+      </w:pPr>
+    </w:p>
+    <w:p>
+      <w:pPr>
+        <w:rPr>
+          <w:lang w:val="en-IE"/>
+        </w:rPr>
+      </w:pPr>
+    </w:p>
+    <w:p>
+      <w:pPr>
+        <w:pStyle w:val="NoIndent"/>
+        <w:numPr>
+          <w:ilvl w:val="0"/>
+          <w:numId w:val="2"/>
+        </w:numPr>
+        <w:rPr>
+          <w:lang w:val="en-IE"/>
+        </w:rPr>
+      </w:pPr>
+      <w:r>
+        <w:rPr>
+          <w:lang w:val="en-IE"/>
+        </w:rPr>
+        <w:lastRenderedPageBreak/>
+        <w:t>User 2</w:t>
+      </w:r>
+    </w:p>
+    <w:p>
+      <w:pPr>
+        <w:pStyle w:val="NoIndent"/>
+        <w:ind w:left="360"/>
+        <w:rPr>
+          <w:lang w:val="en-IE"/>
+        </w:rPr>
+      </w:pPr>
+      <w:r>
+        <w:rPr>
+          <w:lang w:val="en-IE"/>
+        </w:rPr>
+        <w:t>Age 29</w:t>
+      </w:r>
+    </w:p>
+    <w:p>
+      <w:pPr>
+        <w:pStyle w:val="NoIndent"/>
+        <w:ind w:left="360"/>
+        <w:rPr>
+          <w:lang w:val="en-IE"/>
+        </w:rPr>
+      </w:pPr>
+      <w:r>
+        <w:rPr>
+          <w:lang w:val="en-IE"/>
+        </w:rPr>
+        <w:t>Working programmer and web designer</w:t>
+      </w:r>
+    </w:p>
+    <w:p>
+      <w:pPr>
+        <w:pStyle w:val="NoIndent"/>
+        <w:ind w:left="360"/>
+        <w:rPr>
+          <w:lang w:val="en-IE"/>
+        </w:rPr>
+      </w:pPr>
+      <w:r>
+        <w:rPr>
+          <w:lang w:val="en-IE"/>
+        </w:rPr>
+        <w:t>Was impressed with build and found issues as expected. Gave some advice but thought it was well put together.</w:t>
+      </w:r>
+    </w:p>
+    <w:p>
+      <w:pPr>
+        <w:spacing w:line="240" w:lineRule="auto"/>
+        <w:rPr>
+          <w:lang w:val="en-IE"/>
+        </w:rPr>
+      </w:pPr>
+    </w:p>
+    <w:tbl>
+      <w:tblPr>
+        <w:tblStyle w:val="TableGrid"/>
+        <w:tblW w:w="9029" w:type="dxa"/>
+        <w:tblLook w:val="04A0" w:firstRow="1" w:lastRow="0" w:firstColumn="1" w:lastColumn="0" w:noHBand="0" w:noVBand="1"/>
+      </w:tblPr>
+      <w:tblGrid>
+        <w:gridCol w:w="2122"/>
+        <w:gridCol w:w="3896"/>
+        <w:gridCol w:w="3011"/>
+      </w:tblGrid>
+      <w:tr>
+        <w:trPr>
+          <w:trHeight w:val="637"/>
+        </w:trPr>
+        <w:tc>
+          <w:tcPr>
+            <w:tcW w:w="2122" w:type="dxa"/>
+            <w:tcBorders>
+              <w:top w:val="single" w:sz="4" w:space="0" w:color="auto"/>
+              <w:left w:val="single" w:sz="4" w:space="0" w:color="auto"/>
+              <w:bottom w:val="single" w:sz="4" w:space="0" w:color="auto"/>
+              <w:right w:val="single" w:sz="4" w:space="0" w:color="auto"/>
+            </w:tcBorders>
+            <w:hideMark/>
+          </w:tcPr>
+          <w:p>
+            <w:pPr>
+              <w:spacing w:line="240" w:lineRule="auto"/>
+              <w:rPr>
+                <w:b/>
+                <w:bCs/>
+                <w:u w:val="single"/>
+                <w:lang w:val="en-IE"/>
+              </w:rPr>
+            </w:pPr>
+            <w:r>
+              <w:rPr>
+                <w:b/>
+                <w:bCs/>
+                <w:u w:val="single"/>
+                <w:lang w:val="en-IE"/>
+              </w:rPr>
+              <w:t>Task</w:t>
+            </w:r>
+          </w:p>
+        </w:tc>
+        <w:tc>
+          <w:tcPr>
+            <w:tcW w:w="3896" w:type="dxa"/>
+            <w:tcBorders>
+              <w:top w:val="single" w:sz="4" w:space="0" w:color="auto"/>
+              <w:left w:val="single" w:sz="4" w:space="0" w:color="auto"/>
+              <w:bottom w:val="single" w:sz="4" w:space="0" w:color="auto"/>
+              <w:right w:val="single" w:sz="4" w:space="0" w:color="auto"/>
+            </w:tcBorders>
+            <w:hideMark/>
+          </w:tcPr>
+          <w:p>
+            <w:pPr>
+              <w:spacing w:line="240" w:lineRule="auto"/>
+              <w:rPr>
+                <w:b/>
+                <w:bCs/>
+                <w:u w:val="single"/>
+                <w:lang w:val="en-IE"/>
+              </w:rPr>
+            </w:pPr>
+            <w:r>
+              <w:rPr>
+                <w:b/>
+                <w:bCs/>
+                <w:u w:val="single"/>
+                <w:lang w:val="en-IE"/>
+              </w:rPr>
+              <w:t>Issues/feedback</w:t>
+            </w:r>
+          </w:p>
+        </w:tc>
+        <w:tc>
+          <w:tcPr>
+            <w:tcW w:w="3011" w:type="dxa"/>
+            <w:tcBorders>
+              <w:top w:val="single" w:sz="4" w:space="0" w:color="auto"/>
+              <w:left w:val="single" w:sz="4" w:space="0" w:color="auto"/>
+              <w:bottom w:val="single" w:sz="4" w:space="0" w:color="auto"/>
+              <w:right w:val="single" w:sz="4" w:space="0" w:color="auto"/>
+            </w:tcBorders>
+            <w:hideMark/>
+          </w:tcPr>
+          <w:p>
+            <w:pPr>
+              <w:spacing w:line="240" w:lineRule="auto"/>
+              <w:rPr>
+                <w:b/>
+                <w:bCs/>
+                <w:u w:val="single"/>
+                <w:lang w:val="en-IE"/>
+              </w:rPr>
+            </w:pPr>
+            <w:r>
+              <w:rPr>
+                <w:b/>
+                <w:bCs/>
+                <w:u w:val="single"/>
+                <w:lang w:val="en-IE"/>
+              </w:rPr>
+              <w:t>Rating out of 5</w:t>
+            </w:r>
+          </w:p>
+        </w:tc>
+      </w:tr>
+      <w:tr>
+        <w:trPr>
+          <w:trHeight w:val="666"/>
+        </w:trPr>
+        <w:tc>
+          <w:tcPr>
+            <w:tcW w:w="2122" w:type="dxa"/>
+            <w:tcBorders>
+              <w:top w:val="single" w:sz="4" w:space="0" w:color="auto"/>
+              <w:left w:val="single" w:sz="4" w:space="0" w:color="auto"/>
+              <w:bottom w:val="single" w:sz="4" w:space="0" w:color="auto"/>
+              <w:right w:val="single" w:sz="4" w:space="0" w:color="auto"/>
+            </w:tcBorders>
+            <w:hideMark/>
+          </w:tcPr>
+          <w:p>
+            <w:pPr>
+              <w:spacing w:line="240" w:lineRule="auto"/>
+              <w:rPr>
+                <w:lang w:val="en-IE"/>
+              </w:rPr>
+            </w:pPr>
+            <w:r>
+              <w:rPr>
+                <w:lang w:val="en-IE"/>
+              </w:rPr>
+              <w:t>Sign in</w:t>
+            </w:r>
+          </w:p>
+        </w:tc>
+        <w:tc>
+          <w:tcPr>
+            <w:tcW w:w="3896" w:type="dxa"/>
+            <w:tcBorders>
+              <w:top w:val="single" w:sz="4" w:space="0" w:color="auto"/>
+              <w:left w:val="single" w:sz="4" w:space="0" w:color="auto"/>
+              <w:bottom w:val="single" w:sz="4" w:space="0" w:color="auto"/>
+              <w:right w:val="single" w:sz="4" w:space="0" w:color="auto"/>
+            </w:tcBorders>
+            <w:hideMark/>
+          </w:tcPr>
+          <w:p>
+            <w:pPr>
+              <w:spacing w:line="240" w:lineRule="auto"/>
+              <w:rPr>
+                <w:lang w:val="en-IE"/>
+              </w:rPr>
+            </w:pPr>
+            <w:r>
+              <w:rPr>
+                <w:lang w:val="en-IE"/>
+              </w:rPr>
+              <w:t>No feedback</w:t>
+            </w:r>
+          </w:p>
+        </w:tc>
+        <w:tc>
+          <w:tcPr>
+            <w:tcW w:w="3011" w:type="dxa"/>
+            <w:tcBorders>
+              <w:top w:val="single" w:sz="4" w:space="0" w:color="auto"/>
+              <w:left w:val="single" w:sz="4" w:space="0" w:color="auto"/>
+              <w:bottom w:val="single" w:sz="4" w:space="0" w:color="auto"/>
+              <w:right w:val="single" w:sz="4" w:space="0" w:color="auto"/>
+            </w:tcBorders>
+            <w:hideMark/>
+          </w:tcPr>
+          <w:p>
+            <w:pPr>
+              <w:spacing w:line="240" w:lineRule="auto"/>
+              <w:rPr>
+                <w:lang w:val="en-IE"/>
+              </w:rPr>
+            </w:pPr>
+            <w:r>
+              <w:rPr>
+                <w:lang w:val="en-IE"/>
+              </w:rPr>
+              <w:t>5</w:t>
+            </w:r>
+          </w:p>
+        </w:tc>
+      </w:tr>
+      <w:tr>
+        <w:trPr>
+          <w:trHeight w:val="637"/>
+        </w:trPr>
+        <w:tc>
+          <w:tcPr>
+            <w:tcW w:w="2122" w:type="dxa"/>
+            <w:tcBorders>
+              <w:top w:val="single" w:sz="4" w:space="0" w:color="auto"/>
+              <w:left w:val="single" w:sz="4" w:space="0" w:color="auto"/>
+              <w:bottom w:val="single" w:sz="4" w:space="0" w:color="auto"/>
+              <w:right w:val="single" w:sz="4" w:space="0" w:color="auto"/>
+            </w:tcBorders>
+            <w:hideMark/>
+          </w:tcPr>
+          <w:p>
+            <w:pPr>
+              <w:spacing w:line="240" w:lineRule="auto"/>
+              <w:rPr>
+                <w:lang w:val="en-IE"/>
+              </w:rPr>
+            </w:pPr>
+            <w:r>
+              <w:rPr>
+                <w:lang w:val="en-IE"/>
+              </w:rPr>
+              <w:t>Check timetable</w:t>
+            </w:r>
+          </w:p>
+        </w:tc>
+        <w:tc>
+          <w:tcPr>
+            <w:tcW w:w="3896" w:type="dxa"/>
+            <w:tcBorders>
+              <w:top w:val="single" w:sz="4" w:space="0" w:color="auto"/>
+              <w:left w:val="single" w:sz="4" w:space="0" w:color="auto"/>
+              <w:bottom w:val="single" w:sz="4" w:space="0" w:color="auto"/>
+              <w:right w:val="single" w:sz="4" w:space="0" w:color="auto"/>
+            </w:tcBorders>
+            <w:hideMark/>
+          </w:tcPr>
+          <w:p>
+            <w:pPr>
+              <w:spacing w:line="240" w:lineRule="auto"/>
+              <w:rPr>
+                <w:lang w:val="en-IE"/>
+              </w:rPr>
+            </w:pPr>
+            <w:r>
+              <w:rPr>
+                <w:lang w:val="en-IE"/>
+              </w:rPr>
+              <w:t>Asked user to check what was happening on Wednesday. Found no issue.</w:t>
+            </w:r>
+          </w:p>
+        </w:tc>
+        <w:tc>
+          <w:tcPr>
+            <w:tcW w:w="3011" w:type="dxa"/>
+            <w:tcBorders>
+              <w:top w:val="single" w:sz="4" w:space="0" w:color="auto"/>
+              <w:left w:val="single" w:sz="4" w:space="0" w:color="auto"/>
+              <w:bottom w:val="single" w:sz="4" w:space="0" w:color="auto"/>
+              <w:right w:val="single" w:sz="4" w:space="0" w:color="auto"/>
+            </w:tcBorders>
+            <w:hideMark/>
+          </w:tcPr>
+          <w:p>
+            <w:pPr>
+              <w:spacing w:line="240" w:lineRule="auto"/>
+              <w:rPr>
+                <w:lang w:val="en-IE"/>
+              </w:rPr>
+            </w:pPr>
+            <w:r>
+              <w:rPr>
+                <w:lang w:val="en-IE"/>
+              </w:rPr>
+              <w:t>5</w:t>
+            </w:r>
+          </w:p>
+        </w:tc>
+      </w:tr>
+      <w:tr>
+        <w:trPr>
+          <w:trHeight w:val="666"/>
+        </w:trPr>
+        <w:tc>
+          <w:tcPr>
+            <w:tcW w:w="2122" w:type="dxa"/>
+            <w:tcBorders>
+              <w:top w:val="single" w:sz="4" w:space="0" w:color="auto"/>
+              <w:left w:val="single" w:sz="4" w:space="0" w:color="auto"/>
+              <w:bottom w:val="single" w:sz="4" w:space="0" w:color="auto"/>
+              <w:right w:val="single" w:sz="4" w:space="0" w:color="auto"/>
+            </w:tcBorders>
+            <w:hideMark/>
+          </w:tcPr>
+          <w:p>
+            <w:pPr>
+              <w:spacing w:line="240" w:lineRule="auto"/>
+              <w:rPr>
+                <w:lang w:val="en-IE"/>
+              </w:rPr>
+            </w:pPr>
+            <w:r>
+              <w:rPr>
+                <w:lang w:val="en-IE"/>
+              </w:rPr>
+              <w:t>Check courses</w:t>
+            </w:r>
+          </w:p>
+        </w:tc>
+        <w:tc>
+          <w:tcPr>
+            <w:tcW w:w="3896" w:type="dxa"/>
+            <w:tcBorders>
+              <w:top w:val="single" w:sz="4" w:space="0" w:color="auto"/>
+              <w:left w:val="single" w:sz="4" w:space="0" w:color="auto"/>
+              <w:bottom w:val="single" w:sz="4" w:space="0" w:color="auto"/>
+              <w:right w:val="single" w:sz="4" w:space="0" w:color="auto"/>
+            </w:tcBorders>
+            <w:hideMark/>
+          </w:tcPr>
+          <w:p>
+            <w:pPr>
+              <w:spacing w:line="240" w:lineRule="auto"/>
+              <w:rPr>
+                <w:lang w:val="en-IE"/>
+              </w:rPr>
+            </w:pPr>
+            <w:r>
+              <w:rPr>
+                <w:lang w:val="en-IE"/>
+              </w:rPr>
+              <w:t>Was asked to find programming course was found no issue.</w:t>
+            </w:r>
+          </w:p>
+        </w:tc>
+        <w:tc>
+          <w:tcPr>
+            <w:tcW w:w="3011" w:type="dxa"/>
+            <w:tcBorders>
+              <w:top w:val="single" w:sz="4" w:space="0" w:color="auto"/>
+              <w:left w:val="single" w:sz="4" w:space="0" w:color="auto"/>
+              <w:bottom w:val="single" w:sz="4" w:space="0" w:color="auto"/>
+              <w:right w:val="single" w:sz="4" w:space="0" w:color="auto"/>
+            </w:tcBorders>
+            <w:hideMark/>
+          </w:tcPr>
+          <w:p>
+            <w:pPr>
+              <w:spacing w:line="240" w:lineRule="auto"/>
+              <w:rPr>
+                <w:lang w:val="en-IE"/>
+              </w:rPr>
+            </w:pPr>
+            <w:r>
+              <w:rPr>
+                <w:lang w:val="en-IE"/>
+              </w:rPr>
+              <w:t>5</w:t>
+            </w:r>
+          </w:p>
+        </w:tc>
+      </w:tr>
+      <w:tr>
+        <w:trPr>
+          <w:trHeight w:val="637"/>
+        </w:trPr>
+        <w:tc>
+          <w:tcPr>
+            <w:tcW w:w="2122" w:type="dxa"/>
+            <w:tcBorders>
+              <w:top w:val="single" w:sz="4" w:space="0" w:color="auto"/>
+              <w:left w:val="single" w:sz="4" w:space="0" w:color="auto"/>
+              <w:bottom w:val="single" w:sz="4" w:space="0" w:color="auto"/>
+              <w:right w:val="single" w:sz="4" w:space="0" w:color="auto"/>
+            </w:tcBorders>
+            <w:hideMark/>
+          </w:tcPr>
+          <w:p>
+            <w:pPr>
+              <w:spacing w:line="240" w:lineRule="auto"/>
+              <w:rPr>
+                <w:lang w:val="en-IE"/>
+              </w:rPr>
+            </w:pPr>
+            <w:r>
+              <w:rPr>
+                <w:lang w:val="en-IE"/>
+              </w:rPr>
+              <w:t>Register for an event</w:t>
+            </w:r>
+          </w:p>
+        </w:tc>
+        <w:tc>
+          <w:tcPr>
+            <w:tcW w:w="3896" w:type="dxa"/>
+            <w:tcBorders>
+              <w:top w:val="single" w:sz="4" w:space="0" w:color="auto"/>
+              <w:left w:val="single" w:sz="4" w:space="0" w:color="auto"/>
+              <w:bottom w:val="single" w:sz="4" w:space="0" w:color="auto"/>
+              <w:right w:val="single" w:sz="4" w:space="0" w:color="auto"/>
+            </w:tcBorders>
+            <w:hideMark/>
+          </w:tcPr>
+          <w:p>
+            <w:pPr>
+              <w:spacing w:line="240" w:lineRule="auto"/>
+              <w:rPr>
+                <w:lang w:val="en-IE"/>
+              </w:rPr>
+            </w:pPr>
+            <w:r>
+              <w:rPr>
+                <w:lang w:val="en-IE"/>
+              </w:rPr>
+              <w:t>Registered for an event of their choice no issue</w:t>
+            </w:r>
+          </w:p>
+        </w:tc>
+        <w:tc>
+          <w:tcPr>
+            <w:tcW w:w="3011" w:type="dxa"/>
+            <w:tcBorders>
+              <w:top w:val="single" w:sz="4" w:space="0" w:color="auto"/>
+              <w:left w:val="single" w:sz="4" w:space="0" w:color="auto"/>
+              <w:bottom w:val="single" w:sz="4" w:space="0" w:color="auto"/>
+              <w:right w:val="single" w:sz="4" w:space="0" w:color="auto"/>
+            </w:tcBorders>
+            <w:hideMark/>
+          </w:tcPr>
+          <w:p>
+            <w:pPr>
+              <w:spacing w:line="240" w:lineRule="auto"/>
+              <w:rPr>
+                <w:lang w:val="en-IE"/>
+              </w:rPr>
+            </w:pPr>
+            <w:r>
+              <w:rPr>
+                <w:lang w:val="en-IE"/>
+              </w:rPr>
+              <w:t>5</w:t>
+            </w:r>
+          </w:p>
+        </w:tc>
+      </w:tr>
+      <w:tr>
+        <w:trPr>
+          <w:trHeight w:val="666"/>
+        </w:trPr>
+        <w:tc>
+          <w:tcPr>
+            <w:tcW w:w="2122" w:type="dxa"/>
+            <w:tcBorders>
+              <w:top w:val="single" w:sz="4" w:space="0" w:color="auto"/>
+              <w:left w:val="single" w:sz="4" w:space="0" w:color="auto"/>
+              <w:bottom w:val="single" w:sz="4" w:space="0" w:color="auto"/>
+              <w:right w:val="single" w:sz="4" w:space="0" w:color="auto"/>
+            </w:tcBorders>
+            <w:hideMark/>
+          </w:tcPr>
+          <w:p>
+            <w:pPr>
+              <w:spacing w:line="240" w:lineRule="auto"/>
+              <w:rPr>
+                <w:lang w:val="en-IE"/>
+              </w:rPr>
+            </w:pPr>
+            <w:r>
+              <w:rPr>
+                <w:lang w:val="en-IE"/>
+              </w:rPr>
+              <w:t>Book a study room</w:t>
+            </w:r>
+          </w:p>
+        </w:tc>
+        <w:tc>
+          <w:tcPr>
+            <w:tcW w:w="3896" w:type="dxa"/>
+            <w:tcBorders>
+              <w:top w:val="single" w:sz="4" w:space="0" w:color="auto"/>
+              <w:left w:val="single" w:sz="4" w:space="0" w:color="auto"/>
+              <w:bottom w:val="single" w:sz="4" w:space="0" w:color="auto"/>
+              <w:right w:val="single" w:sz="4" w:space="0" w:color="auto"/>
+            </w:tcBorders>
+            <w:hideMark/>
+          </w:tcPr>
+          <w:p>
+            <w:pPr>
+              <w:spacing w:line="240" w:lineRule="auto"/>
+              <w:rPr>
+                <w:lang w:val="en-IE"/>
+              </w:rPr>
+            </w:pPr>
+            <w:r>
+              <w:rPr>
+                <w:lang w:val="en-IE"/>
+              </w:rPr>
+              <w:t>Found issue with calendar on the study room page didn’t change</w:t>
+            </w:r>
+          </w:p>
+        </w:tc>
+        <w:tc>
+          <w:tcPr>
+            <w:tcW w:w="3011" w:type="dxa"/>
+            <w:tcBorders>
+              <w:top w:val="single" w:sz="4" w:space="0" w:color="auto"/>
+              <w:left w:val="single" w:sz="4" w:space="0" w:color="auto"/>
+              <w:bottom w:val="single" w:sz="4" w:space="0" w:color="auto"/>
+              <w:right w:val="single" w:sz="4" w:space="0" w:color="auto"/>
+            </w:tcBorders>
+            <w:hideMark/>
+          </w:tcPr>
+          <w:p>
+            <w:pPr>
+              <w:spacing w:line="240" w:lineRule="auto"/>
+              <w:rPr>
+                <w:lang w:val="en-IE"/>
+              </w:rPr>
+            </w:pPr>
+            <w:r>
+              <w:rPr>
+                <w:lang w:val="en-IE"/>
+              </w:rPr>
+              <w:t>4</w:t>
+            </w:r>
+          </w:p>
+        </w:tc>
+      </w:tr>
+      <w:tr>
+        <w:trPr>
+          <w:trHeight w:val="637"/>
+        </w:trPr>
+        <w:tc>
+          <w:tcPr>
+            <w:tcW w:w="2122" w:type="dxa"/>
+            <w:tcBorders>
+              <w:top w:val="single" w:sz="4" w:space="0" w:color="auto"/>
+              <w:left w:val="single" w:sz="4" w:space="0" w:color="auto"/>
+              <w:bottom w:val="single" w:sz="4" w:space="0" w:color="auto"/>
+              <w:right w:val="single" w:sz="4" w:space="0" w:color="auto"/>
+            </w:tcBorders>
+            <w:hideMark/>
+          </w:tcPr>
+          <w:p>
+            <w:pPr>
+              <w:spacing w:line="240" w:lineRule="auto"/>
+              <w:rPr>
+                <w:lang w:val="en-IE"/>
+              </w:rPr>
+            </w:pPr>
+            <w:r>
+              <w:rPr>
+                <w:lang w:val="en-IE"/>
+              </w:rPr>
+              <w:t>Check profile</w:t>
+            </w:r>
+          </w:p>
+        </w:tc>
+        <w:tc>
+          <w:tcPr>
+            <w:tcW w:w="3896" w:type="dxa"/>
+            <w:tcBorders>
+              <w:top w:val="single" w:sz="4" w:space="0" w:color="auto"/>
+              <w:left w:val="single" w:sz="4" w:space="0" w:color="auto"/>
+              <w:bottom w:val="single" w:sz="4" w:space="0" w:color="auto"/>
+              <w:right w:val="single" w:sz="4" w:space="0" w:color="auto"/>
+            </w:tcBorders>
+            <w:hideMark/>
+          </w:tcPr>
+          <w:p>
+            <w:pPr>
+              <w:spacing w:line="240" w:lineRule="auto"/>
+              <w:rPr>
+                <w:lang w:val="en-IE"/>
+              </w:rPr>
+            </w:pPr>
+            <w:r>
+              <w:rPr>
+                <w:lang w:val="en-IE"/>
+              </w:rPr>
+              <w:t>Was done with no issue worked as intended</w:t>
+            </w:r>
+          </w:p>
+        </w:tc>
+        <w:tc>
+          <w:tcPr>
+            <w:tcW w:w="3011" w:type="dxa"/>
+            <w:tcBorders>
+              <w:top w:val="single" w:sz="4" w:space="0" w:color="auto"/>
+              <w:left w:val="single" w:sz="4" w:space="0" w:color="auto"/>
+              <w:bottom w:val="single" w:sz="4" w:space="0" w:color="auto"/>
+              <w:right w:val="single" w:sz="4" w:space="0" w:color="auto"/>
+            </w:tcBorders>
+            <w:hideMark/>
+          </w:tcPr>
+          <w:p>
+            <w:pPr>
+              <w:spacing w:line="240" w:lineRule="auto"/>
+              <w:rPr>
+                <w:lang w:val="en-IE"/>
+              </w:rPr>
+            </w:pPr>
+            <w:r>
+              <w:rPr>
+                <w:lang w:val="en-IE"/>
+              </w:rPr>
+              <w:t>5</w:t>
+            </w:r>
+          </w:p>
+        </w:tc>
+      </w:tr>
+      <w:tr>
+        <w:trPr>
+          <w:trHeight w:val="666"/>
+        </w:trPr>
+        <w:tc>
+          <w:tcPr>
+            <w:tcW w:w="2122" w:type="dxa"/>
+            <w:tcBorders>
+              <w:top w:val="single" w:sz="4" w:space="0" w:color="auto"/>
+              <w:left w:val="single" w:sz="4" w:space="0" w:color="auto"/>
+              <w:bottom w:val="single" w:sz="4" w:space="0" w:color="auto"/>
+              <w:right w:val="single" w:sz="4" w:space="0" w:color="auto"/>
+            </w:tcBorders>
+            <w:hideMark/>
+          </w:tcPr>
+          <w:p>
+            <w:pPr>
+              <w:spacing w:line="240" w:lineRule="auto"/>
+              <w:rPr>
+                <w:lang w:val="en-IE"/>
+              </w:rPr>
+            </w:pPr>
+            <w:r>
+              <w:rPr>
+                <w:lang w:val="en-IE"/>
+              </w:rPr>
+              <w:t>Submit a support ticket</w:t>
+            </w:r>
+          </w:p>
+        </w:tc>
+        <w:tc>
+          <w:tcPr>
+            <w:tcW w:w="3896" w:type="dxa"/>
+            <w:tcBorders>
+              <w:top w:val="single" w:sz="4" w:space="0" w:color="auto"/>
+              <w:left w:val="single" w:sz="4" w:space="0" w:color="auto"/>
+              <w:bottom w:val="single" w:sz="4" w:space="0" w:color="auto"/>
+              <w:right w:val="single" w:sz="4" w:space="0" w:color="auto"/>
+            </w:tcBorders>
+            <w:hideMark/>
+          </w:tcPr>
+          <w:p>
+            <w:pPr>
+              <w:spacing w:line="240" w:lineRule="auto"/>
+              <w:rPr>
+                <w:lang w:val="en-IE"/>
+              </w:rPr>
+            </w:pPr>
+            <w:r>
+              <w:rPr>
+                <w:lang w:val="en-IE"/>
+              </w:rPr>
+              <w:t>Was done with no issue worked as intended</w:t>
+            </w:r>
+          </w:p>
+        </w:tc>
+        <w:tc>
+          <w:tcPr>
+            <w:tcW w:w="3011" w:type="dxa"/>
+            <w:tcBorders>
+              <w:top w:val="single" w:sz="4" w:space="0" w:color="auto"/>
+              <w:left w:val="single" w:sz="4" w:space="0" w:color="auto"/>
+              <w:bottom w:val="single" w:sz="4" w:space="0" w:color="auto"/>
+              <w:right w:val="single" w:sz="4" w:space="0" w:color="auto"/>
+            </w:tcBorders>
+            <w:hideMark/>
+          </w:tcPr>
+          <w:p>
+            <w:pPr>
+              <w:spacing w:line="240" w:lineRule="auto"/>
+              <w:rPr>
+                <w:lang w:val="en-IE"/>
+              </w:rPr>
+            </w:pPr>
+            <w:r>
+              <w:rPr>
+                <w:lang w:val="en-IE"/>
+              </w:rPr>
+              <w:t>5</w:t>
+            </w:r>
+          </w:p>
+        </w:tc>
+      </w:tr>
+      <w:tr>
+        <w:trPr>
+          <w:trHeight w:val="637"/>
+        </w:trPr>
+        <w:tc>
+          <w:tcPr>
+            <w:tcW w:w="2122" w:type="dxa"/>
+            <w:tcBorders>
+              <w:top w:val="single" w:sz="4" w:space="0" w:color="auto"/>
+              <w:left w:val="single" w:sz="4" w:space="0" w:color="auto"/>
+              <w:bottom w:val="single" w:sz="4" w:space="0" w:color="auto"/>
+              <w:right w:val="single" w:sz="4" w:space="0" w:color="auto"/>
+            </w:tcBorders>
+            <w:hideMark/>
+          </w:tcPr>
+          <w:p>
+            <w:pPr>
+              <w:spacing w:line="240" w:lineRule="auto"/>
+              <w:rPr>
+                <w:lang w:val="en-IE"/>
+              </w:rPr>
+            </w:pPr>
+            <w:r>
+              <w:rPr>
+                <w:lang w:val="en-IE"/>
+              </w:rPr>
+              <w:t>Rate the app</w:t>
+            </w:r>
+          </w:p>
+        </w:tc>
+        <w:tc>
+          <w:tcPr>
+            <w:tcW w:w="3896" w:type="dxa"/>
+            <w:tcBorders>
+              <w:top w:val="single" w:sz="4" w:space="0" w:color="auto"/>
+              <w:left w:val="single" w:sz="4" w:space="0" w:color="auto"/>
+              <w:bottom w:val="single" w:sz="4" w:space="0" w:color="auto"/>
+              <w:right w:val="single" w:sz="4" w:space="0" w:color="auto"/>
+            </w:tcBorders>
+            <w:hideMark/>
+          </w:tcPr>
+          <w:p>
+            <w:pPr>
+              <w:spacing w:line="240" w:lineRule="auto"/>
+              <w:rPr>
+                <w:lang w:val="en-IE"/>
+              </w:rPr>
+            </w:pPr>
+            <w:r>
+              <w:rPr>
+                <w:lang w:val="en-IE"/>
+              </w:rPr>
+              <w:t>Was done with no issue worked as intended</w:t>
+            </w:r>
+          </w:p>
+        </w:tc>
+        <w:tc>
+          <w:tcPr>
+            <w:tcW w:w="3011" w:type="dxa"/>
+            <w:tcBorders>
+              <w:top w:val="single" w:sz="4" w:space="0" w:color="auto"/>
+              <w:left w:val="single" w:sz="4" w:space="0" w:color="auto"/>
+              <w:bottom w:val="single" w:sz="4" w:space="0" w:color="auto"/>
+              <w:right w:val="single" w:sz="4" w:space="0" w:color="auto"/>
+            </w:tcBorders>
+            <w:hideMark/>
+          </w:tcPr>
+          <w:p>
+            <w:pPr>
+              <w:spacing w:line="240" w:lineRule="auto"/>
+              <w:rPr>
+                <w:lang w:val="en-IE"/>
+              </w:rPr>
+            </w:pPr>
+            <w:r>
+              <w:rPr>
+                <w:lang w:val="en-IE"/>
+              </w:rPr>
+              <w:t>5</w:t>
+            </w:r>
+          </w:p>
+        </w:tc>
+      </w:tr>
+      <w:tr>
+        <w:trPr>
+          <w:trHeight w:val="637"/>
+        </w:trPr>
+        <w:tc>
+          <w:tcPr>
+            <w:tcW w:w="2122" w:type="dxa"/>
+            <w:tcBorders>
+              <w:top w:val="single" w:sz="4" w:space="0" w:color="auto"/>
+              <w:left w:val="single" w:sz="4" w:space="0" w:color="auto"/>
+              <w:bottom w:val="single" w:sz="4" w:space="0" w:color="auto"/>
+              <w:right w:val="single" w:sz="4" w:space="0" w:color="auto"/>
+            </w:tcBorders>
+            <w:hideMark/>
+          </w:tcPr>
+          <w:p>
+            <w:pPr>
+              <w:spacing w:line="240" w:lineRule="auto"/>
+              <w:rPr>
+                <w:lang w:val="en-IE"/>
+              </w:rPr>
+            </w:pPr>
+            <w:r>
+              <w:rPr>
+                <w:lang w:val="en-IE"/>
+              </w:rPr>
+              <w:t>Change accessibility settings</w:t>
+            </w:r>
+          </w:p>
+        </w:tc>
+        <w:tc>
+          <w:tcPr>
+            <w:tcW w:w="3896" w:type="dxa"/>
+            <w:tcBorders>
+              <w:top w:val="single" w:sz="4" w:space="0" w:color="auto"/>
+              <w:left w:val="single" w:sz="4" w:space="0" w:color="auto"/>
+              <w:bottom w:val="single" w:sz="4" w:space="0" w:color="auto"/>
+              <w:right w:val="single" w:sz="4" w:space="0" w:color="auto"/>
+            </w:tcBorders>
+            <w:hideMark/>
+          </w:tcPr>
+          <w:p>
+            <w:pPr>
+              <w:spacing w:line="240" w:lineRule="auto"/>
+              <w:rPr>
+                <w:lang w:val="en-IE"/>
+              </w:rPr>
+            </w:pPr>
+            <w:r>
+              <w:rPr>
+                <w:lang w:val="en-IE"/>
+              </w:rPr>
+              <w:t>Was done with no issue worked as intended</w:t>
+            </w:r>
+          </w:p>
+        </w:tc>
+        <w:tc>
+          <w:tcPr>
+            <w:tcW w:w="3011" w:type="dxa"/>
+            <w:tcBorders>
+              <w:top w:val="single" w:sz="4" w:space="0" w:color="auto"/>
+              <w:left w:val="single" w:sz="4" w:space="0" w:color="auto"/>
+              <w:bottom w:val="single" w:sz="4" w:space="0" w:color="auto"/>
+              <w:right w:val="single" w:sz="4" w:space="0" w:color="auto"/>
+            </w:tcBorders>
+            <w:hideMark/>
+          </w:tcPr>
+          <w:p>
+            <w:pPr>
+              <w:spacing w:line="240" w:lineRule="auto"/>
+              <w:rPr>
+                <w:lang w:val="en-IE"/>
+              </w:rPr>
+            </w:pPr>
+            <w:r>
+              <w:rPr>
+                <w:lang w:val="en-IE"/>
+              </w:rPr>
+              <w:t>5</w:t>
+            </w:r>
+          </w:p>
+        </w:tc>
+      </w:tr>
+    </w:tbl>
+    <w:p>
+      <w:pPr>
+        <w:ind w:firstLine="0"/>
+        <w:rPr>
+          <w:lang w:val="en-IE"/>
+        </w:rPr>
+      </w:pPr>
+    </w:p>
+    <w:p>
+      <w:pPr>
+        <w:ind w:firstLine="0"/>
+        <w:rPr>
+          <w:lang w:val="en-IE"/>
+        </w:rPr>
+      </w:pPr>
+    </w:p>
+    <w:p>
+      <w:pPr>
+        <w:ind w:firstLine="0"/>
+        <w:rPr>
+          <w:lang w:val="en-IE"/>
+        </w:rPr>
+      </w:pPr>
+    </w:p>
+    <w:p>
+      <w:pPr>
+        <w:ind w:firstLine="0"/>
+        <w:rPr>
+          <w:lang w:val="en-IE"/>
+        </w:rPr>
+      </w:pPr>
+    </w:p>
+    <w:p>
+      <w:pPr>
+        <w:ind w:firstLine="0"/>
+        <w:rPr>
+          <w:lang w:val="en-IE"/>
+        </w:rPr>
+      </w:pPr>
+    </w:p>
+    <w:p>
+      <w:pPr>
+        <w:ind w:firstLine="0"/>
+        <w:rPr>
+          <w:lang w:val="en-IE"/>
+        </w:rPr>
+      </w:pPr>
+    </w:p>
+    <w:p>
+      <w:pPr>
+        <w:pStyle w:val="ListParagraph"/>
+        <w:numPr>
+          <w:ilvl w:val="0"/>
+          <w:numId w:val="2"/>
+        </w:numPr>
+        <w:rPr>
+          <w:lang w:val="en-IE"/>
+        </w:rPr>
+      </w:pPr>
+      <w:r>
+        <w:rPr>
+          <w:lang w:val="en-IE"/>
+        </w:rPr>
+        <w:lastRenderedPageBreak/>
+        <w:t>User 3</w:t>
+      </w:r>
+    </w:p>
+    <w:p>
+      <w:pPr>
+        <w:pStyle w:val="NoIndent"/>
+        <w:ind w:left="360"/>
+        <w:rPr>
+          <w:lang w:val="en-IE"/>
+        </w:rPr>
+      </w:pPr>
+      <w:r>
+        <w:rPr>
+          <w:lang w:val="en-IE"/>
+        </w:rPr>
+        <w:t>Age 57</w:t>
+      </w:r>
+    </w:p>
+    <w:p>
+      <w:pPr>
+        <w:pStyle w:val="NoIndent"/>
+        <w:ind w:left="360"/>
+        <w:rPr>
+          <w:lang w:val="en-IE"/>
+        </w:rPr>
+      </w:pPr>
+      <w:r>
+        <w:rPr>
+          <w:lang w:val="en-IE"/>
+        </w:rPr>
+        <w:t>Was able to use the app no issue. They could navigate intuitively. They could respond to each request and thought the app was “cool”</w:t>
+      </w:r>
+    </w:p>
+    <w:tbl>
+      <w:tblPr>
+        <w:tblStyle w:val="TableGrid"/>
+        <w:tblW w:w="9029" w:type="dxa"/>
+        <w:tblLook w:val="04A0" w:firstRow="1" w:lastRow="0" w:firstColumn="1" w:lastColumn="0" w:noHBand="0" w:noVBand="1"/>
+      </w:tblPr>
+      <w:tblGrid>
+        <w:gridCol w:w="2122"/>
+        <w:gridCol w:w="3896"/>
+        <w:gridCol w:w="3011"/>
+      </w:tblGrid>
+      <w:tr>
+        <w:trPr>
+          <w:trHeight w:val="637"/>
+        </w:trPr>
+        <w:tc>
+          <w:tcPr>
+            <w:tcW w:w="2122" w:type="dxa"/>
+            <w:tcBorders>
+              <w:top w:val="single" w:sz="4" w:space="0" w:color="auto"/>
+              <w:left w:val="single" w:sz="4" w:space="0" w:color="auto"/>
+              <w:bottom w:val="single" w:sz="4" w:space="0" w:color="auto"/>
+              <w:right w:val="single" w:sz="4" w:space="0" w:color="auto"/>
+            </w:tcBorders>
+            <w:hideMark/>
+          </w:tcPr>
+          <w:p>
+            <w:pPr>
+              <w:spacing w:line="240" w:lineRule="auto"/>
+              <w:rPr>
+                <w:b/>
+                <w:bCs/>
+                <w:u w:val="single"/>
+                <w:lang w:val="en-IE"/>
+              </w:rPr>
+            </w:pPr>
+            <w:r>
+              <w:rPr>
+                <w:b/>
+                <w:bCs/>
+                <w:u w:val="single"/>
+                <w:lang w:val="en-IE"/>
+              </w:rPr>
+              <w:t>Task</w:t>
+            </w:r>
+          </w:p>
+        </w:tc>
+        <w:tc>
+          <w:tcPr>
+            <w:tcW w:w="3896" w:type="dxa"/>
+            <w:tcBorders>
+              <w:top w:val="single" w:sz="4" w:space="0" w:color="auto"/>
+              <w:left w:val="single" w:sz="4" w:space="0" w:color="auto"/>
+              <w:bottom w:val="single" w:sz="4" w:space="0" w:color="auto"/>
+              <w:right w:val="single" w:sz="4" w:space="0" w:color="auto"/>
+            </w:tcBorders>
+            <w:hideMark/>
+          </w:tcPr>
+          <w:p>
+            <w:pPr>
+              <w:spacing w:line="240" w:lineRule="auto"/>
+              <w:rPr>
+                <w:b/>
+                <w:bCs/>
+                <w:u w:val="single"/>
+                <w:lang w:val="en-IE"/>
+              </w:rPr>
+            </w:pPr>
+            <w:r>
+              <w:rPr>
+                <w:b/>
+                <w:bCs/>
+                <w:u w:val="single"/>
+                <w:lang w:val="en-IE"/>
+              </w:rPr>
+              <w:t>Issues/feedback</w:t>
+            </w:r>
+          </w:p>
+        </w:tc>
+        <w:tc>
+          <w:tcPr>
+            <w:tcW w:w="3011" w:type="dxa"/>
+            <w:tcBorders>
+              <w:top w:val="single" w:sz="4" w:space="0" w:color="auto"/>
+              <w:left w:val="single" w:sz="4" w:space="0" w:color="auto"/>
+              <w:bottom w:val="single" w:sz="4" w:space="0" w:color="auto"/>
+              <w:right w:val="single" w:sz="4" w:space="0" w:color="auto"/>
+            </w:tcBorders>
+            <w:hideMark/>
+          </w:tcPr>
+          <w:p>
+            <w:pPr>
+              <w:spacing w:line="240" w:lineRule="auto"/>
+              <w:rPr>
+                <w:b/>
+                <w:bCs/>
+                <w:u w:val="single"/>
+                <w:lang w:val="en-IE"/>
+              </w:rPr>
+            </w:pPr>
+            <w:r>
+              <w:rPr>
+                <w:b/>
+                <w:bCs/>
+                <w:u w:val="single"/>
+                <w:lang w:val="en-IE"/>
+              </w:rPr>
+              <w:t>Rating out of 5</w:t>
+            </w:r>
+          </w:p>
+        </w:tc>
+      </w:tr>
+      <w:tr>
+        <w:trPr>
+          <w:trHeight w:val="666"/>
+        </w:trPr>
+        <w:tc>
+          <w:tcPr>
+            <w:tcW w:w="2122" w:type="dxa"/>
+            <w:tcBorders>
+              <w:top w:val="single" w:sz="4" w:space="0" w:color="auto"/>
+              <w:left w:val="single" w:sz="4" w:space="0" w:color="auto"/>
+              <w:bottom w:val="single" w:sz="4" w:space="0" w:color="auto"/>
+              <w:right w:val="single" w:sz="4" w:space="0" w:color="auto"/>
+            </w:tcBorders>
+            <w:hideMark/>
+          </w:tcPr>
+          <w:p>
+            <w:pPr>
+              <w:spacing w:line="240" w:lineRule="auto"/>
+              <w:rPr>
+                <w:lang w:val="en-IE"/>
+              </w:rPr>
+            </w:pPr>
+            <w:r>
+              <w:rPr>
+                <w:lang w:val="en-IE"/>
+              </w:rPr>
+              <w:t>Sign in</w:t>
+            </w:r>
+          </w:p>
+        </w:tc>
+        <w:tc>
+          <w:tcPr>
+            <w:tcW w:w="3896" w:type="dxa"/>
+            <w:tcBorders>
+              <w:top w:val="single" w:sz="4" w:space="0" w:color="auto"/>
+              <w:left w:val="single" w:sz="4" w:space="0" w:color="auto"/>
+              <w:bottom w:val="single" w:sz="4" w:space="0" w:color="auto"/>
+              <w:right w:val="single" w:sz="4" w:space="0" w:color="auto"/>
+            </w:tcBorders>
+            <w:hideMark/>
+          </w:tcPr>
+          <w:p>
+            <w:pPr>
+              <w:spacing w:line="240" w:lineRule="auto"/>
+              <w:rPr>
+                <w:lang w:val="en-IE"/>
+              </w:rPr>
+            </w:pPr>
+            <w:r>
+              <w:rPr>
+                <w:lang w:val="en-IE"/>
+              </w:rPr>
+              <w:t>No feedback</w:t>
+            </w:r>
+          </w:p>
+        </w:tc>
+        <w:tc>
+          <w:tcPr>
+            <w:tcW w:w="3011" w:type="dxa"/>
+            <w:tcBorders>
+              <w:top w:val="single" w:sz="4" w:space="0" w:color="auto"/>
+              <w:left w:val="single" w:sz="4" w:space="0" w:color="auto"/>
+              <w:bottom w:val="single" w:sz="4" w:space="0" w:color="auto"/>
+              <w:right w:val="single" w:sz="4" w:space="0" w:color="auto"/>
+            </w:tcBorders>
+            <w:hideMark/>
+          </w:tcPr>
+          <w:p>
+            <w:pPr>
+              <w:spacing w:line="240" w:lineRule="auto"/>
+              <w:rPr>
+                <w:lang w:val="en-IE"/>
+              </w:rPr>
+            </w:pPr>
+            <w:r>
+              <w:rPr>
+                <w:lang w:val="en-IE"/>
+              </w:rPr>
+              <w:t>5</w:t>
+            </w:r>
+          </w:p>
+        </w:tc>
+      </w:tr>
+      <w:tr>
+        <w:trPr>
+          <w:trHeight w:val="637"/>
+        </w:trPr>
+        <w:tc>
+          <w:tcPr>
+            <w:tcW w:w="2122" w:type="dxa"/>
+            <w:tcBorders>
+              <w:top w:val="single" w:sz="4" w:space="0" w:color="auto"/>
+              <w:left w:val="single" w:sz="4" w:space="0" w:color="auto"/>
+              <w:bottom w:val="single" w:sz="4" w:space="0" w:color="auto"/>
+              <w:right w:val="single" w:sz="4" w:space="0" w:color="auto"/>
+            </w:tcBorders>
+            <w:hideMark/>
+          </w:tcPr>
+          <w:p>
+            <w:pPr>
+              <w:spacing w:line="240" w:lineRule="auto"/>
+              <w:rPr>
+                <w:lang w:val="en-IE"/>
+              </w:rPr>
+            </w:pPr>
+            <w:r>
+              <w:rPr>
+                <w:lang w:val="en-IE"/>
+              </w:rPr>
+              <w:t>Check timetable</w:t>
+            </w:r>
+          </w:p>
+        </w:tc>
+        <w:tc>
+          <w:tcPr>
+            <w:tcW w:w="3896" w:type="dxa"/>
+            <w:tcBorders>
+              <w:top w:val="single" w:sz="4" w:space="0" w:color="auto"/>
+              <w:left w:val="single" w:sz="4" w:space="0" w:color="auto"/>
+              <w:bottom w:val="single" w:sz="4" w:space="0" w:color="auto"/>
+              <w:right w:val="single" w:sz="4" w:space="0" w:color="auto"/>
+            </w:tcBorders>
+            <w:hideMark/>
+          </w:tcPr>
+          <w:p>
+            <w:pPr>
+              <w:spacing w:line="240" w:lineRule="auto"/>
+              <w:rPr>
+                <w:lang w:val="en-IE"/>
+              </w:rPr>
+            </w:pPr>
+            <w:r>
+              <w:rPr>
+                <w:lang w:val="en-IE"/>
+              </w:rPr>
+              <w:t>Asked user to check what was happening on Monday. Found no issue.</w:t>
+            </w:r>
+          </w:p>
+        </w:tc>
+        <w:tc>
+          <w:tcPr>
+            <w:tcW w:w="3011" w:type="dxa"/>
+            <w:tcBorders>
+              <w:top w:val="single" w:sz="4" w:space="0" w:color="auto"/>
+              <w:left w:val="single" w:sz="4" w:space="0" w:color="auto"/>
+              <w:bottom w:val="single" w:sz="4" w:space="0" w:color="auto"/>
+              <w:right w:val="single" w:sz="4" w:space="0" w:color="auto"/>
+            </w:tcBorders>
+            <w:hideMark/>
+          </w:tcPr>
+          <w:p>
+            <w:pPr>
+              <w:spacing w:line="240" w:lineRule="auto"/>
+              <w:rPr>
+                <w:lang w:val="en-IE"/>
+              </w:rPr>
+            </w:pPr>
+            <w:r>
+              <w:rPr>
+                <w:lang w:val="en-IE"/>
+              </w:rPr>
+              <w:t>5</w:t>
+            </w:r>
+          </w:p>
+        </w:tc>
+      </w:tr>
+      <w:tr>
+        <w:trPr>
+          <w:trHeight w:val="666"/>
+        </w:trPr>
+        <w:tc>
+          <w:tcPr>
+            <w:tcW w:w="2122" w:type="dxa"/>
+            <w:tcBorders>
+              <w:top w:val="single" w:sz="4" w:space="0" w:color="auto"/>
+              <w:left w:val="single" w:sz="4" w:space="0" w:color="auto"/>
+              <w:bottom w:val="single" w:sz="4" w:space="0" w:color="auto"/>
+              <w:right w:val="single" w:sz="4" w:space="0" w:color="auto"/>
+            </w:tcBorders>
+            <w:hideMark/>
+          </w:tcPr>
+          <w:p>
+            <w:pPr>
+              <w:spacing w:line="240" w:lineRule="auto"/>
+              <w:rPr>
+                <w:lang w:val="en-IE"/>
+              </w:rPr>
+            </w:pPr>
+            <w:r>
+              <w:rPr>
+                <w:lang w:val="en-IE"/>
+              </w:rPr>
+              <w:t>Check courses</w:t>
+            </w:r>
+          </w:p>
+        </w:tc>
+        <w:tc>
+          <w:tcPr>
+            <w:tcW w:w="3896" w:type="dxa"/>
+            <w:tcBorders>
+              <w:top w:val="single" w:sz="4" w:space="0" w:color="auto"/>
+              <w:left w:val="single" w:sz="4" w:space="0" w:color="auto"/>
+              <w:bottom w:val="single" w:sz="4" w:space="0" w:color="auto"/>
+              <w:right w:val="single" w:sz="4" w:space="0" w:color="auto"/>
+            </w:tcBorders>
+            <w:hideMark/>
+          </w:tcPr>
+          <w:p>
+            <w:pPr>
+              <w:spacing w:line="240" w:lineRule="auto"/>
+              <w:rPr>
+                <w:lang w:val="en-IE"/>
+              </w:rPr>
+            </w:pPr>
+            <w:r>
+              <w:rPr>
+                <w:lang w:val="en-IE"/>
+              </w:rPr>
+              <w:t>Was asked to find Systems Architecture course was found no issue.</w:t>
+            </w:r>
+          </w:p>
+        </w:tc>
+        <w:tc>
+          <w:tcPr>
+            <w:tcW w:w="3011" w:type="dxa"/>
+            <w:tcBorders>
+              <w:top w:val="single" w:sz="4" w:space="0" w:color="auto"/>
+              <w:left w:val="single" w:sz="4" w:space="0" w:color="auto"/>
+              <w:bottom w:val="single" w:sz="4" w:space="0" w:color="auto"/>
+              <w:right w:val="single" w:sz="4" w:space="0" w:color="auto"/>
+            </w:tcBorders>
+            <w:hideMark/>
+          </w:tcPr>
+          <w:p>
+            <w:pPr>
+              <w:spacing w:line="240" w:lineRule="auto"/>
+              <w:rPr>
+                <w:lang w:val="en-IE"/>
+              </w:rPr>
+            </w:pPr>
+            <w:r>
+              <w:rPr>
+                <w:lang w:val="en-IE"/>
+              </w:rPr>
+              <w:t>5</w:t>
+            </w:r>
+          </w:p>
+        </w:tc>
+      </w:tr>
+      <w:tr>
+        <w:trPr>
+          <w:trHeight w:val="637"/>
+        </w:trPr>
+        <w:tc>
+          <w:tcPr>
+            <w:tcW w:w="2122" w:type="dxa"/>
+            <w:tcBorders>
+              <w:top w:val="single" w:sz="4" w:space="0" w:color="auto"/>
+              <w:left w:val="single" w:sz="4" w:space="0" w:color="auto"/>
+              <w:bottom w:val="single" w:sz="4" w:space="0" w:color="auto"/>
+              <w:right w:val="single" w:sz="4" w:space="0" w:color="auto"/>
+            </w:tcBorders>
+            <w:hideMark/>
+          </w:tcPr>
+          <w:p>
+            <w:pPr>
+              <w:spacing w:line="240" w:lineRule="auto"/>
+              <w:rPr>
+                <w:lang w:val="en-IE"/>
+              </w:rPr>
+            </w:pPr>
+            <w:r>
+              <w:rPr>
+                <w:lang w:val="en-IE"/>
+              </w:rPr>
+              <w:t>Register for an event</w:t>
+            </w:r>
+          </w:p>
+        </w:tc>
+        <w:tc>
+          <w:tcPr>
+            <w:tcW w:w="3896" w:type="dxa"/>
+            <w:tcBorders>
+              <w:top w:val="single" w:sz="4" w:space="0" w:color="auto"/>
+              <w:left w:val="single" w:sz="4" w:space="0" w:color="auto"/>
+              <w:bottom w:val="single" w:sz="4" w:space="0" w:color="auto"/>
+              <w:right w:val="single" w:sz="4" w:space="0" w:color="auto"/>
+            </w:tcBorders>
+            <w:hideMark/>
+          </w:tcPr>
+          <w:p>
+            <w:pPr>
+              <w:spacing w:line="240" w:lineRule="auto"/>
+              <w:rPr>
+                <w:lang w:val="en-IE"/>
+              </w:rPr>
+            </w:pPr>
+            <w:r>
+              <w:rPr>
+                <w:lang w:val="en-IE"/>
+              </w:rPr>
+              <w:t>Registered for an event of their choice no issue.</w:t>
+            </w:r>
+          </w:p>
+        </w:tc>
+        <w:tc>
+          <w:tcPr>
+            <w:tcW w:w="3011" w:type="dxa"/>
+            <w:tcBorders>
+              <w:top w:val="single" w:sz="4" w:space="0" w:color="auto"/>
+              <w:left w:val="single" w:sz="4" w:space="0" w:color="auto"/>
+              <w:bottom w:val="single" w:sz="4" w:space="0" w:color="auto"/>
+              <w:right w:val="single" w:sz="4" w:space="0" w:color="auto"/>
+            </w:tcBorders>
+            <w:hideMark/>
+          </w:tcPr>
+          <w:p>
+            <w:pPr>
+              <w:spacing w:line="240" w:lineRule="auto"/>
+              <w:rPr>
+                <w:lang w:val="en-IE"/>
+              </w:rPr>
+            </w:pPr>
+            <w:r>
+              <w:rPr>
+                <w:lang w:val="en-IE"/>
+              </w:rPr>
+              <w:t>5</w:t>
+            </w:r>
+          </w:p>
+        </w:tc>
+      </w:tr>
+      <w:tr>
+        <w:trPr>
+          <w:trHeight w:val="666"/>
+        </w:trPr>
+        <w:tc>
+          <w:tcPr>
+            <w:tcW w:w="2122" w:type="dxa"/>
+            <w:tcBorders>
+              <w:top w:val="single" w:sz="4" w:space="0" w:color="auto"/>
+              <w:left w:val="single" w:sz="4" w:space="0" w:color="auto"/>
+              <w:bottom w:val="single" w:sz="4" w:space="0" w:color="auto"/>
+              <w:right w:val="single" w:sz="4" w:space="0" w:color="auto"/>
+            </w:tcBorders>
+            <w:hideMark/>
+          </w:tcPr>
+          <w:p>
+            <w:pPr>
+              <w:spacing w:line="240" w:lineRule="auto"/>
+              <w:rPr>
+                <w:lang w:val="en-IE"/>
+              </w:rPr>
+            </w:pPr>
+            <w:r>
+              <w:rPr>
+                <w:lang w:val="en-IE"/>
+              </w:rPr>
+              <w:t>Book a study room</w:t>
+            </w:r>
+          </w:p>
+        </w:tc>
+        <w:tc>
+          <w:tcPr>
+            <w:tcW w:w="3896" w:type="dxa"/>
+            <w:tcBorders>
+              <w:top w:val="single" w:sz="4" w:space="0" w:color="auto"/>
+              <w:left w:val="single" w:sz="4" w:space="0" w:color="auto"/>
+              <w:bottom w:val="single" w:sz="4" w:space="0" w:color="auto"/>
+              <w:right w:val="single" w:sz="4" w:space="0" w:color="auto"/>
+            </w:tcBorders>
+            <w:hideMark/>
+          </w:tcPr>
+          <w:p>
+            <w:pPr>
+              <w:spacing w:line="240" w:lineRule="auto"/>
+              <w:rPr>
+                <w:lang w:val="en-IE"/>
+              </w:rPr>
+            </w:pPr>
+            <w:r>
+              <w:rPr>
+                <w:lang w:val="en-IE"/>
+              </w:rPr>
+              <w:t>Booked a room no issue.</w:t>
+            </w:r>
+          </w:p>
+        </w:tc>
+        <w:tc>
+          <w:tcPr>
+            <w:tcW w:w="3011" w:type="dxa"/>
+            <w:tcBorders>
+              <w:top w:val="single" w:sz="4" w:space="0" w:color="auto"/>
+              <w:left w:val="single" w:sz="4" w:space="0" w:color="auto"/>
+              <w:bottom w:val="single" w:sz="4" w:space="0" w:color="auto"/>
+              <w:right w:val="single" w:sz="4" w:space="0" w:color="auto"/>
+            </w:tcBorders>
+            <w:hideMark/>
+          </w:tcPr>
+          <w:p>
+            <w:pPr>
+              <w:spacing w:line="240" w:lineRule="auto"/>
+              <w:rPr>
+                <w:lang w:val="en-IE"/>
+              </w:rPr>
+            </w:pPr>
+            <w:r>
+              <w:rPr>
+                <w:lang w:val="en-IE"/>
+              </w:rPr>
+              <w:t>5</w:t>
+            </w:r>
+          </w:p>
+        </w:tc>
+      </w:tr>
+      <w:tr>
+        <w:trPr>
+          <w:trHeight w:val="637"/>
+        </w:trPr>
+        <w:tc>
+          <w:tcPr>
+            <w:tcW w:w="2122" w:type="dxa"/>
+            <w:tcBorders>
+              <w:top w:val="single" w:sz="4" w:space="0" w:color="auto"/>
+              <w:left w:val="single" w:sz="4" w:space="0" w:color="auto"/>
+              <w:bottom w:val="single" w:sz="4" w:space="0" w:color="auto"/>
+              <w:right w:val="single" w:sz="4" w:space="0" w:color="auto"/>
+            </w:tcBorders>
+            <w:hideMark/>
+          </w:tcPr>
+          <w:p>
+            <w:pPr>
+              <w:spacing w:line="240" w:lineRule="auto"/>
+              <w:rPr>
+                <w:lang w:val="en-IE"/>
+              </w:rPr>
+            </w:pPr>
+            <w:r>
+              <w:rPr>
+                <w:lang w:val="en-IE"/>
+              </w:rPr>
+              <w:t>Check profile</w:t>
+            </w:r>
+          </w:p>
+        </w:tc>
+        <w:tc>
+          <w:tcPr>
+            <w:tcW w:w="3896" w:type="dxa"/>
+            <w:tcBorders>
+              <w:top w:val="single" w:sz="4" w:space="0" w:color="auto"/>
+              <w:left w:val="single" w:sz="4" w:space="0" w:color="auto"/>
+              <w:bottom w:val="single" w:sz="4" w:space="0" w:color="auto"/>
+              <w:right w:val="single" w:sz="4" w:space="0" w:color="auto"/>
+            </w:tcBorders>
+            <w:hideMark/>
+          </w:tcPr>
+          <w:p>
+            <w:pPr>
+              <w:spacing w:line="240" w:lineRule="auto"/>
+              <w:rPr>
+                <w:lang w:val="en-IE"/>
+              </w:rPr>
+            </w:pPr>
+            <w:r>
+              <w:rPr>
+                <w:lang w:val="en-IE"/>
+              </w:rPr>
+              <w:t>Was done with no issue worked as intended.</w:t>
+            </w:r>
+          </w:p>
+        </w:tc>
+        <w:tc>
+          <w:tcPr>
+            <w:tcW w:w="3011" w:type="dxa"/>
+            <w:tcBorders>
+              <w:top w:val="single" w:sz="4" w:space="0" w:color="auto"/>
+              <w:left w:val="single" w:sz="4" w:space="0" w:color="auto"/>
+              <w:bottom w:val="single" w:sz="4" w:space="0" w:color="auto"/>
+              <w:right w:val="single" w:sz="4" w:space="0" w:color="auto"/>
+            </w:tcBorders>
+            <w:hideMark/>
+          </w:tcPr>
+          <w:p>
+            <w:pPr>
+              <w:spacing w:line="240" w:lineRule="auto"/>
+              <w:rPr>
+                <w:lang w:val="en-IE"/>
+              </w:rPr>
+            </w:pPr>
+            <w:r>
+              <w:rPr>
+                <w:lang w:val="en-IE"/>
+              </w:rPr>
+              <w:t>5</w:t>
+            </w:r>
+          </w:p>
+        </w:tc>
+      </w:tr>
+      <w:tr>
+        <w:trPr>
+          <w:trHeight w:val="666"/>
+        </w:trPr>
+        <w:tc>
+          <w:tcPr>
+            <w:tcW w:w="2122" w:type="dxa"/>
+            <w:tcBorders>
+              <w:top w:val="single" w:sz="4" w:space="0" w:color="auto"/>
+              <w:left w:val="single" w:sz="4" w:space="0" w:color="auto"/>
+              <w:bottom w:val="single" w:sz="4" w:space="0" w:color="auto"/>
+              <w:right w:val="single" w:sz="4" w:space="0" w:color="auto"/>
+            </w:tcBorders>
+            <w:hideMark/>
+          </w:tcPr>
+          <w:p>
+            <w:pPr>
+              <w:spacing w:line="240" w:lineRule="auto"/>
+              <w:rPr>
+                <w:lang w:val="en-IE"/>
+              </w:rPr>
+            </w:pPr>
+            <w:r>
+              <w:rPr>
+                <w:lang w:val="en-IE"/>
+              </w:rPr>
+              <w:t>Submit a support ticket</w:t>
+            </w:r>
+          </w:p>
+        </w:tc>
+        <w:tc>
+          <w:tcPr>
+            <w:tcW w:w="3896" w:type="dxa"/>
+            <w:tcBorders>
+              <w:top w:val="single" w:sz="4" w:space="0" w:color="auto"/>
+              <w:left w:val="single" w:sz="4" w:space="0" w:color="auto"/>
+              <w:bottom w:val="single" w:sz="4" w:space="0" w:color="auto"/>
+              <w:right w:val="single" w:sz="4" w:space="0" w:color="auto"/>
+            </w:tcBorders>
+            <w:hideMark/>
+          </w:tcPr>
+          <w:p>
+            <w:pPr>
+              <w:spacing w:line="240" w:lineRule="auto"/>
+              <w:rPr>
+                <w:lang w:val="en-IE"/>
+              </w:rPr>
+            </w:pPr>
+            <w:r>
+              <w:rPr>
+                <w:lang w:val="en-IE"/>
+              </w:rPr>
+              <w:t>Was done with no issue worked as intended.</w:t>
+            </w:r>
+          </w:p>
+        </w:tc>
+        <w:tc>
+          <w:tcPr>
+            <w:tcW w:w="3011" w:type="dxa"/>
+            <w:tcBorders>
+              <w:top w:val="single" w:sz="4" w:space="0" w:color="auto"/>
+              <w:left w:val="single" w:sz="4" w:space="0" w:color="auto"/>
+              <w:bottom w:val="single" w:sz="4" w:space="0" w:color="auto"/>
+              <w:right w:val="single" w:sz="4" w:space="0" w:color="auto"/>
+            </w:tcBorders>
+            <w:hideMark/>
+          </w:tcPr>
+          <w:p>
+            <w:pPr>
+              <w:spacing w:line="240" w:lineRule="auto"/>
+              <w:rPr>
+                <w:lang w:val="en-IE"/>
+              </w:rPr>
+            </w:pPr>
+            <w:r>
+              <w:rPr>
+                <w:lang w:val="en-IE"/>
+              </w:rPr>
+              <w:t>5</w:t>
+            </w:r>
+          </w:p>
+        </w:tc>
+      </w:tr>
+      <w:tr>
+        <w:trPr>
+          <w:trHeight w:val="637"/>
+        </w:trPr>
+        <w:tc>
+          <w:tcPr>
+            <w:tcW w:w="2122" w:type="dxa"/>
+            <w:tcBorders>
+              <w:top w:val="single" w:sz="4" w:space="0" w:color="auto"/>
+              <w:left w:val="single" w:sz="4" w:space="0" w:color="auto"/>
+              <w:bottom w:val="single" w:sz="4" w:space="0" w:color="auto"/>
+              <w:right w:val="single" w:sz="4" w:space="0" w:color="auto"/>
+            </w:tcBorders>
+            <w:hideMark/>
+          </w:tcPr>
+          <w:p>
+            <w:pPr>
+              <w:spacing w:line="240" w:lineRule="auto"/>
+              <w:rPr>
+                <w:lang w:val="en-IE"/>
+              </w:rPr>
+            </w:pPr>
+            <w:r>
+              <w:rPr>
+                <w:lang w:val="en-IE"/>
+              </w:rPr>
+              <w:t>Rate the app</w:t>
+            </w:r>
+          </w:p>
+        </w:tc>
+        <w:tc>
+          <w:tcPr>
+            <w:tcW w:w="3896" w:type="dxa"/>
+            <w:tcBorders>
+              <w:top w:val="single" w:sz="4" w:space="0" w:color="auto"/>
+              <w:left w:val="single" w:sz="4" w:space="0" w:color="auto"/>
+              <w:bottom w:val="single" w:sz="4" w:space="0" w:color="auto"/>
+              <w:right w:val="single" w:sz="4" w:space="0" w:color="auto"/>
+            </w:tcBorders>
+            <w:hideMark/>
+          </w:tcPr>
+          <w:p>
+            <w:pPr>
+              <w:spacing w:line="240" w:lineRule="auto"/>
+              <w:rPr>
+                <w:lang w:val="en-IE"/>
+              </w:rPr>
+            </w:pPr>
+            <w:r>
+              <w:rPr>
+                <w:lang w:val="en-IE"/>
+              </w:rPr>
+              <w:t>Was done with no issue worked as intended.</w:t>
+            </w:r>
+          </w:p>
+        </w:tc>
+        <w:tc>
+          <w:tcPr>
+            <w:tcW w:w="3011" w:type="dxa"/>
+            <w:tcBorders>
+              <w:top w:val="single" w:sz="4" w:space="0" w:color="auto"/>
+              <w:left w:val="single" w:sz="4" w:space="0" w:color="auto"/>
+              <w:bottom w:val="single" w:sz="4" w:space="0" w:color="auto"/>
+              <w:right w:val="single" w:sz="4" w:space="0" w:color="auto"/>
+            </w:tcBorders>
+            <w:hideMark/>
+          </w:tcPr>
+          <w:p>
+            <w:pPr>
+              <w:spacing w:line="240" w:lineRule="auto"/>
+              <w:rPr>
+                <w:lang w:val="en-IE"/>
+              </w:rPr>
+            </w:pPr>
+            <w:r>
+              <w:rPr>
+                <w:lang w:val="en-IE"/>
+              </w:rPr>
+              <w:t>5</w:t>
+            </w:r>
+          </w:p>
+        </w:tc>
+      </w:tr>
+      <w:tr>
+        <w:trPr>
+          <w:trHeight w:val="637"/>
+        </w:trPr>
+        <w:tc>
+          <w:tcPr>
+            <w:tcW w:w="2122" w:type="dxa"/>
+            <w:tcBorders>
+              <w:top w:val="single" w:sz="4" w:space="0" w:color="auto"/>
+              <w:left w:val="single" w:sz="4" w:space="0" w:color="auto"/>
+              <w:bottom w:val="single" w:sz="4" w:space="0" w:color="auto"/>
+              <w:right w:val="single" w:sz="4" w:space="0" w:color="auto"/>
+            </w:tcBorders>
+            <w:hideMark/>
+          </w:tcPr>
+          <w:p>
+            <w:pPr>
+              <w:spacing w:line="240" w:lineRule="auto"/>
+              <w:rPr>
+                <w:lang w:val="en-IE"/>
+              </w:rPr>
+            </w:pPr>
+            <w:r>
+              <w:rPr>
+                <w:lang w:val="en-IE"/>
+              </w:rPr>
+              <w:t>Change accessibility settings</w:t>
+            </w:r>
+          </w:p>
+        </w:tc>
+        <w:tc>
+          <w:tcPr>
+            <w:tcW w:w="3896" w:type="dxa"/>
+            <w:tcBorders>
+              <w:top w:val="single" w:sz="4" w:space="0" w:color="auto"/>
+              <w:left w:val="single" w:sz="4" w:space="0" w:color="auto"/>
+              <w:bottom w:val="single" w:sz="4" w:space="0" w:color="auto"/>
+              <w:right w:val="single" w:sz="4" w:space="0" w:color="auto"/>
+            </w:tcBorders>
+            <w:hideMark/>
+          </w:tcPr>
+          <w:p>
+            <w:pPr>
+              <w:spacing w:line="240" w:lineRule="auto"/>
+              <w:rPr>
+                <w:lang w:val="en-IE"/>
+              </w:rPr>
+            </w:pPr>
+            <w:r>
+              <w:rPr>
+                <w:lang w:val="en-IE"/>
+              </w:rPr>
+              <w:t xml:space="preserve">Was done with no issue worked as intended. Changed contrast. </w:t>
+            </w:r>
+          </w:p>
+        </w:tc>
+        <w:tc>
+          <w:tcPr>
+            <w:tcW w:w="3011" w:type="dxa"/>
+            <w:tcBorders>
+              <w:top w:val="single" w:sz="4" w:space="0" w:color="auto"/>
+              <w:left w:val="single" w:sz="4" w:space="0" w:color="auto"/>
+              <w:bottom w:val="single" w:sz="4" w:space="0" w:color="auto"/>
+              <w:right w:val="single" w:sz="4" w:space="0" w:color="auto"/>
+            </w:tcBorders>
+            <w:hideMark/>
+          </w:tcPr>
+          <w:p>
+            <w:pPr>
+              <w:spacing w:line="240" w:lineRule="auto"/>
+              <w:rPr>
+                <w:lang w:val="en-IE"/>
+              </w:rPr>
+            </w:pPr>
+            <w:r>
+              <w:rPr>
+                <w:lang w:val="en-IE"/>
+              </w:rPr>
+              <w:t>5</w:t>
+            </w:r>
+          </w:p>
+        </w:tc>
+      </w:tr>
+    </w:tbl>
+    <w:p>
+      <w:pPr>
+        <w:spacing w:line="240" w:lineRule="auto"/>
+        <w:rPr>
+          <w:lang w:val="en-IE"/>
+        </w:rPr>
+      </w:pPr>
+    </w:p>
+    <w:p>
+      <w:pPr>
+        <w:spacing w:line="240" w:lineRule="auto"/>
+        <w:rPr>
+          <w:lang w:val="en-IE"/>
+        </w:rPr>
+      </w:pPr>
+    </w:p>
     <w:p/>
     <w:sectPr>
       <w:headerReference w:type="default" r:id="rId11"/>
@@ -2351,8 +5324,124 @@
       </w:pPr>
     </w:lvl>
   </w:abstractNum>
+  <w:abstractNum w:abstractNumId="1" w15:restartNumberingAfterBreak="0">
+    <w:nsid w:val="5E176B8B"/>
+    <w:multiLevelType w:val="hybridMultilevel"/>
+    <w:tmpl w:val="801E7D22"/>
+    <w:lvl w:ilvl="0" w:tplc="18090001">
+      <w:start w:val="1"/>
+      <w:numFmt w:val="bullet"/>
+      <w:lvlText w:val=""/>
+      <w:lvlJc w:val="left"/>
+      <w:pPr>
+        <w:ind w:left="720" w:hanging="360"/>
+      </w:pPr>
+      <w:rPr>
+        <w:rFonts w:ascii="Symbol" w:hAnsi="Symbol" w:hint="default"/>
+      </w:rPr>
+    </w:lvl>
+    <w:lvl w:ilvl="1" w:tplc="18090003" w:tentative="1">
+      <w:start w:val="1"/>
+      <w:numFmt w:val="bullet"/>
+      <w:lvlText w:val="o"/>
+      <w:lvlJc w:val="left"/>
+      <w:pPr>
+        <w:ind w:left="1440" w:hanging="360"/>
+      </w:pPr>
+      <w:rPr>
+        <w:rFonts w:ascii="Courier New" w:hAnsi="Courier New" w:cs="Courier New" w:hint="default"/>
+      </w:rPr>
+    </w:lvl>
+    <w:lvl w:ilvl="2" w:tplc="18090005" w:tentative="1">
+      <w:start w:val="1"/>
+      <w:numFmt w:val="bullet"/>
+      <w:lvlText w:val=""/>
+      <w:lvlJc w:val="left"/>
+      <w:pPr>
+        <w:ind w:left="2160" w:hanging="360"/>
+      </w:pPr>
+      <w:rPr>
+        <w:rFonts w:ascii="Wingdings" w:hAnsi="Wingdings" w:hint="default"/>
+      </w:rPr>
+    </w:lvl>
+    <w:lvl w:ilvl="3" w:tplc="18090001" w:tentative="1">
+      <w:start w:val="1"/>
+      <w:numFmt w:val="bullet"/>
+      <w:lvlText w:val=""/>
+      <w:lvlJc w:val="left"/>
+      <w:pPr>
+        <w:ind w:left="2880" w:hanging="360"/>
+      </w:pPr>
+      <w:rPr>
+        <w:rFonts w:ascii="Symbol" w:hAnsi="Symbol" w:hint="default"/>
+      </w:rPr>
+    </w:lvl>
+    <w:lvl w:ilvl="4" w:tplc="18090003" w:tentative="1">
+      <w:start w:val="1"/>
+      <w:numFmt w:val="bullet"/>
+      <w:lvlText w:val="o"/>
+      <w:lvlJc w:val="left"/>
+      <w:pPr>
+        <w:ind w:left="3600" w:hanging="360"/>
+      </w:pPr>
+      <w:rPr>
+        <w:rFonts w:ascii="Courier New" w:hAnsi="Courier New" w:cs="Courier New" w:hint="default"/>
+      </w:rPr>
+    </w:lvl>
+    <w:lvl w:ilvl="5" w:tplc="18090005" w:tentative="1">
+      <w:start w:val="1"/>
+      <w:numFmt w:val="bullet"/>
+      <w:lvlText w:val=""/>
+      <w:lvlJc w:val="left"/>
+      <w:pPr>
+        <w:ind w:left="4320" w:hanging="360"/>
+      </w:pPr>
+      <w:rPr>
+        <w:rFonts w:ascii="Wingdings" w:hAnsi="Wingdings" w:hint="default"/>
+      </w:rPr>
+    </w:lvl>
+    <w:lvl w:ilvl="6" w:tplc="18090001" w:tentative="1">
+      <w:start w:val="1"/>
+      <w:numFmt w:val="bullet"/>
+      <w:lvlText w:val=""/>
+      <w:lvlJc w:val="left"/>
+      <w:pPr>
+        <w:ind w:left="5040" w:hanging="360"/>
+      </w:pPr>
+      <w:rPr>
+        <w:rFonts w:ascii="Symbol" w:hAnsi="Symbol" w:hint="default"/>
+      </w:rPr>
+    </w:lvl>
+    <w:lvl w:ilvl="7" w:tplc="18090003" w:tentative="1">
+      <w:start w:val="1"/>
+      <w:numFmt w:val="bullet"/>
+      <w:lvlText w:val="o"/>
+      <w:lvlJc w:val="left"/>
+      <w:pPr>
+        <w:ind w:left="5760" w:hanging="360"/>
+      </w:pPr>
+      <w:rPr>
+        <w:rFonts w:ascii="Courier New" w:hAnsi="Courier New" w:cs="Courier New" w:hint="default"/>
+      </w:rPr>
+    </w:lvl>
+    <w:lvl w:ilvl="8" w:tplc="18090005" w:tentative="1">
+      <w:start w:val="1"/>
+      <w:numFmt w:val="bullet"/>
+      <w:lvlText w:val=""/>
+      <w:lvlJc w:val="left"/>
+      <w:pPr>
+        <w:ind w:left="6480" w:hanging="360"/>
+      </w:pPr>
+      <w:rPr>
+        <w:rFonts w:ascii="Wingdings" w:hAnsi="Wingdings" w:hint="default"/>
+      </w:rPr>
+    </w:lvl>
+  </w:abstractNum>
   <w:num w:numId="1" w16cid:durableId="1228497483">
     <w:abstractNumId w:val="0"/>
+  </w:num>
+  <w:num w:numId="2" w16cid:durableId="1194150297">
+    <w:abstractNumId w:val="1"/>
   </w:num>
 </w:numbering>
 </file>
@@ -2914,7 +6003,7 @@
   <w:style w:type="table" w:styleId="TableGrid">
     <w:name w:val="Table Grid"/>
     <w:basedOn w:val="TableNormal"/>
-    <w:uiPriority w:val="59"/>
+    <w:uiPriority w:val="39"/>
     <w:rsid w:val="00FB4123"/>
     <w:pPr>
       <w:spacing w:after="0" w:line="240" w:lineRule="auto"/>

--- a/Report/Design_Report.docx
+++ b/Report/Design_Report.docx
@@ -38,15 +38,6 @@
       </w:pPr>
       <w:r>
         <w:t>Haya Darwish</w:t>
-      </w:r>
-    </w:p>
-    <w:p>
-      <w:pPr>
-        <w:ind w:firstLine="0"/>
-        <w:jc w:val="center"/>
-      </w:pPr>
-      <w:r>
-        <w:t>Dorron Aka</w:t>
       </w:r>
     </w:p>
     <w:p>
@@ -164,13 +155,24 @@
       <w:pPr>
         <w:pStyle w:val="Heading1"/>
       </w:pPr>
-      <w:r>
+    </w:p>
+    <w:p/>
+    <w:p>
+      <w:pPr>
+        <w:pStyle w:val="Heading1"/>
+      </w:pPr>
+    </w:p>
+    <w:p>
+      <w:pPr>
+        <w:pStyle w:val="Heading1"/>
+      </w:pPr>
+      <w:r>
+        <w:lastRenderedPageBreak/>
         <w:t>Project overview</w:t>
       </w:r>
     </w:p>
     <w:p>
       <w:r>
-        <w:lastRenderedPageBreak/>
         <w:t xml:space="preserve">Universities provide </w:t>
       </w:r>
       <w:r>
@@ -347,15 +349,10 @@
     <w:p/>
     <w:p>
       <w:pPr>
-        <w:ind w:firstLine="0"/>
-      </w:pPr>
-    </w:p>
-    <w:p/>
-    <w:p>
-      <w:pPr>
         <w:pStyle w:val="Heading1"/>
       </w:pPr>
       <w:r>
+        <w:lastRenderedPageBreak/>
         <w:t>System design</w:t>
       </w:r>
     </w:p>
@@ -1127,13 +1124,13 @@
     </w:tbl>
     <w:p>
       <w:pPr>
-        <w:ind w:firstLine="0"/>
-      </w:pPr>
-    </w:p>
-    <w:p>
-      <w:pPr>
         <w:pStyle w:val="Heading1"/>
       </w:pPr>
+    </w:p>
+    <w:p>
+      <w:pPr>
+        <w:pStyle w:val="Heading1"/>
+      </w:pPr>
       <w:r>
         <w:t>Architecture overview</w:t>
       </w:r>
@@ -1160,7 +1157,145 @@
         <w:t>.</w:t>
       </w:r>
     </w:p>
-    <w:p/>
+    <w:p>
+      <w:r>
+        <w:t xml:space="preserve">The design </w:t>
+      </w:r>
+      <w:r>
+        <w:t xml:space="preserve">is aimed at having a </w:t>
+      </w:r>
+      <w:r>
+        <w:t xml:space="preserve">welcoming app. </w:t>
+      </w:r>
+      <w:proofErr w:type="gramStart"/>
+      <w:r>
+        <w:t>So</w:t>
+      </w:r>
+      <w:proofErr w:type="gramEnd"/>
+      <w:r>
+        <w:t xml:space="preserve"> we chose</w:t>
+      </w:r>
+      <w:r>
+        <w:t xml:space="preserve"> rounded corners for lighter feel</w:t>
+      </w:r>
+      <w:r>
+        <w:t>, m</w:t>
+      </w:r>
+      <w:r>
+        <w:t>ulti</w:t>
+      </w:r>
+      <w:r>
+        <w:t>-</w:t>
+      </w:r>
+      <w:r>
+        <w:t>colored</w:t>
+      </w:r>
+      <w:r>
+        <w:t xml:space="preserve"> options for visual feedback</w:t>
+      </w:r>
+      <w:r>
+        <w:t>,</w:t>
+      </w:r>
+      <w:r>
+        <w:t xml:space="preserve"> </w:t>
+      </w:r>
+      <w:r>
+        <w:t xml:space="preserve">the </w:t>
+      </w:r>
+      <w:r>
+        <w:t>n</w:t>
+      </w:r>
+      <w:r>
+        <w:t>ave-bar stays</w:t>
+      </w:r>
+      <w:r>
+        <w:t xml:space="preserve"> on the top no matter what so </w:t>
+      </w:r>
+      <w:r>
+        <w:t>that the user</w:t>
+      </w:r>
+      <w:r>
+        <w:t xml:space="preserve"> can </w:t>
+      </w:r>
+      <w:r>
+        <w:t>move</w:t>
+      </w:r>
+      <w:r>
+        <w:t xml:space="preserve"> through</w:t>
+      </w:r>
+      <w:r>
+        <w:t xml:space="preserve"> the page</w:t>
+      </w:r>
+      <w:r>
+        <w:t xml:space="preserve"> easily</w:t>
+      </w:r>
+      <w:r>
+        <w:t xml:space="preserve"> with easy access to the nav-bar options</w:t>
+      </w:r>
+      <w:r>
+        <w:t xml:space="preserve">. When </w:t>
+      </w:r>
+      <w:r>
+        <w:t>the user</w:t>
+      </w:r>
+      <w:r>
+        <w:t xml:space="preserve"> </w:t>
+      </w:r>
+      <w:proofErr w:type="gramStart"/>
+      <w:r>
+        <w:t>submit</w:t>
+      </w:r>
+      <w:r>
+        <w:t xml:space="preserve">s an </w:t>
+      </w:r>
+      <w:r>
+        <w:lastRenderedPageBreak/>
+        <w:t>application</w:t>
+      </w:r>
+      <w:proofErr w:type="gramEnd"/>
+      <w:r>
+        <w:t>,</w:t>
+      </w:r>
+      <w:r>
+        <w:t xml:space="preserve"> a feedback or support request</w:t>
+      </w:r>
+      <w:r>
+        <w:t>,</w:t>
+      </w:r>
+      <w:r>
+        <w:t xml:space="preserve"> a screen will show the message</w:t>
+      </w:r>
+      <w:r>
+        <w:t xml:space="preserve"> feedback to them</w:t>
+      </w:r>
+      <w:r>
+        <w:t xml:space="preserve">. </w:t>
+      </w:r>
+      <w:r>
+        <w:t>The user</w:t>
+      </w:r>
+      <w:r>
+        <w:t xml:space="preserve"> also </w:t>
+      </w:r>
+      <w:r>
+        <w:t>has</w:t>
+      </w:r>
+      <w:r>
+        <w:t xml:space="preserve"> the option to submit again</w:t>
+      </w:r>
+      <w:r>
+        <w:t xml:space="preserve"> if they want</w:t>
+      </w:r>
+      <w:r>
+        <w:t>. When they navigate through the option on th</w:t>
+      </w:r>
+      <w:r>
+        <w:t>e</w:t>
+      </w:r>
+      <w:r>
+        <w:t xml:space="preserve"> navbar stays highlighted so the user knows what page they’re on.</w:t>
+      </w:r>
+    </w:p>
     <w:p/>
     <w:p>
       <w:pPr>
@@ -1173,7 +1308,6 @@
         <w:rPr>
           <w:lang w:val="en-IE"/>
         </w:rPr>
-        <w:lastRenderedPageBreak/>
         <w:t>Accessibility Plan</w:t>
       </w:r>
     </w:p>
@@ -1210,13 +1344,7 @@
         <w:rPr>
           <w:lang w:val="en-IE"/>
         </w:rPr>
-        <w:t xml:space="preserve">The main Idea that we kept in mind is that first year students are starting college and using this app for everything they need. We will be keeping the POUR WCAG headings as a high priority. We want the app </w:t>
-      </w:r>
-      <w:r>
-        <w:rPr>
-          <w:lang w:val="en-IE"/>
-        </w:rPr>
-        <w:t>to be instantly</w:t>
+        <w:t>The main Idea that we kept in mind is that first year students are starting college and using this app for everything they need. We will be keeping the POUR WCAG headings as a high priority. We want the app to be instantly</w:t>
       </w:r>
       <w:r>
         <w:rPr>
@@ -1229,19 +1357,6 @@
           <w:lang w:val="en-IE"/>
         </w:rPr>
         <w:t>usable upon login.</w:t>
-      </w:r>
-    </w:p>
-    <w:p>
-      <w:pPr>
-        <w:rPr>
-          <w:lang w:val="en-IE"/>
-        </w:rPr>
-      </w:pPr>
-      <w:r>
-        <w:rPr>
-          <w:lang w:val="en-IE"/>
-        </w:rPr>
-        <w:t> </w:t>
       </w:r>
     </w:p>
     <w:tbl>
@@ -1574,16 +1689,11 @@
     </w:tbl>
     <w:p>
       <w:pPr>
+        <w:ind w:firstLine="0"/>
         <w:rPr>
           <w:lang w:val="en-IE"/>
         </w:rPr>
       </w:pPr>
-      <w:r>
-        <w:rPr>
-          <w:lang w:val="en-IE"/>
-        </w:rPr>
-        <w:t> </w:t>
-      </w:r>
     </w:p>
     <w:p>
       <w:pPr>
@@ -1649,33 +1759,27 @@
         <w:rPr>
           <w:lang w:val="en-IE"/>
         </w:rPr>
-        <w:t xml:space="preserve"> background. The off white will limit the bright blue light from screens and reduce eye strain. But more importantly images or clip art will be on each option. This gives a visual context to the user for what options they have available.</w:t>
-      </w:r>
-    </w:p>
-    <w:p>
-      <w:pPr>
-        <w:rPr>
-          <w:lang w:val="en-IE"/>
-        </w:rPr>
-      </w:pPr>
+        <w:t xml:space="preserve"> background. The off white will limit the bright blue light from screens and reduce eye strain. But more importantly images </w:t>
+      </w:r>
       <w:r>
         <w:rPr>
           <w:lang w:val="en-IE"/>
         </w:rPr>
         <w:lastRenderedPageBreak/>
-        <w:t xml:space="preserve">And </w:t>
-      </w:r>
-      <w:r>
+        <w:t>or clip art will be on each option. This gives a visual context to the user for what options they have available.</w:t>
+      </w:r>
+    </w:p>
+    <w:p>
+      <w:pPr>
         <w:rPr>
           <w:lang w:val="en-IE"/>
         </w:rPr>
-        <w:t>finally,</w:t>
-      </w:r>
+      </w:pPr>
       <w:r>
         <w:rPr>
           <w:lang w:val="en-IE"/>
         </w:rPr>
-        <w:t xml:space="preserve"> to have the app run properly it will be deployed using Netlify. The semantic neat HTML will then display for the user on their browser. They will only need a link in theory to use their new companion app.</w:t>
+        <w:t>And finally, to have the app run properly it will be deployed using Netlify. The semantic neat HTML will then display for the user on their browser. They will only need a link in theory to use their new companion app.</w:t>
       </w:r>
     </w:p>
     <w:p>
@@ -1993,8 +2097,6 @@
     <w:p/>
     <w:p/>
     <w:p/>
-    <w:p/>
-    <w:p/>
     <w:p>
       <w:pPr>
         <w:pStyle w:val="Heading1"/>
@@ -2974,6 +3076,8 @@
     </w:p>
     <w:p>
       <w:pPr>
+        <w:pStyle w:val="NoIndent"/>
+        <w:ind w:left="720"/>
         <w:rPr>
           <w:lang w:val="en-IE"/>
         </w:rPr>
@@ -2981,6 +3085,8 @@
     </w:p>
     <w:p>
       <w:pPr>
+        <w:pStyle w:val="NoIndent"/>
+        <w:ind w:left="720"/>
         <w:rPr>
           <w:lang w:val="en-IE"/>
         </w:rPr>
@@ -2988,6 +3094,8 @@
     </w:p>
     <w:p>
       <w:pPr>
+        <w:pStyle w:val="NoIndent"/>
+        <w:ind w:left="720"/>
         <w:rPr>
           <w:lang w:val="en-IE"/>
         </w:rPr>
@@ -2995,6 +3103,8 @@
     </w:p>
     <w:p>
       <w:pPr>
+        <w:pStyle w:val="NoIndent"/>
+        <w:ind w:left="720"/>
         <w:rPr>
           <w:lang w:val="en-IE"/>
         </w:rPr>
@@ -3002,6 +3112,8 @@
     </w:p>
     <w:p>
       <w:pPr>
+        <w:pStyle w:val="NoIndent"/>
+        <w:ind w:left="720"/>
         <w:rPr>
           <w:lang w:val="en-IE"/>
         </w:rPr>
@@ -3941,6 +4053,7 @@
     </w:tbl>
     <w:p>
       <w:pPr>
+        <w:pStyle w:val="ListParagraph"/>
         <w:ind w:firstLine="0"/>
         <w:rPr>
           <w:lang w:val="en-IE"/>
@@ -3949,6 +4062,7 @@
     </w:p>
     <w:p>
       <w:pPr>
+        <w:pStyle w:val="ListParagraph"/>
         <w:ind w:firstLine="0"/>
         <w:rPr>
           <w:lang w:val="en-IE"/>
@@ -3957,6 +4071,7 @@
     </w:p>
     <w:p>
       <w:pPr>
+        <w:pStyle w:val="ListParagraph"/>
         <w:ind w:firstLine="0"/>
         <w:rPr>
           <w:lang w:val="en-IE"/>
@@ -3965,6 +4080,7 @@
     </w:p>
     <w:p>
       <w:pPr>
+        <w:pStyle w:val="ListParagraph"/>
         <w:ind w:firstLine="0"/>
         <w:rPr>
           <w:lang w:val="en-IE"/>
@@ -3973,6 +4089,7 @@
     </w:p>
     <w:p>
       <w:pPr>
+        <w:pStyle w:val="ListParagraph"/>
         <w:ind w:firstLine="0"/>
         <w:rPr>
           <w:lang w:val="en-IE"/>
@@ -3981,6 +4098,7 @@
     </w:p>
     <w:p>
       <w:pPr>
+        <w:pStyle w:val="ListParagraph"/>
         <w:ind w:firstLine="0"/>
         <w:rPr>
           <w:lang w:val="en-IE"/>
@@ -4912,7 +5030,76 @@
         </w:rPr>
       </w:pPr>
     </w:p>
-    <w:p/>
+    <w:p>
+      <w:pPr>
+        <w:ind w:firstLine="0"/>
+      </w:pPr>
+    </w:p>
+    <w:p>
+      <w:pPr>
+        <w:ind w:firstLine="0"/>
+      </w:pPr>
+    </w:p>
+    <w:p>
+      <w:pPr>
+        <w:ind w:firstLine="0"/>
+      </w:pPr>
+    </w:p>
+    <w:p>
+      <w:pPr>
+        <w:ind w:firstLine="0"/>
+      </w:pPr>
+    </w:p>
+    <w:p>
+      <w:pPr>
+        <w:ind w:firstLine="0"/>
+      </w:pPr>
+    </w:p>
+    <w:p>
+      <w:pPr>
+        <w:ind w:firstLine="0"/>
+      </w:pPr>
+    </w:p>
+    <w:p>
+      <w:pPr>
+        <w:ind w:firstLine="0"/>
+      </w:pPr>
+    </w:p>
+    <w:p>
+      <w:pPr>
+        <w:pStyle w:val="Heading1"/>
+      </w:pPr>
+      <w:r>
+        <w:lastRenderedPageBreak/>
+        <w:t>Deployment</w:t>
+      </w:r>
+    </w:p>
+    <w:p>
+      <w:r>
+        <w:t xml:space="preserve">We are planning to launch the application from GitHub by deploying it to Netlify, to make sure of automatic updates and integration any time an update is uploaded to the GitHub repository. </w:t>
+      </w:r>
+    </w:p>
+    <w:p>
+      <w:r>
+        <w:t>In addition to that, we will assign a maintenance team to make sure the application is up 99% of the time, leaving a 1% for mistakes or crash outs or downtime to happen and that is why we have the maintenance and support team to work immediately on fixing any issues.</w:t>
+      </w:r>
+      <w:r>
+        <w:t xml:space="preserve"> After deploying, the team will keep monitoring the app, addressing any bugs and keeping it stable and working.</w:t>
+      </w:r>
+    </w:p>
+    <w:p>
+      <w:r>
+        <w:t xml:space="preserve">We are also planning on taking user feedback to address any functional or non-functional problems that the users are facing, we will analyze the feedback and use it for app update plans. This ensures that the application always meets the students’ needs and </w:t>
+      </w:r>
+      <w:proofErr w:type="gramStart"/>
+      <w:r>
+        <w:t>make</w:t>
+      </w:r>
+      <w:proofErr w:type="gramEnd"/>
+      <w:r>
+        <w:t xml:space="preserve"> their academic life easy to manage. </w:t>
+      </w:r>
+    </w:p>
     <w:sectPr>
       <w:headerReference w:type="default" r:id="rId11"/>
       <w:footerReference w:type="default" r:id="rId12"/>
@@ -5969,6 +6156,7 @@
   <w:style w:type="character" w:default="1" w:styleId="DefaultParagraphFont">
     <w:name w:val="Default Paragraph Font"/>
     <w:uiPriority w:val="1"/>
+    <w:semiHidden/>
     <w:unhideWhenUsed/>
   </w:style>
   <w:style w:type="table" w:default="1" w:styleId="TableNormal">
@@ -6947,6 +7135,15 @@
 </file>
 
 <file path=customXml/item1.xml><?xml version="1.0" encoding="utf-8"?>
+<?mso-contentType ?>
+<FormTemplates xmlns="http://schemas.microsoft.com/sharepoint/v3/contenttype/forms">
+  <Display>DocumentLibraryForm</Display>
+  <Edit>DocumentLibraryForm</Edit>
+  <New>DocumentLibraryForm</New>
+</FormTemplates>
+</file>
+
+<file path=customXml/item2.xml><?xml version="1.0" encoding="utf-8"?>
 <ct:contentTypeSchema xmlns:ct="http://schemas.microsoft.com/office/2006/metadata/contentType" xmlns:ma="http://schemas.microsoft.com/office/2006/metadata/properties/metaAttributes" ct:_="" ma:_="" ma:contentTypeName="Document" ma:contentTypeID="0x01010079F111ED35F8CC479449609E8A0923A6" ma:contentTypeVersion="26" ma:contentTypeDescription="Create a new document." ma:contentTypeScope="" ma:versionID="ac37c1753acd5e330d2062ccec26ea66">
   <xsd:schema xmlns:xsd="http://www.w3.org/2001/XMLSchema" xmlns:xs="http://www.w3.org/2001/XMLSchema" xmlns:p="http://schemas.microsoft.com/office/2006/metadata/properties" xmlns:ns1="http://schemas.microsoft.com/sharepoint/v3" xmlns:ns2="71af3243-3dd4-4a8d-8c0d-dd76da1f02a5" xmlns:ns3="16c05727-aa75-4e4a-9b5f-8a80a1165891" xmlns:ns4="230e9df3-be65-4c73-a93b-d1236ebd677e" targetNamespace="http://schemas.microsoft.com/office/2006/metadata/properties" ma:root="true" ma:fieldsID="3b340c7101c92c5120abd06486f94548" ns1:_="" ns2:_="" ns3:_="" ns4:_="">
     <xsd:import namespace="http://schemas.microsoft.com/sharepoint/v3"/>
@@ -7246,15 +7443,6 @@
 </ct:contentTypeSchema>
 </file>
 
-<file path=customXml/item2.xml><?xml version="1.0" encoding="utf-8"?>
-<?mso-contentType ?>
-<FormTemplates xmlns="http://schemas.microsoft.com/sharepoint/v3/contenttype/forms">
-  <Display>DocumentLibraryForm</Display>
-  <Edit>DocumentLibraryForm</Edit>
-  <New>DocumentLibraryForm</New>
-</FormTemplates>
-</file>
-
 <file path=customXml/item3.xml><?xml version="1.0" encoding="utf-8"?>
 <p:properties xmlns:p="http://schemas.microsoft.com/office/2006/metadata/properties" xmlns:xsi="http://www.w3.org/2001/XMLSchema-instance" xmlns:pc="http://schemas.microsoft.com/office/infopath/2007/PartnerControls">
   <documentManagement>
@@ -7276,6 +7464,14 @@
 </file>
 
 <file path=customXml/itemProps1.xml><?xml version="1.0" encoding="utf-8"?>
+<ds:datastoreItem xmlns:ds="http://schemas.openxmlformats.org/officeDocument/2006/customXml" ds:itemID="{2D686CB8-6245-413C-A355-156513A377FC}">
+  <ds:schemaRefs>
+    <ds:schemaRef ds:uri="http://schemas.microsoft.com/sharepoint/v3/contenttype/forms"/>
+  </ds:schemaRefs>
+</ds:datastoreItem>
+</file>
+
+<file path=customXml/itemProps2.xml><?xml version="1.0" encoding="utf-8"?>
 <ds:datastoreItem xmlns:ds="http://schemas.openxmlformats.org/officeDocument/2006/customXml" ds:itemID="{3B411A11-DDA3-4BC4-B0BC-14026E6D5DF4}">
   <ds:schemaRefs>
     <ds:schemaRef ds:uri="http://schemas.microsoft.com/office/2006/metadata/contentType"/>
@@ -7296,14 +7492,6 @@
 </ds:datastoreItem>
 </file>
 
-<file path=customXml/itemProps2.xml><?xml version="1.0" encoding="utf-8"?>
-<ds:datastoreItem xmlns:ds="http://schemas.openxmlformats.org/officeDocument/2006/customXml" ds:itemID="{2D686CB8-6245-413C-A355-156513A377FC}">
-  <ds:schemaRefs>
-    <ds:schemaRef ds:uri="http://schemas.microsoft.com/sharepoint/v3/contenttype/forms"/>
-  </ds:schemaRefs>
-</ds:datastoreItem>
-</file>
-
 <file path=customXml/itemProps3.xml><?xml version="1.0" encoding="utf-8"?>
 <ds:datastoreItem xmlns:ds="http://schemas.openxmlformats.org/officeDocument/2006/customXml" ds:itemID="{C7DCE20C-610A-4626-841D-1F10857B445E}">
   <ds:schemaRefs>

--- a/Report/Design_Report.docx
+++ b/Report/Design_Report.docx
@@ -26,11 +26,9 @@
       <w:pPr>
         <w:pStyle w:val="Subtitle"/>
       </w:pPr>
-      <w:proofErr w:type="gramStart"/>
       <w:r>
         <w:t>By:</w:t>
       </w:r>
-      <w:proofErr w:type="gramEnd"/>
     </w:p>
     <w:p>
       <w:pPr>
@@ -530,23 +528,7 @@
                 <w:b w:val="0"/>
                 <w:bCs w:val="0"/>
               </w:rPr>
-              <w:t xml:space="preserve">Allow </w:t>
-            </w:r>
-            <w:proofErr w:type="gramStart"/>
-            <w:r>
-              <w:rPr>
-                <w:b w:val="0"/>
-                <w:bCs w:val="0"/>
-              </w:rPr>
-              <w:t>user</w:t>
-            </w:r>
-            <w:proofErr w:type="gramEnd"/>
-            <w:r>
-              <w:rPr>
-                <w:b w:val="0"/>
-                <w:bCs w:val="0"/>
-              </w:rPr>
-              <w:t xml:space="preserve"> to login into the system account</w:t>
+              <w:t>Allow user to login into the system account</w:t>
             </w:r>
           </w:p>
         </w:tc>
@@ -1140,15 +1122,7 @@
         <w:t>The App is built and tested on local machine then pushed into Netlify to get it running on browser</w:t>
       </w:r>
       <w:r>
-        <w:t xml:space="preserve">. The database was initially created manually on </w:t>
-      </w:r>
-      <w:proofErr w:type="spellStart"/>
-      <w:r>
-        <w:t>Supabase</w:t>
-      </w:r>
-      <w:proofErr w:type="spellEnd"/>
-      <w:r>
-        <w:t xml:space="preserve">, tables and relationships, but then with the adjustments of the App by AI, it was automatically created on </w:t>
+        <w:t xml:space="preserve">. The database was initially created manually on Supabase, tables and relationships, but then with the adjustments of the App by AI, it was automatically created on </w:t>
       </w:r>
       <w:r>
         <w:t>Netlify</w:t>
@@ -1165,13 +1139,8 @@
         <w:t xml:space="preserve">is aimed at having a </w:t>
       </w:r>
       <w:r>
-        <w:t xml:space="preserve">welcoming app. </w:t>
-      </w:r>
-      <w:proofErr w:type="gramStart"/>
-      <w:r>
-        <w:t>So</w:t>
-      </w:r>
-      <w:proofErr w:type="gramEnd"/>
+        <w:t>welcoming app. So</w:t>
+      </w:r>
       <w:r>
         <w:t xml:space="preserve"> we chose</w:t>
       </w:r>
@@ -1188,10 +1157,7 @@
         <w:t>-</w:t>
       </w:r>
       <w:r>
-        <w:t>colored</w:t>
-      </w:r>
-      <w:r>
-        <w:t xml:space="preserve"> options for visual feedback</w:t>
+        <w:t>colored options for visual feedback</w:t>
       </w:r>
       <w:r>
         <w:t>,</w:t>
@@ -1239,38 +1205,104 @@
         <w:t>the user</w:t>
       </w:r>
       <w:r>
+        <w:t xml:space="preserve"> submit</w:t>
+      </w:r>
+      <w:r>
+        <w:t xml:space="preserve">s an </w:t>
+      </w:r>
+      <w:r>
+        <w:lastRenderedPageBreak/>
+        <w:t>application,</w:t>
+      </w:r>
+      <w:r>
+        <w:t xml:space="preserve"> a feedback or support request</w:t>
+      </w:r>
+      <w:r>
+        <w:t>,</w:t>
+      </w:r>
+      <w:r>
+        <w:t xml:space="preserve"> a screen will show the message</w:t>
+      </w:r>
+      <w:r>
+        <w:t xml:space="preserve"> feedback to them</w:t>
+      </w:r>
+      <w:r>
+        <w:t>, the picture below shows an example from the application working.</w:t>
+      </w:r>
+    </w:p>
+    <w:p>
+      <w:pPr>
+        <w:ind w:firstLine="0"/>
+      </w:pPr>
+      <w:r>
+        <w:rPr>
+          <w:noProof/>
+        </w:rPr>
+        <w:drawing>
+          <wp:anchor distT="0" distB="0" distL="114300" distR="114300" simplePos="0" relativeHeight="251660288" behindDoc="0" locked="0" layoutInCell="1" allowOverlap="1" wp14:anchorId="474BB9E4" wp14:editId="449FB1F1">
+            <wp:simplePos x="0" y="0"/>
+            <wp:positionH relativeFrom="column">
+              <wp:posOffset>1174750</wp:posOffset>
+            </wp:positionH>
+            <wp:positionV relativeFrom="paragraph">
+              <wp:posOffset>177165</wp:posOffset>
+            </wp:positionV>
+            <wp:extent cx="3739515" cy="3063875"/>
+            <wp:effectExtent l="0" t="0" r="0" b="3175"/>
+            <wp:wrapTopAndBottom/>
+            <wp:docPr id="988316109" name="Picture 3" descr="3 Campus Companion&#10;&#10;AI-generated content may be incorrect."/>
+            <wp:cNvGraphicFramePr>
+              <a:graphicFrameLocks xmlns:a="http://schemas.openxmlformats.org/drawingml/2006/main" noChangeAspect="1"/>
+            </wp:cNvGraphicFramePr>
+            <a:graphic xmlns:a="http://schemas.openxmlformats.org/drawingml/2006/main">
+              <a:graphicData uri="http://schemas.openxmlformats.org/drawingml/2006/picture">
+                <pic:pic xmlns:pic="http://schemas.openxmlformats.org/drawingml/2006/picture">
+                  <pic:nvPicPr>
+                    <pic:cNvPr id="988316109" name="Picture 3" descr="3 Campus Companion&#10;&#10;AI-generated content may be incorrect."/>
+                    <pic:cNvPicPr/>
+                  </pic:nvPicPr>
+                  <pic:blipFill rotWithShape="1">
+                    <a:blip r:embed="rId11" cstate="print">
+                      <a:extLst>
+                        <a:ext uri="{28A0092B-C50C-407E-A947-70E740481C1C}">
+                          <a14:useLocalDpi xmlns:a14="http://schemas.microsoft.com/office/drawing/2010/main" val="0"/>
+                        </a:ext>
+                      </a:extLst>
+                    </a:blip>
+                    <a:srcRect t="24880" b="29037"/>
+                    <a:stretch>
+                      <a:fillRect/>
+                    </a:stretch>
+                  </pic:blipFill>
+                  <pic:spPr bwMode="auto">
+                    <a:xfrm>
+                      <a:off x="0" y="0"/>
+                      <a:ext cx="3739515" cy="3063875"/>
+                    </a:xfrm>
+                    <a:prstGeom prst="rect">
+                      <a:avLst/>
+                    </a:prstGeom>
+                    <a:ln>
+                      <a:noFill/>
+                    </a:ln>
+                    <a:extLst>
+                      <a:ext uri="{53640926-AAD7-44D8-BBD7-CCE9431645EC}">
+                        <a14:shadowObscured xmlns:a14="http://schemas.microsoft.com/office/drawing/2010/main"/>
+                      </a:ext>
+                    </a:extLst>
+                  </pic:spPr>
+                </pic:pic>
+              </a:graphicData>
+            </a:graphic>
+          </wp:anchor>
+        </w:drawing>
+      </w:r>
+    </w:p>
+    <w:p/>
+    <w:p>
+      <w:r>
         <w:t xml:space="preserve"> </w:t>
       </w:r>
-      <w:proofErr w:type="gramStart"/>
-      <w:r>
-        <w:t>submit</w:t>
-      </w:r>
-      <w:r>
-        <w:t xml:space="preserve">s an </w:t>
-      </w:r>
-      <w:r>
-        <w:lastRenderedPageBreak/>
-        <w:t>application</w:t>
-      </w:r>
-      <w:proofErr w:type="gramEnd"/>
-      <w:r>
-        <w:t>,</w:t>
-      </w:r>
-      <w:r>
-        <w:t xml:space="preserve"> a feedback or support request</w:t>
-      </w:r>
-      <w:r>
-        <w:t>,</w:t>
-      </w:r>
-      <w:r>
-        <w:t xml:space="preserve"> a screen will show the message</w:t>
-      </w:r>
-      <w:r>
-        <w:t xml:space="preserve"> feedback to them</w:t>
-      </w:r>
-      <w:r>
-        <w:t xml:space="preserve">. </w:t>
-      </w:r>
       <w:r>
         <w:t>The user</w:t>
       </w:r>
@@ -1296,7 +1328,71 @@
         <w:t xml:space="preserve"> navbar stays highlighted so the user knows what page they’re on.</w:t>
       </w:r>
     </w:p>
-    <w:p/>
+    <w:p>
+      <w:r>
+        <w:rPr>
+          <w:noProof/>
+        </w:rPr>
+        <w:drawing>
+          <wp:anchor distT="0" distB="0" distL="114300" distR="114300" simplePos="0" relativeHeight="251659264" behindDoc="1" locked="0" layoutInCell="1" allowOverlap="1" wp14:anchorId="7CFD3617" wp14:editId="78C5501F">
+            <wp:simplePos x="0" y="0"/>
+            <wp:positionH relativeFrom="margin">
+              <wp:posOffset>913511</wp:posOffset>
+            </wp:positionH>
+            <wp:positionV relativeFrom="paragraph">
+              <wp:posOffset>222250</wp:posOffset>
+            </wp:positionV>
+            <wp:extent cx="4072255" cy="3054350"/>
+            <wp:effectExtent l="0" t="0" r="4445" b="0"/>
+            <wp:wrapTopAndBottom/>
+            <wp:docPr id="599330451" name="Picture 2" descr="The image shows a code snippet with various data structures and key-value pairs, likely related to the configuration and data storage for a Campus Companion web application for first-year students.&#10;&#10;AI-generated content may be incorrect."/>
+            <wp:cNvGraphicFramePr>
+              <a:graphicFrameLocks xmlns:a="http://schemas.openxmlformats.org/drawingml/2006/main" noChangeAspect="1"/>
+            </wp:cNvGraphicFramePr>
+            <a:graphic xmlns:a="http://schemas.openxmlformats.org/drawingml/2006/main">
+              <a:graphicData uri="http://schemas.openxmlformats.org/drawingml/2006/picture">
+                <pic:pic xmlns:pic="http://schemas.openxmlformats.org/drawingml/2006/picture">
+                  <pic:nvPicPr>
+                    <pic:cNvPr id="599330451" name="Picture 2" descr="The image shows a code snippet with various data structures and key-value pairs, likely related to the configuration and data storage for a Campus Companion web application for first-year students.&#10;&#10;AI-generated content may be incorrect."/>
+                    <pic:cNvPicPr/>
+                  </pic:nvPicPr>
+                  <pic:blipFill>
+                    <a:blip r:embed="rId12" cstate="print">
+                      <a:extLst>
+                        <a:ext uri="{28A0092B-C50C-407E-A947-70E740481C1C}">
+                          <a14:useLocalDpi xmlns:a14="http://schemas.microsoft.com/office/drawing/2010/main" val="0"/>
+                        </a:ext>
+                      </a:extLst>
+                    </a:blip>
+                    <a:stretch>
+                      <a:fillRect/>
+                    </a:stretch>
+                  </pic:blipFill>
+                  <pic:spPr>
+                    <a:xfrm>
+                      <a:off x="0" y="0"/>
+                      <a:ext cx="4072255" cy="3054350"/>
+                    </a:xfrm>
+                    <a:prstGeom prst="rect">
+                      <a:avLst/>
+                    </a:prstGeom>
+                  </pic:spPr>
+                </pic:pic>
+              </a:graphicData>
+            </a:graphic>
+            <wp14:sizeRelH relativeFrom="margin">
+              <wp14:pctWidth>0</wp14:pctWidth>
+            </wp14:sizeRelH>
+            <wp14:sizeRelV relativeFrom="margin">
+              <wp14:pctHeight>0</wp14:pctHeight>
+            </wp14:sizeRelV>
+          </wp:anchor>
+        </w:drawing>
+      </w:r>
+      <w:r>
+        <w:t>The picture below shows the entities and relationships of the database for the application</w:t>
+      </w:r>
+    </w:p>
     <w:p>
       <w:pPr>
         <w:pStyle w:val="Heading1"/>
@@ -1308,6 +1404,7 @@
         <w:rPr>
           <w:lang w:val="en-IE"/>
         </w:rPr>
+        <w:lastRenderedPageBreak/>
         <w:t>Accessibility Plan</w:t>
       </w:r>
     </w:p>
@@ -1705,21 +1802,7 @@
         <w:rPr>
           <w:lang w:val="en-IE"/>
         </w:rPr>
-        <w:t xml:space="preserve">For headings the use of strict heading hierarchy will serve to keep not only code organized; But </w:t>
-      </w:r>
-      <w:proofErr w:type="gramStart"/>
-      <w:r>
-        <w:rPr>
-          <w:lang w:val="en-IE"/>
-        </w:rPr>
-        <w:t>also</w:t>
-      </w:r>
-      <w:proofErr w:type="gramEnd"/>
-      <w:r>
-        <w:rPr>
-          <w:lang w:val="en-IE"/>
-        </w:rPr>
-        <w:t xml:space="preserve"> to allow the page to have a neat and distinct look. The user will be able to choose the accessibility tab once on the page. From there they can change to high contrast mode, reduce the motion on the page, underline clickable links and increase spacing between words. These options will address visual difficulties the user may experience.</w:t>
+        <w:t>For headings the use of strict heading hierarchy will serve to keep not only code organized; But also to allow the page to have a neat and distinct look. The user will be able to choose the accessibility tab once on the page. From there they can change to high contrast mode, reduce the motion on the page, underline clickable links and increase spacing between words. These options will address visual difficulties the user may experience.</w:t>
       </w:r>
     </w:p>
     <w:p>
@@ -1745,40 +1828,20 @@
         <w:rPr>
           <w:lang w:val="en-IE"/>
         </w:rPr>
-        <w:t xml:space="preserve">While using these features the user will see a grid-like layout on an </w:t>
-      </w:r>
-      <w:proofErr w:type="gramStart"/>
-      <w:r>
+        <w:t>While using these features the user will see a grid-like layout on an off white background. The off white will limit the bright blue light from screens and reduce eye strain. But more importantly images or clip art will be on each option. This gives a visual context to the user for what options they have available.</w:t>
+      </w:r>
+    </w:p>
+    <w:p>
+      <w:pPr>
         <w:rPr>
           <w:lang w:val="en-IE"/>
         </w:rPr>
-        <w:t>off white</w:t>
-      </w:r>
-      <w:proofErr w:type="gramEnd"/>
-      <w:r>
-        <w:rPr>
-          <w:lang w:val="en-IE"/>
-        </w:rPr>
-        <w:t xml:space="preserve"> background. The off white will limit the bright blue light from screens and reduce eye strain. But more importantly images </w:t>
-      </w:r>
+      </w:pPr>
       <w:r>
         <w:rPr>
           <w:lang w:val="en-IE"/>
         </w:rPr>
         <w:lastRenderedPageBreak/>
-        <w:t>or clip art will be on each option. This gives a visual context to the user for what options they have available.</w:t>
-      </w:r>
-    </w:p>
-    <w:p>
-      <w:pPr>
-        <w:rPr>
-          <w:lang w:val="en-IE"/>
-        </w:rPr>
-      </w:pPr>
-      <w:r>
-        <w:rPr>
-          <w:lang w:val="en-IE"/>
-        </w:rPr>
         <w:t>And finally, to have the app run properly it will be deployed using Netlify. The semantic neat HTML will then display for the user on their browser. They will only need a link in theory to use their new companion app.</w:t>
       </w:r>
     </w:p>
@@ -2097,6 +2160,8 @@
     <w:p/>
     <w:p/>
     <w:p/>
+    <w:p/>
+    <w:p/>
     <w:p>
       <w:pPr>
         <w:pStyle w:val="Heading1"/>
@@ -4108,6 +4173,15 @@
     <w:p>
       <w:pPr>
         <w:pStyle w:val="ListParagraph"/>
+        <w:ind w:firstLine="0"/>
+        <w:rPr>
+          <w:lang w:val="en-IE"/>
+        </w:rPr>
+      </w:pPr>
+    </w:p>
+    <w:p>
+      <w:pPr>
+        <w:pStyle w:val="ListParagraph"/>
         <w:numPr>
           <w:ilvl w:val="0"/>
           <w:numId w:val="2"/>
@@ -4120,7 +4194,6 @@
         <w:rPr>
           <w:lang w:val="en-IE"/>
         </w:rPr>
-        <w:lastRenderedPageBreak/>
         <w:t>User 3</w:t>
       </w:r>
     </w:p>
@@ -5067,10 +5140,14 @@
     </w:p>
     <w:p>
       <w:pPr>
+        <w:ind w:firstLine="0"/>
+      </w:pPr>
+    </w:p>
+    <w:p>
+      <w:pPr>
         <w:pStyle w:val="Heading1"/>
       </w:pPr>
       <w:r>
-        <w:lastRenderedPageBreak/>
         <w:t>Deployment</w:t>
       </w:r>
     </w:p>
@@ -5091,20 +5168,37 @@
       <w:r>
         <w:t xml:space="preserve">We are also planning on taking user feedback to address any functional or non-functional problems that the users are facing, we will analyze the feedback and use it for app update plans. This ensures that the application always meets the students’ needs and </w:t>
       </w:r>
-      <w:proofErr w:type="gramStart"/>
-      <w:r>
-        <w:t>make</w:t>
-      </w:r>
-      <w:proofErr w:type="gramEnd"/>
+      <w:r>
+        <w:t>makes</w:t>
+      </w:r>
       <w:r>
         <w:t xml:space="preserve"> their academic life easy to manage. </w:t>
       </w:r>
     </w:p>
+    <w:p>
+      <w:pPr>
+        <w:pStyle w:val="Heading1"/>
+      </w:pPr>
+      <w:r>
+        <w:t>Conclusion</w:t>
+      </w:r>
+    </w:p>
+    <w:p>
+      <w:r>
+        <w:t xml:space="preserve">Finally, our goal is to have a simple, functional and reliable application that does not overwhelm first year students but helps them adjust to their new academic life, and to make campus services easy to reach, aligning with </w:t>
+      </w:r>
+      <w:r>
+        <w:t xml:space="preserve">GDPR </w:t>
+      </w:r>
+      <w:r>
+        <w:t>basics and data minimization to keep it trustable, private and functional.</w:t>
+      </w:r>
+    </w:p>
     <w:sectPr>
-      <w:headerReference w:type="default" r:id="rId11"/>
-      <w:footerReference w:type="default" r:id="rId12"/>
-      <w:headerReference w:type="first" r:id="rId13"/>
-      <w:footerReference w:type="first" r:id="rId14"/>
+      <w:headerReference w:type="default" r:id="rId13"/>
+      <w:footerReference w:type="default" r:id="rId14"/>
+      <w:headerReference w:type="first" r:id="rId15"/>
+      <w:footerReference w:type="first" r:id="rId16"/>
       <w:pgSz w:w="12240" w:h="15840"/>
       <w:pgMar w:top="1440" w:right="1440" w:bottom="1440" w:left="1440" w:header="720" w:footer="720" w:gutter="0"/>
       <w:cols w:space="720"/>
@@ -7135,12 +7229,23 @@
 </file>
 
 <file path=customXml/item1.xml><?xml version="1.0" encoding="utf-8"?>
-<?mso-contentType ?>
-<FormTemplates xmlns="http://schemas.microsoft.com/sharepoint/v3/contenttype/forms">
-  <Display>DocumentLibraryForm</Display>
-  <Edit>DocumentLibraryForm</Edit>
-  <New>DocumentLibraryForm</New>
-</FormTemplates>
+<p:properties xmlns:p="http://schemas.microsoft.com/office/2006/metadata/properties" xmlns:xsi="http://www.w3.org/2001/XMLSchema-instance" xmlns:pc="http://schemas.microsoft.com/office/infopath/2007/PartnerControls">
+  <documentManagement>
+    <_ip_UnifiedCompliancePolicyUIAction xmlns="http://schemas.microsoft.com/sharepoint/v3" xsi:nil="true"/>
+    <Image xmlns="71af3243-3dd4-4a8d-8c0d-dd76da1f02a5">
+      <Url xsi:nil="true"/>
+      <Description xsi:nil="true"/>
+    </Image>
+    <Status xmlns="71af3243-3dd4-4a8d-8c0d-dd76da1f02a5">Not started</Status>
+    <Background xmlns="71af3243-3dd4-4a8d-8c0d-dd76da1f02a5">false</Background>
+    <_ip_UnifiedCompliancePolicyProperties xmlns="http://schemas.microsoft.com/sharepoint/v3" xsi:nil="true"/>
+    <ImageTagsTaxHTField xmlns="71af3243-3dd4-4a8d-8c0d-dd76da1f02a5">
+      <Terms xmlns="http://schemas.microsoft.com/office/infopath/2007/PartnerControls"/>
+    </ImageTagsTaxHTField>
+    <TaxCatchAll xmlns="230e9df3-be65-4c73-a93b-d1236ebd677e" xsi:nil="true"/>
+    <MediaServiceKeyPoints xmlns="71af3243-3dd4-4a8d-8c0d-dd76da1f02a5" xsi:nil="true"/>
+  </documentManagement>
+</p:properties>
 </file>
 
 <file path=customXml/item2.xml><?xml version="1.0" encoding="utf-8"?>
@@ -7444,29 +7549,22 @@
 </file>
 
 <file path=customXml/item3.xml><?xml version="1.0" encoding="utf-8"?>
-<p:properties xmlns:p="http://schemas.microsoft.com/office/2006/metadata/properties" xmlns:xsi="http://www.w3.org/2001/XMLSchema-instance" xmlns:pc="http://schemas.microsoft.com/office/infopath/2007/PartnerControls">
-  <documentManagement>
-    <_ip_UnifiedCompliancePolicyUIAction xmlns="http://schemas.microsoft.com/sharepoint/v3" xsi:nil="true"/>
-    <Image xmlns="71af3243-3dd4-4a8d-8c0d-dd76da1f02a5">
-      <Url xsi:nil="true"/>
-      <Description xsi:nil="true"/>
-    </Image>
-    <Status xmlns="71af3243-3dd4-4a8d-8c0d-dd76da1f02a5">Not started</Status>
-    <Background xmlns="71af3243-3dd4-4a8d-8c0d-dd76da1f02a5">false</Background>
-    <_ip_UnifiedCompliancePolicyProperties xmlns="http://schemas.microsoft.com/sharepoint/v3" xsi:nil="true"/>
-    <ImageTagsTaxHTField xmlns="71af3243-3dd4-4a8d-8c0d-dd76da1f02a5">
-      <Terms xmlns="http://schemas.microsoft.com/office/infopath/2007/PartnerControls"/>
-    </ImageTagsTaxHTField>
-    <TaxCatchAll xmlns="230e9df3-be65-4c73-a93b-d1236ebd677e" xsi:nil="true"/>
-    <MediaServiceKeyPoints xmlns="71af3243-3dd4-4a8d-8c0d-dd76da1f02a5" xsi:nil="true"/>
-  </documentManagement>
-</p:properties>
+<?mso-contentType ?>
+<FormTemplates xmlns="http://schemas.microsoft.com/sharepoint/v3/contenttype/forms">
+  <Display>DocumentLibraryForm</Display>
+  <Edit>DocumentLibraryForm</Edit>
+  <New>DocumentLibraryForm</New>
+</FormTemplates>
 </file>
 
 <file path=customXml/itemProps1.xml><?xml version="1.0" encoding="utf-8"?>
-<ds:datastoreItem xmlns:ds="http://schemas.openxmlformats.org/officeDocument/2006/customXml" ds:itemID="{2D686CB8-6245-413C-A355-156513A377FC}">
+<ds:datastoreItem xmlns:ds="http://schemas.openxmlformats.org/officeDocument/2006/customXml" ds:itemID="{C7DCE20C-610A-4626-841D-1F10857B445E}">
   <ds:schemaRefs>
-    <ds:schemaRef ds:uri="http://schemas.microsoft.com/sharepoint/v3/contenttype/forms"/>
+    <ds:schemaRef ds:uri="http://schemas.microsoft.com/office/2006/metadata/properties"/>
+    <ds:schemaRef ds:uri="http://schemas.microsoft.com/office/infopath/2007/PartnerControls"/>
+    <ds:schemaRef ds:uri="http://schemas.microsoft.com/sharepoint/v3"/>
+    <ds:schemaRef ds:uri="71af3243-3dd4-4a8d-8c0d-dd76da1f02a5"/>
+    <ds:schemaRef ds:uri="230e9df3-be65-4c73-a93b-d1236ebd677e"/>
   </ds:schemaRefs>
 </ds:datastoreItem>
 </file>
@@ -7493,13 +7591,9 @@
 </file>
 
 <file path=customXml/itemProps3.xml><?xml version="1.0" encoding="utf-8"?>
-<ds:datastoreItem xmlns:ds="http://schemas.openxmlformats.org/officeDocument/2006/customXml" ds:itemID="{C7DCE20C-610A-4626-841D-1F10857B445E}">
+<ds:datastoreItem xmlns:ds="http://schemas.openxmlformats.org/officeDocument/2006/customXml" ds:itemID="{2D686CB8-6245-413C-A355-156513A377FC}">
   <ds:schemaRefs>
-    <ds:schemaRef ds:uri="http://schemas.microsoft.com/office/2006/metadata/properties"/>
-    <ds:schemaRef ds:uri="http://schemas.microsoft.com/office/infopath/2007/PartnerControls"/>
-    <ds:schemaRef ds:uri="http://schemas.microsoft.com/sharepoint/v3"/>
-    <ds:schemaRef ds:uri="71af3243-3dd4-4a8d-8c0d-dd76da1f02a5"/>
-    <ds:schemaRef ds:uri="230e9df3-be65-4c73-a93b-d1236ebd677e"/>
+    <ds:schemaRef ds:uri="http://schemas.microsoft.com/sharepoint/v3/contenttype/forms"/>
   </ds:schemaRefs>
 </ds:datastoreItem>
 </file>
--- a/Report/Design_Report.docx
+++ b/Report/Design_Report.docx
@@ -26,9 +26,11 @@
       <w:pPr>
         <w:pStyle w:val="Subtitle"/>
       </w:pPr>
+      <w:proofErr w:type="gramStart"/>
       <w:r>
         <w:t>By:</w:t>
       </w:r>
+      <w:proofErr w:type="gramEnd"/>
     </w:p>
     <w:p>
       <w:pPr>
@@ -528,7 +530,23 @@
                 <w:b w:val="0"/>
                 <w:bCs w:val="0"/>
               </w:rPr>
-              <w:t>Allow user to login into the system account</w:t>
+              <w:t xml:space="preserve">Allow </w:t>
+            </w:r>
+            <w:proofErr w:type="gramStart"/>
+            <w:r>
+              <w:rPr>
+                <w:b w:val="0"/>
+                <w:bCs w:val="0"/>
+              </w:rPr>
+              <w:t>user</w:t>
+            </w:r>
+            <w:proofErr w:type="gramEnd"/>
+            <w:r>
+              <w:rPr>
+                <w:b w:val="0"/>
+                <w:bCs w:val="0"/>
+              </w:rPr>
+              <w:t xml:space="preserve"> to login into the system account</w:t>
             </w:r>
           </w:p>
         </w:tc>
@@ -1122,7 +1140,15 @@
         <w:t>The App is built and tested on local machine then pushed into Netlify to get it running on browser</w:t>
       </w:r>
       <w:r>
-        <w:t xml:space="preserve">. The database was initially created manually on Supabase, tables and relationships, but then with the adjustments of the App by AI, it was automatically created on </w:t>
+        <w:t xml:space="preserve">. The database was initially created manually on </w:t>
+      </w:r>
+      <w:proofErr w:type="spellStart"/>
+      <w:r>
+        <w:t>Supabase</w:t>
+      </w:r>
+      <w:proofErr w:type="spellEnd"/>
+      <w:r>
+        <w:t xml:space="preserve">, tables and relationships, but then with the adjustments of the App by AI, it was automatically created on </w:t>
       </w:r>
       <w:r>
         <w:t>Netlify</w:t>
@@ -1139,8 +1165,13 @@
         <w:t xml:space="preserve">is aimed at having a </w:t>
       </w:r>
       <w:r>
-        <w:t>welcoming app. So</w:t>
-      </w:r>
+        <w:t xml:space="preserve">welcoming app. </w:t>
+      </w:r>
+      <w:proofErr w:type="gramStart"/>
+      <w:r>
+        <w:t>So</w:t>
+      </w:r>
+      <w:proofErr w:type="gramEnd"/>
       <w:r>
         <w:t xml:space="preserve"> we chose</w:t>
       </w:r>
@@ -1205,14 +1236,22 @@
         <w:t>the user</w:t>
       </w:r>
       <w:r>
-        <w:t xml:space="preserve"> submit</w:t>
+        <w:t xml:space="preserve"> </w:t>
+      </w:r>
+      <w:proofErr w:type="gramStart"/>
+      <w:r>
+        <w:t>submit</w:t>
       </w:r>
       <w:r>
         <w:t xml:space="preserve">s an </w:t>
       </w:r>
       <w:r>
         <w:lastRenderedPageBreak/>
-        <w:t>application,</w:t>
+        <w:t>application</w:t>
+      </w:r>
+      <w:proofErr w:type="gramEnd"/>
+      <w:r>
+        <w:t>,</w:t>
       </w:r>
       <w:r>
         <w:t xml:space="preserve"> a feedback or support request</w:t>
@@ -1802,7 +1841,21 @@
         <w:rPr>
           <w:lang w:val="en-IE"/>
         </w:rPr>
-        <w:t>For headings the use of strict heading hierarchy will serve to keep not only code organized; But also to allow the page to have a neat and distinct look. The user will be able to choose the accessibility tab once on the page. From there they can change to high contrast mode, reduce the motion on the page, underline clickable links and increase spacing between words. These options will address visual difficulties the user may experience.</w:t>
+        <w:t xml:space="preserve">For headings the use of strict heading hierarchy will serve to keep not only code organized; But </w:t>
+      </w:r>
+      <w:proofErr w:type="gramStart"/>
+      <w:r>
+        <w:rPr>
+          <w:lang w:val="en-IE"/>
+        </w:rPr>
+        <w:t>also</w:t>
+      </w:r>
+      <w:proofErr w:type="gramEnd"/>
+      <w:r>
+        <w:rPr>
+          <w:lang w:val="en-IE"/>
+        </w:rPr>
+        <w:t xml:space="preserve"> to allow the page to have a neat and distinct look. The user will be able to choose the accessibility tab once on the page. From there they can change to high contrast mode, reduce the motion on the page, underline clickable links and increase spacing between words. These options will address visual difficulties the user may experience.</w:t>
       </w:r>
     </w:p>
     <w:p>
@@ -1828,7 +1881,21 @@
         <w:rPr>
           <w:lang w:val="en-IE"/>
         </w:rPr>
-        <w:t>While using these features the user will see a grid-like layout on an off white background. The off white will limit the bright blue light from screens and reduce eye strain. But more importantly images or clip art will be on each option. This gives a visual context to the user for what options they have available.</w:t>
+        <w:t xml:space="preserve">While using these features the user will see a grid-like layout on an </w:t>
+      </w:r>
+      <w:proofErr w:type="gramStart"/>
+      <w:r>
+        <w:rPr>
+          <w:lang w:val="en-IE"/>
+        </w:rPr>
+        <w:t>off white</w:t>
+      </w:r>
+      <w:proofErr w:type="gramEnd"/>
+      <w:r>
+        <w:rPr>
+          <w:lang w:val="en-IE"/>
+        </w:rPr>
+        <w:t xml:space="preserve"> background. The off white will limit the bright blue light from screens and reduce eye strain. But more importantly images or clip art will be on each option. This gives a visual context to the user for what options they have available.</w:t>
       </w:r>
     </w:p>
     <w:p>
@@ -5135,19 +5202,10 @@
     </w:p>
     <w:p>
       <w:pPr>
-        <w:ind w:firstLine="0"/>
-      </w:pPr>
-    </w:p>
-    <w:p>
-      <w:pPr>
-        <w:ind w:firstLine="0"/>
-      </w:pPr>
-    </w:p>
-    <w:p>
-      <w:pPr>
         <w:pStyle w:val="Heading1"/>
       </w:pPr>
       <w:r>
+        <w:lastRenderedPageBreak/>
         <w:t>Deployment</w:t>
       </w:r>
     </w:p>

--- a/Report/Design_Report.docx
+++ b/Report/Design_Report.docx
@@ -1278,7 +1278,7 @@
           <w:noProof/>
         </w:rPr>
         <w:drawing>
-          <wp:anchor distT="0" distB="0" distL="114300" distR="114300" simplePos="0" relativeHeight="251660288" behindDoc="0" locked="0" layoutInCell="1" allowOverlap="1" wp14:anchorId="474BB9E4" wp14:editId="449FB1F1">
+          <wp:anchor distT="0" distB="0" distL="114300" distR="114300" simplePos="0" relativeHeight="251660288" behindDoc="0" locked="0" layoutInCell="1" allowOverlap="1" wp14:anchorId="474BB9E4" wp14:editId="20D1B89B">
             <wp:simplePos x="0" y="0"/>
             <wp:positionH relativeFrom="column">
               <wp:posOffset>1174750</wp:posOffset>
@@ -5238,18 +5238,49 @@
         <w:pStyle w:val="Heading1"/>
       </w:pPr>
       <w:r>
+        <w:t>Machine Learning Part</w:t>
+      </w:r>
+    </w:p>
+    <w:p>
+      <w:r>
+        <w:t>Our machine learning feature is a simple subject clustering system built into the app. It takes the subject data from the database and groups similar subjects together into categories.</w:t>
+      </w:r>
+    </w:p>
+    <w:p>
+      <w:r>
+        <w:t xml:space="preserve">Instead of using a complex model, we used a lightweight approach where the system looks at keywords in each subject name. For example, subjects that contain words like “programming” are grouped under Programming, “web” goes under Web Development, and topics like “machine learning” or “AI” are grouped under Artificial Intelligence. Business and </w:t>
+      </w:r>
+      <w:proofErr w:type="spellStart"/>
+      <w:r>
+        <w:t>maths</w:t>
+      </w:r>
+      <w:proofErr w:type="spellEnd"/>
+      <w:r>
+        <w:t>-related subjects are also grouped in a similar way.</w:t>
+      </w:r>
+    </w:p>
+    <w:p>
+      <w:r>
+        <w:t>We chose this method because it is simple, fast to implement, and works well with a small dataset like ours. It also clearly shows how data can be processed and turned into useful insights inside an application.</w:t>
+      </w:r>
+    </w:p>
+    <w:p>
+      <w:r>
+        <w:t>The feature is fully integrated into the app as a page, so users can view how subjects are grouped in real time.</w:t>
+      </w:r>
+    </w:p>
+    <w:p>
+      <w:pPr>
+        <w:pStyle w:val="Heading1"/>
+      </w:pPr>
+      <w:r>
+        <w:lastRenderedPageBreak/>
         <w:t>Conclusion</w:t>
       </w:r>
     </w:p>
     <w:p>
       <w:r>
-        <w:t xml:space="preserve">Finally, our goal is to have a simple, functional and reliable application that does not overwhelm first year students but helps them adjust to their new academic life, and to make campus services easy to reach, aligning with </w:t>
-      </w:r>
-      <w:r>
-        <w:t xml:space="preserve">GDPR </w:t>
-      </w:r>
-      <w:r>
-        <w:t>basics and data minimization to keep it trustable, private and functional.</w:t>
+        <w:t>Finally, our goal is to have a simple, functional and reliable application that does not overwhelm first year students but helps them adjust to their new academic life, and to make campus services easy to reach, aligning with GDPR basics and data minimization to keep it trustable, private and functional.</w:t>
       </w:r>
     </w:p>
     <w:sectPr>
@@ -7307,6 +7338,15 @@
 </file>
 
 <file path=customXml/item2.xml><?xml version="1.0" encoding="utf-8"?>
+<?mso-contentType ?>
+<FormTemplates xmlns="http://schemas.microsoft.com/sharepoint/v3/contenttype/forms">
+  <Display>DocumentLibraryForm</Display>
+  <Edit>DocumentLibraryForm</Edit>
+  <New>DocumentLibraryForm</New>
+</FormTemplates>
+</file>
+
+<file path=customXml/item3.xml><?xml version="1.0" encoding="utf-8"?>
 <ct:contentTypeSchema xmlns:ct="http://schemas.microsoft.com/office/2006/metadata/contentType" xmlns:ma="http://schemas.microsoft.com/office/2006/metadata/properties/metaAttributes" ct:_="" ma:_="" ma:contentTypeName="Document" ma:contentTypeID="0x01010079F111ED35F8CC479449609E8A0923A6" ma:contentTypeVersion="26" ma:contentTypeDescription="Create a new document." ma:contentTypeScope="" ma:versionID="ac37c1753acd5e330d2062ccec26ea66">
   <xsd:schema xmlns:xsd="http://www.w3.org/2001/XMLSchema" xmlns:xs="http://www.w3.org/2001/XMLSchema" xmlns:p="http://schemas.microsoft.com/office/2006/metadata/properties" xmlns:ns1="http://schemas.microsoft.com/sharepoint/v3" xmlns:ns2="71af3243-3dd4-4a8d-8c0d-dd76da1f02a5" xmlns:ns3="16c05727-aa75-4e4a-9b5f-8a80a1165891" xmlns:ns4="230e9df3-be65-4c73-a93b-d1236ebd677e" targetNamespace="http://schemas.microsoft.com/office/2006/metadata/properties" ma:root="true" ma:fieldsID="3b340c7101c92c5120abd06486f94548" ns1:_="" ns2:_="" ns3:_="" ns4:_="">
     <xsd:import namespace="http://schemas.microsoft.com/sharepoint/v3"/>
@@ -7606,15 +7646,6 @@
 </ct:contentTypeSchema>
 </file>
 
-<file path=customXml/item3.xml><?xml version="1.0" encoding="utf-8"?>
-<?mso-contentType ?>
-<FormTemplates xmlns="http://schemas.microsoft.com/sharepoint/v3/contenttype/forms">
-  <Display>DocumentLibraryForm</Display>
-  <Edit>DocumentLibraryForm</Edit>
-  <New>DocumentLibraryForm</New>
-</FormTemplates>
-</file>
-
 <file path=customXml/itemProps1.xml><?xml version="1.0" encoding="utf-8"?>
 <ds:datastoreItem xmlns:ds="http://schemas.openxmlformats.org/officeDocument/2006/customXml" ds:itemID="{C7DCE20C-610A-4626-841D-1F10857B445E}">
   <ds:schemaRefs>
@@ -7628,6 +7659,14 @@
 </file>
 
 <file path=customXml/itemProps2.xml><?xml version="1.0" encoding="utf-8"?>
+<ds:datastoreItem xmlns:ds="http://schemas.openxmlformats.org/officeDocument/2006/customXml" ds:itemID="{2D686CB8-6245-413C-A355-156513A377FC}">
+  <ds:schemaRefs>
+    <ds:schemaRef ds:uri="http://schemas.microsoft.com/sharepoint/v3/contenttype/forms"/>
+  </ds:schemaRefs>
+</ds:datastoreItem>
+</file>
+
+<file path=customXml/itemProps3.xml><?xml version="1.0" encoding="utf-8"?>
 <ds:datastoreItem xmlns:ds="http://schemas.openxmlformats.org/officeDocument/2006/customXml" ds:itemID="{3B411A11-DDA3-4BC4-B0BC-14026E6D5DF4}">
   <ds:schemaRefs>
     <ds:schemaRef ds:uri="http://schemas.microsoft.com/office/2006/metadata/contentType"/>
@@ -7646,12 +7685,4 @@
     <ds:schemaRef ds:uri="http://schemas.microsoft.com/internal/obd"/>
   </ds:schemaRefs>
 </ds:datastoreItem>
-</file>
-
-<file path=customXml/itemProps3.xml><?xml version="1.0" encoding="utf-8"?>
-<ds:datastoreItem xmlns:ds="http://schemas.openxmlformats.org/officeDocument/2006/customXml" ds:itemID="{2D686CB8-6245-413C-A355-156513A377FC}">
-  <ds:schemaRefs>
-    <ds:schemaRef ds:uri="http://schemas.microsoft.com/sharepoint/v3/contenttype/forms"/>
-  </ds:schemaRefs>
-</ds:datastoreItem>
 </file>
--- a/Report/Design_Report.docx
+++ b/Report/Design_Report.docx
@@ -26,11 +26,9 @@
       <w:pPr>
         <w:pStyle w:val="Subtitle"/>
       </w:pPr>
-      <w:proofErr w:type="gramStart"/>
       <w:r>
         <w:t>By:</w:t>
       </w:r>
-      <w:proofErr w:type="gramEnd"/>
     </w:p>
     <w:p>
       <w:pPr>
@@ -530,23 +528,7 @@
                 <w:b w:val="0"/>
                 <w:bCs w:val="0"/>
               </w:rPr>
-              <w:t xml:space="preserve">Allow </w:t>
-            </w:r>
-            <w:proofErr w:type="gramStart"/>
-            <w:r>
-              <w:rPr>
-                <w:b w:val="0"/>
-                <w:bCs w:val="0"/>
-              </w:rPr>
-              <w:t>user</w:t>
-            </w:r>
-            <w:proofErr w:type="gramEnd"/>
-            <w:r>
-              <w:rPr>
-                <w:b w:val="0"/>
-                <w:bCs w:val="0"/>
-              </w:rPr>
-              <w:t xml:space="preserve"> to login into the system account</w:t>
+              <w:t>Allow user to login into the system account</w:t>
             </w:r>
           </w:p>
         </w:tc>
@@ -1140,15 +1122,7 @@
         <w:t>The App is built and tested on local machine then pushed into Netlify to get it running on browser</w:t>
       </w:r>
       <w:r>
-        <w:t xml:space="preserve">. The database was initially created manually on </w:t>
-      </w:r>
-      <w:proofErr w:type="spellStart"/>
-      <w:r>
-        <w:t>Supabase</w:t>
-      </w:r>
-      <w:proofErr w:type="spellEnd"/>
-      <w:r>
-        <w:t xml:space="preserve">, tables and relationships, but then with the adjustments of the App by AI, it was automatically created on </w:t>
+        <w:t xml:space="preserve">. The database was initially created manually on Supabase, tables and relationships, but then with the adjustments of the App by AI, it was automatically created on </w:t>
       </w:r>
       <w:r>
         <w:t>Netlify</w:t>
@@ -1165,13 +1139,8 @@
         <w:t xml:space="preserve">is aimed at having a </w:t>
       </w:r>
       <w:r>
-        <w:t xml:space="preserve">welcoming app. </w:t>
-      </w:r>
-      <w:proofErr w:type="gramStart"/>
-      <w:r>
-        <w:t>So</w:t>
-      </w:r>
-      <w:proofErr w:type="gramEnd"/>
+        <w:t>welcoming app. So</w:t>
+      </w:r>
       <w:r>
         <w:t xml:space="preserve"> we chose</w:t>
       </w:r>
@@ -1236,22 +1205,14 @@
         <w:t>the user</w:t>
       </w:r>
       <w:r>
-        <w:t xml:space="preserve"> </w:t>
-      </w:r>
-      <w:proofErr w:type="gramStart"/>
-      <w:r>
-        <w:t>submit</w:t>
+        <w:t xml:space="preserve"> submit</w:t>
       </w:r>
       <w:r>
         <w:t xml:space="preserve">s an </w:t>
       </w:r>
       <w:r>
         <w:lastRenderedPageBreak/>
-        <w:t>application</w:t>
-      </w:r>
-      <w:proofErr w:type="gramEnd"/>
-      <w:r>
-        <w:t>,</w:t>
+        <w:t>application,</w:t>
       </w:r>
       <w:r>
         <w:t xml:space="preserve"> a feedback or support request</w:t>
@@ -1278,7 +1239,7 @@
           <w:noProof/>
         </w:rPr>
         <w:drawing>
-          <wp:anchor distT="0" distB="0" distL="114300" distR="114300" simplePos="0" relativeHeight="251660288" behindDoc="0" locked="0" layoutInCell="1" allowOverlap="1" wp14:anchorId="474BB9E4" wp14:editId="20D1B89B">
+          <wp:anchor distT="0" distB="0" distL="114300" distR="114300" simplePos="0" relativeHeight="251660288" behindDoc="0" locked="0" layoutInCell="1" allowOverlap="1" wp14:anchorId="474BB9E4" wp14:editId="7E082DA5">
             <wp:simplePos x="0" y="0"/>
             <wp:positionH relativeFrom="column">
               <wp:posOffset>1174750</wp:posOffset>
@@ -1841,21 +1802,7 @@
         <w:rPr>
           <w:lang w:val="en-IE"/>
         </w:rPr>
-        <w:t xml:space="preserve">For headings the use of strict heading hierarchy will serve to keep not only code organized; But </w:t>
-      </w:r>
-      <w:proofErr w:type="gramStart"/>
-      <w:r>
-        <w:rPr>
-          <w:lang w:val="en-IE"/>
-        </w:rPr>
-        <w:t>also</w:t>
-      </w:r>
-      <w:proofErr w:type="gramEnd"/>
-      <w:r>
-        <w:rPr>
-          <w:lang w:val="en-IE"/>
-        </w:rPr>
-        <w:t xml:space="preserve"> to allow the page to have a neat and distinct look. The user will be able to choose the accessibility tab once on the page. From there they can change to high contrast mode, reduce the motion on the page, underline clickable links and increase spacing between words. These options will address visual difficulties the user may experience.</w:t>
+        <w:t>For headings the use of strict heading hierarchy will serve to keep not only code organized; But also to allow the page to have a neat and distinct look. The user will be able to choose the accessibility tab once on the page. From there they can change to high contrast mode, reduce the motion on the page, underline clickable links and increase spacing between words. These options will address visual difficulties the user may experience.</w:t>
       </w:r>
     </w:p>
     <w:p>
@@ -1881,21 +1828,7 @@
         <w:rPr>
           <w:lang w:val="en-IE"/>
         </w:rPr>
-        <w:t xml:space="preserve">While using these features the user will see a grid-like layout on an </w:t>
-      </w:r>
-      <w:proofErr w:type="gramStart"/>
-      <w:r>
-        <w:rPr>
-          <w:lang w:val="en-IE"/>
-        </w:rPr>
-        <w:t>off white</w:t>
-      </w:r>
-      <w:proofErr w:type="gramEnd"/>
-      <w:r>
-        <w:rPr>
-          <w:lang w:val="en-IE"/>
-        </w:rPr>
-        <w:t xml:space="preserve"> background. The off white will limit the bright blue light from screens and reduce eye strain. But more importantly images or clip art will be on each option. This gives a visual context to the user for what options they have available.</w:t>
+        <w:t>While using these features the user will see a grid-like layout on an off white background. The off white will limit the bright blue light from screens and reduce eye strain. But more importantly images or clip art will be on each option. This gives a visual context to the user for what options they have available.</w:t>
       </w:r>
     </w:p>
     <w:p>
@@ -5238,43 +5171,6 @@
         <w:pStyle w:val="Heading1"/>
       </w:pPr>
       <w:r>
-        <w:t>Machine Learning Part</w:t>
-      </w:r>
-    </w:p>
-    <w:p>
-      <w:r>
-        <w:t>Our machine learning feature is a simple subject clustering system built into the app. It takes the subject data from the database and groups similar subjects together into categories.</w:t>
-      </w:r>
-    </w:p>
-    <w:p>
-      <w:r>
-        <w:t xml:space="preserve">Instead of using a complex model, we used a lightweight approach where the system looks at keywords in each subject name. For example, subjects that contain words like “programming” are grouped under Programming, “web” goes under Web Development, and topics like “machine learning” or “AI” are grouped under Artificial Intelligence. Business and </w:t>
-      </w:r>
-      <w:proofErr w:type="spellStart"/>
-      <w:r>
-        <w:t>maths</w:t>
-      </w:r>
-      <w:proofErr w:type="spellEnd"/>
-      <w:r>
-        <w:t>-related subjects are also grouped in a similar way.</w:t>
-      </w:r>
-    </w:p>
-    <w:p>
-      <w:r>
-        <w:t>We chose this method because it is simple, fast to implement, and works well with a small dataset like ours. It also clearly shows how data can be processed and turned into useful insights inside an application.</w:t>
-      </w:r>
-    </w:p>
-    <w:p>
-      <w:r>
-        <w:t>The feature is fully integrated into the app as a page, so users can view how subjects are grouped in real time.</w:t>
-      </w:r>
-    </w:p>
-    <w:p>
-      <w:pPr>
-        <w:pStyle w:val="Heading1"/>
-      </w:pPr>
-      <w:r>
-        <w:lastRenderedPageBreak/>
         <w:t>Conclusion</w:t>
       </w:r>
     </w:p>
@@ -7318,35 +7214,6 @@
 </file>
 
 <file path=customXml/item1.xml><?xml version="1.0" encoding="utf-8"?>
-<p:properties xmlns:p="http://schemas.microsoft.com/office/2006/metadata/properties" xmlns:xsi="http://www.w3.org/2001/XMLSchema-instance" xmlns:pc="http://schemas.microsoft.com/office/infopath/2007/PartnerControls">
-  <documentManagement>
-    <_ip_UnifiedCompliancePolicyUIAction xmlns="http://schemas.microsoft.com/sharepoint/v3" xsi:nil="true"/>
-    <Image xmlns="71af3243-3dd4-4a8d-8c0d-dd76da1f02a5">
-      <Url xsi:nil="true"/>
-      <Description xsi:nil="true"/>
-    </Image>
-    <Status xmlns="71af3243-3dd4-4a8d-8c0d-dd76da1f02a5">Not started</Status>
-    <Background xmlns="71af3243-3dd4-4a8d-8c0d-dd76da1f02a5">false</Background>
-    <_ip_UnifiedCompliancePolicyProperties xmlns="http://schemas.microsoft.com/sharepoint/v3" xsi:nil="true"/>
-    <ImageTagsTaxHTField xmlns="71af3243-3dd4-4a8d-8c0d-dd76da1f02a5">
-      <Terms xmlns="http://schemas.microsoft.com/office/infopath/2007/PartnerControls"/>
-    </ImageTagsTaxHTField>
-    <TaxCatchAll xmlns="230e9df3-be65-4c73-a93b-d1236ebd677e" xsi:nil="true"/>
-    <MediaServiceKeyPoints xmlns="71af3243-3dd4-4a8d-8c0d-dd76da1f02a5" xsi:nil="true"/>
-  </documentManagement>
-</p:properties>
-</file>
-
-<file path=customXml/item2.xml><?xml version="1.0" encoding="utf-8"?>
-<?mso-contentType ?>
-<FormTemplates xmlns="http://schemas.microsoft.com/sharepoint/v3/contenttype/forms">
-  <Display>DocumentLibraryForm</Display>
-  <Edit>DocumentLibraryForm</Edit>
-  <New>DocumentLibraryForm</New>
-</FormTemplates>
-</file>
-
-<file path=customXml/item3.xml><?xml version="1.0" encoding="utf-8"?>
 <ct:contentTypeSchema xmlns:ct="http://schemas.microsoft.com/office/2006/metadata/contentType" xmlns:ma="http://schemas.microsoft.com/office/2006/metadata/properties/metaAttributes" ct:_="" ma:_="" ma:contentTypeName="Document" ma:contentTypeID="0x01010079F111ED35F8CC479449609E8A0923A6" ma:contentTypeVersion="26" ma:contentTypeDescription="Create a new document." ma:contentTypeScope="" ma:versionID="ac37c1753acd5e330d2062ccec26ea66">
   <xsd:schema xmlns:xsd="http://www.w3.org/2001/XMLSchema" xmlns:xs="http://www.w3.org/2001/XMLSchema" xmlns:p="http://schemas.microsoft.com/office/2006/metadata/properties" xmlns:ns1="http://schemas.microsoft.com/sharepoint/v3" xmlns:ns2="71af3243-3dd4-4a8d-8c0d-dd76da1f02a5" xmlns:ns3="16c05727-aa75-4e4a-9b5f-8a80a1165891" xmlns:ns4="230e9df3-be65-4c73-a93b-d1236ebd677e" targetNamespace="http://schemas.microsoft.com/office/2006/metadata/properties" ma:root="true" ma:fieldsID="3b340c7101c92c5120abd06486f94548" ns1:_="" ns2:_="" ns3:_="" ns4:_="">
     <xsd:import namespace="http://schemas.microsoft.com/sharepoint/v3"/>
@@ -7646,27 +7513,36 @@
 </ct:contentTypeSchema>
 </file>
 
-<file path=customXml/itemProps1.xml><?xml version="1.0" encoding="utf-8"?>
-<ds:datastoreItem xmlns:ds="http://schemas.openxmlformats.org/officeDocument/2006/customXml" ds:itemID="{C7DCE20C-610A-4626-841D-1F10857B445E}">
-  <ds:schemaRefs>
-    <ds:schemaRef ds:uri="http://schemas.microsoft.com/office/2006/metadata/properties"/>
-    <ds:schemaRef ds:uri="http://schemas.microsoft.com/office/infopath/2007/PartnerControls"/>
-    <ds:schemaRef ds:uri="http://schemas.microsoft.com/sharepoint/v3"/>
-    <ds:schemaRef ds:uri="71af3243-3dd4-4a8d-8c0d-dd76da1f02a5"/>
-    <ds:schemaRef ds:uri="230e9df3-be65-4c73-a93b-d1236ebd677e"/>
-  </ds:schemaRefs>
-</ds:datastoreItem>
+<file path=customXml/item2.xml><?xml version="1.0" encoding="utf-8"?>
+<?mso-contentType ?>
+<FormTemplates xmlns="http://schemas.microsoft.com/sharepoint/v3/contenttype/forms">
+  <Display>DocumentLibraryForm</Display>
+  <Edit>DocumentLibraryForm</Edit>
+  <New>DocumentLibraryForm</New>
+</FormTemplates>
 </file>
 
-<file path=customXml/itemProps2.xml><?xml version="1.0" encoding="utf-8"?>
-<ds:datastoreItem xmlns:ds="http://schemas.openxmlformats.org/officeDocument/2006/customXml" ds:itemID="{2D686CB8-6245-413C-A355-156513A377FC}">
-  <ds:schemaRefs>
-    <ds:schemaRef ds:uri="http://schemas.microsoft.com/sharepoint/v3/contenttype/forms"/>
-  </ds:schemaRefs>
-</ds:datastoreItem>
+<file path=customXml/item3.xml><?xml version="1.0" encoding="utf-8"?>
+<p:properties xmlns:p="http://schemas.microsoft.com/office/2006/metadata/properties" xmlns:xsi="http://www.w3.org/2001/XMLSchema-instance" xmlns:pc="http://schemas.microsoft.com/office/infopath/2007/PartnerControls">
+  <documentManagement>
+    <_ip_UnifiedCompliancePolicyUIAction xmlns="http://schemas.microsoft.com/sharepoint/v3" xsi:nil="true"/>
+    <Image xmlns="71af3243-3dd4-4a8d-8c0d-dd76da1f02a5">
+      <Url xsi:nil="true"/>
+      <Description xsi:nil="true"/>
+    </Image>
+    <Status xmlns="71af3243-3dd4-4a8d-8c0d-dd76da1f02a5">Not started</Status>
+    <Background xmlns="71af3243-3dd4-4a8d-8c0d-dd76da1f02a5">false</Background>
+    <_ip_UnifiedCompliancePolicyProperties xmlns="http://schemas.microsoft.com/sharepoint/v3" xsi:nil="true"/>
+    <ImageTagsTaxHTField xmlns="71af3243-3dd4-4a8d-8c0d-dd76da1f02a5">
+      <Terms xmlns="http://schemas.microsoft.com/office/infopath/2007/PartnerControls"/>
+    </ImageTagsTaxHTField>
+    <TaxCatchAll xmlns="230e9df3-be65-4c73-a93b-d1236ebd677e" xsi:nil="true"/>
+    <MediaServiceKeyPoints xmlns="71af3243-3dd4-4a8d-8c0d-dd76da1f02a5" xsi:nil="true"/>
+  </documentManagement>
+</p:properties>
 </file>
 
-<file path=customXml/itemProps3.xml><?xml version="1.0" encoding="utf-8"?>
+<file path=customXml/itemProps1.xml><?xml version="1.0" encoding="utf-8"?>
 <ds:datastoreItem xmlns:ds="http://schemas.openxmlformats.org/officeDocument/2006/customXml" ds:itemID="{3B411A11-DDA3-4BC4-B0BC-14026E6D5DF4}">
   <ds:schemaRefs>
     <ds:schemaRef ds:uri="http://schemas.microsoft.com/office/2006/metadata/contentType"/>
@@ -7685,4 +7561,24 @@
     <ds:schemaRef ds:uri="http://schemas.microsoft.com/internal/obd"/>
   </ds:schemaRefs>
 </ds:datastoreItem>
+</file>
+
+<file path=customXml/itemProps2.xml><?xml version="1.0" encoding="utf-8"?>
+<ds:datastoreItem xmlns:ds="http://schemas.openxmlformats.org/officeDocument/2006/customXml" ds:itemID="{2D686CB8-6245-413C-A355-156513A377FC}">
+  <ds:schemaRefs>
+    <ds:schemaRef ds:uri="http://schemas.microsoft.com/sharepoint/v3/contenttype/forms"/>
+  </ds:schemaRefs>
+</ds:datastoreItem>
+</file>
+
+<file path=customXml/itemProps3.xml><?xml version="1.0" encoding="utf-8"?>
+<ds:datastoreItem xmlns:ds="http://schemas.openxmlformats.org/officeDocument/2006/customXml" ds:itemID="{C7DCE20C-610A-4626-841D-1F10857B445E}">
+  <ds:schemaRefs>
+    <ds:schemaRef ds:uri="http://schemas.microsoft.com/office/2006/metadata/properties"/>
+    <ds:schemaRef ds:uri="http://schemas.microsoft.com/office/infopath/2007/PartnerControls"/>
+    <ds:schemaRef ds:uri="http://schemas.microsoft.com/sharepoint/v3"/>
+    <ds:schemaRef ds:uri="71af3243-3dd4-4a8d-8c0d-dd76da1f02a5"/>
+    <ds:schemaRef ds:uri="230e9df3-be65-4c73-a93b-d1236ebd677e"/>
+  </ds:schemaRefs>
+</ds:datastoreItem>
 </file>